--- a/courseware/LG-WSQ - CompTIA Certified Data+ Training.docx
+++ b/courseware/LG-WSQ - CompTIA Certified Data+ Training.docx
@@ -610,7 +610,7 @@
         </w:rPr>
         <w:t>Lab 5 — Build Parsing Patterns in RegexLab and Apply Them</w:t>
         <w:tab/>
-        <w:t>14</w:t>
+        <w:t>13</w:t>
       </w:r>
     </w:p>
     <w:p>
@@ -630,7 +630,7 @@
         </w:rPr>
         <w:t>Lab 6 — Derive Structured Fields from Raw Address Data (IP Calculator)</w:t>
         <w:tab/>
-        <w:t>16</w:t>
+        <w:t>15</w:t>
       </w:r>
     </w:p>
     <w:p>
@@ -748,7 +748,7 @@
         </w:rPr>
         <w:t>Domain 04 — Visualization and Reporting  (20% of the exam)</w:t>
         <w:tab/>
-        <w:t>26</w:t>
+        <w:t>27</w:t>
       </w:r>
     </w:p>
     <w:p>
@@ -807,7 +807,7 @@
         </w:rPr>
         <w:t>Domain 05 — Data Governance, Quality and Controls  (14% of the exam)</w:t>
         <w:tab/>
-        <w:t>33</w:t>
+        <w:t>34</w:t>
       </w:r>
     </w:p>
     <w:p>
@@ -827,7 +827,7 @@
         </w:rPr>
         <w:t>Lab 13 — Classify, Mask and De-Identify a Dataset (PDPA/GDPR)</w:t>
         <w:tab/>
-        <w:t>33</w:t>
+        <w:t>34</w:t>
       </w:r>
     </w:p>
     <w:p>
@@ -847,7 +847,7 @@
         </w:rPr>
         <w:t>Lab 14 — Assess Data-Leakage Risk and Set Access Controls</w:t>
         <w:tab/>
-        <w:t>35</w:t>
+        <w:t>36</w:t>
       </w:r>
     </w:p>
     <w:p>
@@ -867,7 +867,7 @@
         </w:rPr>
         <w:t>Lab 15 — Automated Quality Assurance: Profile, Rule, Monitor</w:t>
         <w:tab/>
-        <w:t>36</w:t>
+        <w:t>37</w:t>
       </w:r>
     </w:p>
     <w:p>
@@ -886,7 +886,7 @@
         </w:rPr>
         <w:t>Exam Focus — Cross-Cutting Topics</w:t>
         <w:tab/>
-        <w:t>39</w:t>
+        <w:t>40</w:t>
       </w:r>
     </w:p>
     <w:p>
@@ -905,7 +905,7 @@
         </w:rPr>
         <w:t>Exam Preparation</w:t>
         <w:tab/>
-        <w:t>41</w:t>
+        <w:t>42</w:t>
       </w:r>
     </w:p>
     <w:p>
@@ -924,7 +924,7 @@
         </w:rPr>
         <w:t>Glossary</w:t>
         <w:tab/>
-        <w:t>41</w:t>
+        <w:t>42</w:t>
       </w:r>
     </w:p>
     <w:p>
@@ -1363,7 +1363,7 @@
         <w:pStyle w:val="ListNumber"/>
       </w:pPr>
       <w:r>
-        <w:t>Open the Killercoda Ubuntu playground in your browser and confirm SQLite is available.</w:t>
+        <w:t>Create the working folder and download this lab's dataset. The files also ship in the course repo under labs/lab-01-build-a-relational-schema-and-prove-referential-inte/data/ — download them from GitHub or copy them from the folder you cloned.</w:t>
       </w:r>
     </w:p>
     <w:p>
@@ -1373,7 +1373,7 @@
           <w:color w:val="0B3060"/>
           <w:sz w:val="19"/>
         </w:rPr>
-        <w:t>sqlite3 --version</w:t>
+        <w:t>mkdir -p ~/dataplus/lab1 &amp;&amp; cd ~/dataplus/lab1 &amp;&amp; BASE=https://raw.githubusercontent.com/tertiarycourses/TGS-2024049212-CompTIA-Certified-Data-Training/main/labs/lab-01-build-a-relational-schema-and-prove-referential-inte/data &amp;&amp; for f in customers.csv products.csv orders.csv; do curl -fsSO $BASE/$f || echo FAILED $f; done &amp;&amp; ls -l</w:t>
       </w:r>
     </w:p>
     <w:p>
@@ -1381,7 +1381,7 @@
         <w:pStyle w:val="ListNumber"/>
       </w:pPr>
       <w:r>
-        <w:t>Create the lab folder and open a new database file.</w:t>
+        <w:t>Turn foreign-key enforcement ON — SQLite leaves it off by default, which is the single most common cause of orphaned rows.</w:t>
       </w:r>
     </w:p>
     <w:p>
@@ -1391,7 +1391,7 @@
           <w:color w:val="0B3060"/>
           <w:sz w:val="19"/>
         </w:rPr>
-        <w:t>mkdir -p ~/dataplus/lab1 &amp;&amp; cd ~/dataplus/lab1 &amp;&amp; sqlite3 sales.db</w:t>
+        <w:t>PRAGMA foreign_keys = ON;</w:t>
       </w:r>
     </w:p>
     <w:p>
@@ -1399,7 +1399,7 @@
         <w:pStyle w:val="ListNumber"/>
       </w:pPr>
       <w:r>
-        <w:t>Turn foreign-key enforcement ON — SQLite leaves it off by default, which is the single most common cause of orphaned rows.</w:t>
+        <w:t>Create the customers table with a primary key and typed columns (INTEGER, TEXT, DATE).</w:t>
       </w:r>
     </w:p>
     <w:p>
@@ -1409,7 +1409,7 @@
           <w:color w:val="0B3060"/>
           <w:sz w:val="19"/>
         </w:rPr>
-        <w:t>PRAGMA foreign_keys = ON;</w:t>
+        <w:t>CREATE TABLE customers (customer_id INTEGER PRIMARY KEY, first_name TEXT NOT NULL, last_name TEXT NOT NULL, email TEXT UNIQUE, joined DATE);</w:t>
       </w:r>
     </w:p>
     <w:p>
@@ -1417,7 +1417,7 @@
         <w:pStyle w:val="ListNumber"/>
       </w:pPr>
       <w:r>
-        <w:t>Create the customers table with a primary key and typed columns (INTEGER, TEXT, DATE).</w:t>
+        <w:t>Create the products table — note REAL for currency and the CHECK constraint enforcing domain integrity.</w:t>
       </w:r>
     </w:p>
     <w:p>
@@ -1427,7 +1427,7 @@
           <w:color w:val="0B3060"/>
           <w:sz w:val="19"/>
         </w:rPr>
-        <w:t>CREATE TABLE customers (customer_id INTEGER PRIMARY KEY, first_name TEXT NOT NULL, last_name TEXT NOT NULL, email TEXT UNIQUE, joined DATE);</w:t>
+        <w:t>CREATE TABLE products (product_id INTEGER PRIMARY KEY, name TEXT NOT NULL, unit_price REAL CHECK (unit_price &gt;= 0));</w:t>
       </w:r>
     </w:p>
     <w:p>
@@ -1435,7 +1435,7 @@
         <w:pStyle w:val="ListNumber"/>
       </w:pPr>
       <w:r>
-        <w:t>Create the products table — note REAL for currency and the CHECK constraint enforcing domain integrity.</w:t>
+        <w:t>Create the orders fact table carrying TWO foreign keys with ON DELETE CASCADE.</w:t>
       </w:r>
     </w:p>
     <w:p>
@@ -1445,7 +1445,7 @@
           <w:color w:val="0B3060"/>
           <w:sz w:val="19"/>
         </w:rPr>
-        <w:t>CREATE TABLE products (product_id INTEGER PRIMARY KEY, name TEXT NOT NULL, unit_price REAL CHECK (unit_price &gt;= 0));</w:t>
+        <w:t>CREATE TABLE orders (order_id INTEGER PRIMARY KEY, customer_id INTEGER REFERENCES customers(customer_id) ON DELETE CASCADE, product_id INTEGER REFERENCES products(product_id), qty INTEGER NOT NULL, order_date DATE);</w:t>
       </w:r>
     </w:p>
     <w:p>
@@ -1453,7 +1453,7 @@
         <w:pStyle w:val="ListNumber"/>
       </w:pPr>
       <w:r>
-        <w:t>Create the orders fact table carrying TWO foreign keys with ON DELETE CASCADE.</w:t>
+        <w:t>Import the three CSV extracts into the tables you just created.</w:t>
       </w:r>
     </w:p>
     <w:p>
@@ -1463,7 +1463,7 @@
           <w:color w:val="0B3060"/>
           <w:sz w:val="19"/>
         </w:rPr>
-        <w:t>CREATE TABLE orders (order_id INTEGER PRIMARY KEY, customer_id INTEGER REFERENCES customers(customer_id) ON DELETE CASCADE, product_id INTEGER REFERENCES products(product_id), qty INTEGER NOT NULL, order_date DATE);</w:t>
+        <w:t>sqlite3 sales.db ".mode csv" ".import --skip 1 customers.csv customers" ".import --skip 1 products.csv products" ".import --skip 1 orders.csv orders" "SELECT COUNT(*) FROM customers; SELECT COUNT(*) FROM products; SELECT COUNT(*) FROM orders;"</w:t>
       </w:r>
     </w:p>
     <w:p>
@@ -1471,7 +1471,7 @@
         <w:pStyle w:val="ListNumber"/>
       </w:pPr>
       <w:r>
-        <w:t>Insert reference data into the two dimension tables.</w:t>
+        <w:t>Insert the product rows.</w:t>
       </w:r>
     </w:p>
     <w:p>
@@ -1481,7 +1481,7 @@
           <w:color w:val="0B3060"/>
           <w:sz w:val="19"/>
         </w:rPr>
-        <w:t>INSERT INTO customers VALUES (1,'Mei','Tan','mei.tan@example.sg','2025-01-14'),(2,'Ravi','Kumar','ravi.k@example.sg','2025-02-03');</w:t>
+        <w:t>INSERT INTO products VALUES (10,'Wireless Mouse',24.90),(11,'USB-C Hub',59.00);</w:t>
       </w:r>
     </w:p>
     <w:p>
@@ -1489,7 +1489,7 @@
         <w:pStyle w:val="ListNumber"/>
       </w:pPr>
       <w:r>
-        <w:t>Insert the product rows.</w:t>
+        <w:t>Insert valid orders that respect both foreign keys.</w:t>
       </w:r>
     </w:p>
     <w:p>
@@ -1499,7 +1499,7 @@
           <w:color w:val="0B3060"/>
           <w:sz w:val="19"/>
         </w:rPr>
-        <w:t>INSERT INTO products VALUES (10,'Wireless Mouse',24.90),(11,'USB-C Hub',59.00);</w:t>
+        <w:t>INSERT INTO orders VALUES (100,1,10,2,'2025-03-01'),(101,2,11,1,'2025-03-02');</w:t>
       </w:r>
     </w:p>
     <w:p>
@@ -1507,7 +1507,7 @@
         <w:pStyle w:val="ListNumber"/>
       </w:pPr>
       <w:r>
-        <w:t>Insert valid orders that respect both foreign keys.</w:t>
+        <w:t>ATTACK 1 — try to insert an order for a customer who does not exist. This MUST be rejected.</w:t>
       </w:r>
     </w:p>
     <w:p>
@@ -1517,7 +1517,7 @@
           <w:color w:val="0B3060"/>
           <w:sz w:val="19"/>
         </w:rPr>
-        <w:t>INSERT INTO orders VALUES (100,1,10,2,'2025-03-01'),(101,2,11,1,'2025-03-02');</w:t>
+        <w:t>INSERT INTO orders VALUES (102,999,10,1,'2025-03-03');</w:t>
       </w:r>
     </w:p>
     <w:p>
@@ -1525,7 +1525,7 @@
         <w:pStyle w:val="ListNumber"/>
       </w:pPr>
       <w:r>
-        <w:t>ATTACK 1 — try to insert an order for a customer who does not exist. This MUST be rejected.</w:t>
+        <w:t>ATTACK 2 — delete customer 1 and watch the cascade remove their orders, leaving nothing orphaned.</w:t>
       </w:r>
     </w:p>
     <w:p>
@@ -1535,7 +1535,7 @@
           <w:color w:val="0B3060"/>
           <w:sz w:val="19"/>
         </w:rPr>
-        <w:t>INSERT INTO orders VALUES (102,999,10,1,'2025-03-03');</w:t>
+        <w:t>DELETE FROM customers WHERE customer_id = 1; SELECT * FROM orders;</w:t>
       </w:r>
     </w:p>
     <w:p>
@@ -1543,7 +1543,7 @@
         <w:pStyle w:val="ListNumber"/>
       </w:pPr>
       <w:r>
-        <w:t>ATTACK 2 — delete customer 1 and watch the cascade remove their orders, leaving nothing orphaned.</w:t>
+        <w:t>Run a join across all three tables to confirm the schema answers a real business question.</w:t>
       </w:r>
     </w:p>
     <w:p>
@@ -1553,7 +1553,128 @@
           <w:color w:val="0B3060"/>
           <w:sz w:val="19"/>
         </w:rPr>
-        <w:t>DELETE FROM customers WHERE customer_id = 1; SELECT * FROM orders;</w:t>
+        <w:t>SELECT c.first_name, p.name, o.qty, o.qty*p.unit_price AS line_total FROM orders o JOIN customers c ON c.customer_id=o.customer_id JOIN products p ON p.product_id=o.product_id;</w:t>
+      </w:r>
+    </w:p>
+    <w:p>
+      <w:r>
+        <w:rPr>
+          <w:b/>
+          <w:color w:val="1F6FEB"/>
+          <w:sz w:val="22"/>
+        </w:rPr>
+        <w:t>Test it — the expected result</w:t>
+      </w:r>
+    </w:p>
+    <w:p>
+      <w:r>
+        <w:t>The three tables import 40 customers, 10 products and 120 orders. Attack 1 fails with 'FOREIGN KEY constraint failed'. Attack 2 deletes customer 1 AND cascades to their 2 orders, so the order count drops from 120 to 118. The final join returns 118 priced order lines.</w:t>
+      </w:r>
+    </w:p>
+    <w:p>
+      <w:r>
+        <w:rPr>
+          <w:b/>
+          <w:color w:val="1F6FEB"/>
+          <w:sz w:val="22"/>
+        </w:rPr>
+        <w:t>If it doesn't work</w:t>
+      </w:r>
+    </w:p>
+    <w:p>
+      <w:pPr>
+        <w:pStyle w:val="ListBullet"/>
+      </w:pPr>
+      <w:r>
+        <w:t>The CSV contains '404: Not Found' — curl wrote the error page into the file. Confirm the BASE URL, re-run with -fsSO so curl fails loudly, or copy the files from the repo folder you cloned.</w:t>
+      </w:r>
+    </w:p>
+    <w:p>
+      <w:pPr>
+        <w:pStyle w:val="ListBullet"/>
+      </w:pPr>
+      <w:r>
+        <w:t>The orphan insert SUCCEEDED — You forgot PRAGMA foreign_keys = ON. It resets on every new connection — re-run it after reopening sqlite3.</w:t>
+      </w:r>
+    </w:p>
+    <w:p>
+      <w:pPr>
+        <w:pStyle w:val="ListBullet"/>
+      </w:pPr>
+      <w:r>
+        <w:t>'no such table' error — You are in a different database file. Run .databases inside sqlite3 to confirm you opened sales.db.</w:t>
+      </w:r>
+    </w:p>
+    <w:p>
+      <w:pPr>
+        <w:pStyle w:val="ListBullet"/>
+      </w:pPr>
+      <w:r>
+        <w:t>The cascade did not fire — ON DELETE CASCADE only works with foreign keys enforced. Re-check the PRAGMA, then re-create the orders table.</w:t>
+      </w:r>
+    </w:p>
+    <w:p>
+      <w:r>
+        <w:rPr>
+          <w:b/>
+          <w:color w:val="1F6FEB"/>
+        </w:rPr>
+        <w:t xml:space="preserve">Note: </w:t>
+      </w:r>
+      <w:r>
+        <w:rPr>
+          <w:sz w:val="20"/>
+        </w:rPr>
+        <w:t>The same procedure, with the copy-paste commands, is in labs/lab-01/README.md in the course repository.</w:t>
+      </w:r>
+    </w:p>
+    <w:p/>
+    <w:p>
+      <w:pPr>
+        <w:pStyle w:val="Heading2"/>
+      </w:pPr>
+      <w:r>
+        <w:t>Lab 2 — Compare Structured, Semi-Structured and Unstructured Data</w:t>
+      </w:r>
+    </w:p>
+    <w:p>
+      <w:r>
+        <w:t>Exam objective: Explain data concepts: data structures, file extensions and data types; identify data sources (Domain 1); LO1 / K4.</w:t>
+      </w:r>
+    </w:p>
+    <w:p>
+      <w:r>
+        <w:t>Where you run it: https://killercoda.com/playgrounds/scenario/ubuntu</w:t>
+      </w:r>
+    </w:p>
+    <w:p>
+      <w:r>
+        <w:t>Goal: You create the same customer record three ways — as a CSV row, as a JSON document and as free text — then measure how much work each format takes to query. This is the exam's structured vs semi-structured vs unstructured distinction, made concrete.</w:t>
+      </w:r>
+    </w:p>
+    <w:p>
+      <w:r>
+        <w:rPr>
+          <w:b/>
+          <w:color w:val="1F6FEB"/>
+          <w:sz w:val="22"/>
+        </w:rPr>
+        <w:t>What you'll build</w:t>
+      </w:r>
+    </w:p>
+    <w:p>
+      <w:r>
+        <w:t>Three files (customers.csv, customers.json, notes.txt) plus a Python script that queries each and reports the effort required.   (Tools: Killercoda Ubuntu, Python 3, csv and json modules.)</w:t>
+      </w:r>
+    </w:p>
+    <w:p>
+      <w:r>
+        <w:rPr>
+          <w:b/>
+          <w:color w:val="1F6FEB"/>
+          <w:sz w:val="22"/>
+        </w:rPr>
+        <w:t>Step-by-step</w:t>
       </w:r>
     </w:p>
     <w:p>
@@ -1561,7 +1682,7 @@
         <w:pStyle w:val="ListNumber"/>
       </w:pPr>
       <w:r>
-        <w:t>Run a join across all three tables to confirm the schema answers a real business question.</w:t>
+        <w:t>Create the working folder and download this lab's dataset. The files also ship in the course repo under labs/lab-02-compare-structured-semi-structured-and-unstructured/data/ — download them from GitHub or copy them from the folder you cloned.</w:t>
       </w:r>
     </w:p>
     <w:p>
@@ -1571,7 +1692,79 @@
           <w:color w:val="0B3060"/>
           <w:sz w:val="19"/>
         </w:rPr>
-        <w:t>SELECT c.first_name, p.name, o.qty, o.qty*p.unit_price AS line_total FROM orders o JOIN customers c ON c.customer_id=o.customer_id JOIN products p ON p.product_id=o.product_id;</w:t>
+        <w:t>mkdir -p ~/dataplus/lab2 &amp;&amp; cd ~/dataplus/lab2 &amp;&amp; BASE=https://raw.githubusercontent.com/tertiarycourses/TGS-2024049212-CompTIA-Certified-Data-Training/main/labs/lab-02-compare-structured-semi-structured-and-unstructured/data &amp;&amp; for f in customers.csv customers.json notes.txt; do curl -fsSO $BASE/$f || echo FAILED $f; done &amp;&amp; ls -l</w:t>
+      </w:r>
+    </w:p>
+    <w:p>
+      <w:pPr>
+        <w:pStyle w:val="ListNumber"/>
+      </w:pPr>
+      <w:r>
+        <w:t>Query the CSV — three lines of code, because the structure is guaranteed.</w:t>
+      </w:r>
+    </w:p>
+    <w:p>
+      <w:r>
+        <w:rPr>
+          <w:rFonts w:ascii="Consolas" w:hAnsi="Consolas"/>
+          <w:color w:val="0B3060"/>
+          <w:sz w:val="19"/>
+        </w:rPr>
+        <w:t>python3 -c "import csv;print(sum(float(r['spend']) for r in csv.DictReader(open('customers.csv'))))"</w:t>
+      </w:r>
+    </w:p>
+    <w:p>
+      <w:pPr>
+        <w:pStyle w:val="ListNumber"/>
+      </w:pPr>
+      <w:r>
+        <w:t>Query the JSON — still easy, and it carries the extra 'tags' field the CSV could not hold.</w:t>
+      </w:r>
+    </w:p>
+    <w:p>
+      <w:r>
+        <w:rPr>
+          <w:rFonts w:ascii="Consolas" w:hAnsi="Consolas"/>
+          <w:color w:val="0B3060"/>
+          <w:sz w:val="19"/>
+        </w:rPr>
+        <w:t>python3 -c "import json;d=json.load(open('customers.json'));print(sum(r['spend'] for r in d));print(d[0].get('tags'))"</w:t>
+      </w:r>
+    </w:p>
+    <w:p>
+      <w:pPr>
+        <w:pStyle w:val="ListNumber"/>
+      </w:pPr>
+      <w:r>
+        <w:t>Try to query the unstructured text — you need a regular expression, and it is fragile.</w:t>
+      </w:r>
+    </w:p>
+    <w:p>
+      <w:r>
+        <w:rPr>
+          <w:rFonts w:ascii="Consolas" w:hAnsi="Consolas"/>
+          <w:color w:val="0B3060"/>
+          <w:sz w:val="19"/>
+        </w:rPr>
+        <w:t>python3 -c "import re;t=open('notes.txt').read();print(re.findall(r'[$]?([0-9]+(?:[.][0-9]{2})?)\s*(?:dollars)?',t))"</w:t>
+      </w:r>
+    </w:p>
+    <w:p>
+      <w:pPr>
+        <w:pStyle w:val="ListNumber"/>
+      </w:pPr>
+      <w:r>
+        <w:t>Compare the file sizes and record what each format cost you in query effort.</w:t>
+      </w:r>
+    </w:p>
+    <w:p>
+      <w:r>
+        <w:rPr>
+          <w:rFonts w:ascii="Consolas" w:hAnsi="Consolas"/>
+          <w:color w:val="0B3060"/>
+          <w:sz w:val="19"/>
+        </w:rPr>
+        <w:t>ls -l customers.csv customers.json notes.txt</w:t>
       </w:r>
     </w:p>
     <w:p>
@@ -1586,7 +1779,7 @@
     </w:p>
     <w:p>
       <w:r>
-        <w:t>Attack 1 fails with 'FOREIGN KEY constraint failed' and attack 2 removes order 100 automatically. The final join returns one row (Ravi · USB-C Hub · 1 · 59.0).</w:t>
+        <w:t>The CSV and the JSON both total 2293.17 across 12 customers. The JSON also returns ['vip','repeat'] for the first record — a field the flat CSV cannot represent at all. The regex over notes.txt returns extra noise, proving unstructured text needs parsing before it can be analysed.</w:t>
       </w:r>
     </w:p>
     <w:p>
@@ -1604,7 +1797,7 @@
         <w:pStyle w:val="ListBullet"/>
       </w:pPr>
       <w:r>
-        <w:t>The orphan insert SUCCEEDED — You forgot PRAGMA foreign_keys = ON. It resets on every new connection — re-run it after reopening sqlite3.</w:t>
+        <w:t>The CSV contains '404: Not Found' — curl wrote the error page into the file. Confirm the BASE URL, re-run with -fsSO so curl fails loudly, or copy the files from the repo folder you cloned.</w:t>
       </w:r>
     </w:p>
     <w:p>
@@ -1612,7 +1805,7 @@
         <w:pStyle w:val="ListBullet"/>
       </w:pPr>
       <w:r>
-        <w:t>'no such table' error — You are in a different database file. Run .databases inside sqlite3 to confirm you opened sales.db.</w:t>
+        <w:t>JSONDecodeError — The shell ate a quote. Re-run the printf line exactly, or use nano customers.json and paste the JSON in.</w:t>
       </w:r>
     </w:p>
     <w:p>
@@ -1620,7 +1813,15 @@
         <w:pStyle w:val="ListBullet"/>
       </w:pPr>
       <w:r>
-        <w:t>The cascade did not fire — ON DELETE CASCADE only works with foreign keys enforced. Re-check the PRAGMA, then re-create the orders table.</w:t>
+        <w:t>The regex returns '240.50' and '89' plus junk — That is the expected lesson — unstructured text has no guarantees. Tighten the pattern in RegexLab.</w:t>
+      </w:r>
+    </w:p>
+    <w:p>
+      <w:pPr>
+        <w:pStyle w:val="ListBullet"/>
+      </w:pPr>
+      <w:r>
+        <w:t>KeyError: 'spend' — Your CSV header row is missing or misspelled. Run head -1 customers.csv to check it.</w:t>
       </w:r>
     </w:p>
     <w:p>
@@ -1635,7 +1836,7 @@
         <w:rPr>
           <w:sz w:val="20"/>
         </w:rPr>
-        <w:t>The same procedure, with the copy-paste commands, is in labs/lab-01/README.md in the course repository.</w:t>
+        <w:t>The same procedure, with the copy-paste commands, is in labs/lab-02/README.md in the course repository.</w:t>
       </w:r>
     </w:p>
     <w:p/>
@@ -1644,22 +1845,22 @@
         <w:pStyle w:val="Heading2"/>
       </w:pPr>
       <w:r>
-        <w:t>Lab 2 — Compare Structured, Semi-Structured and Unstructured Data</w:t>
-      </w:r>
-    </w:p>
-    <w:p>
-      <w:r>
-        <w:t>Exam objective: Explain data concepts: data structures, file extensions and data types; identify data sources (Domain 1); LO1 / K4.</w:t>
-      </w:r>
-    </w:p>
-    <w:p>
-      <w:r>
-        <w:t>Where you run it: https://killercoda.com/playgrounds/scenario/ubuntu</w:t>
-      </w:r>
-    </w:p>
-    <w:p>
-      <w:r>
-        <w:t>Goal: You create the same customer record three ways — as a CSV row, as a JSON document and as free text — then measure how much work each format takes to query. This is the exam's structured vs semi-structured vs unstructured distinction, made concrete.</w:t>
+        <w:t>Lab 3 — Profile Machine/Log Data as a Data Source (PCAP Analyzer)</w:t>
+      </w:r>
+    </w:p>
+    <w:p>
+      <w:r>
+        <w:t>Exam objective: Identify data sources: logs, machine data and repositories; recognise infrastructure concepts (Domain 1); LO1 / A1.</w:t>
+      </w:r>
+    </w:p>
+    <w:p>
+      <w:r>
+        <w:t>Where you run it: https://alfredang.github.io/pcapanalyzer/</w:t>
+      </w:r>
+    </w:p>
+    <w:p>
+      <w:r>
+        <w:t>Goal: Machine-generated data is one of the exam's named data sources, and it never arrives analysis-ready. You load a packet capture into the browser-based PCAP Analyzer, read the statistics it derives, and translate what you see into the data-analyst vocabulary of records, fields, dimensions and measures.</w:t>
       </w:r>
     </w:p>
     <w:p>
@@ -1674,7 +1875,7 @@
     </w:p>
     <w:p>
       <w:r>
-        <w:t>Three files (customers.csv, customers.json, notes.txt) plus a Python script that queries each and reports the effort required.   (Tools: Killercoda Ubuntu, Python 3, csv and json modules.)</w:t>
+        <w:t>A completed data-source profile of a machine-data feed: record count, field inventory, dimensions vs measures, and three analytical questions it can answer.   (Tools: PCAP Analyzer (https://alfredang.github.io/pcapanalyzer/), any .pcap/.pcapng sample.)</w:t>
       </w:r>
     </w:p>
     <w:p>
@@ -1692,7 +1893,15 @@
         <w:pStyle w:val="ListNumber"/>
       </w:pPr>
       <w:r>
-        <w:t>Create the lab folder.</w:t>
+        <w:t>Open the PCAP Analyzer in your browser. Everything is parsed locally — nothing is uploaded.</w:t>
+      </w:r>
+    </w:p>
+    <w:p>
+      <w:pPr>
+        <w:pStyle w:val="ListNumber"/>
+      </w:pPr>
+      <w:r>
+        <w:t>Generate a small capture on Killercoda if you do not have one, then download it to your machine.</w:t>
       </w:r>
     </w:p>
     <w:p>
@@ -1702,7 +1911,7 @@
           <w:color w:val="0B3060"/>
           <w:sz w:val="19"/>
         </w:rPr>
-        <w:t>mkdir -p ~/dataplus/lab2 &amp;&amp; cd ~/dataplus/lab2</w:t>
+        <w:t>sudo tcpdump -i any -c 200 -w ~/sample.pcap 2&gt;/dev/null || echo 'use the sample capture supplied by your trainer'</w:t>
       </w:r>
     </w:p>
     <w:p>
@@ -1710,7 +1919,247 @@
         <w:pStyle w:val="ListNumber"/>
       </w:pPr>
       <w:r>
-        <w:t>Write the STRUCTURED version — a delimited CSV with a fixed header and one record per line.</w:t>
+        <w:t>Drag the .pcap file onto the drop zone and wait for the four summary statistics to appear.</w:t>
+      </w:r>
+    </w:p>
+    <w:p>
+      <w:pPr>
+        <w:pStyle w:val="ListNumber"/>
+      </w:pPr>
+      <w:r>
+        <w:t>Record the four derived MEASURES: packet count, total bytes, capture duration and average packet size.</w:t>
+      </w:r>
+    </w:p>
+    <w:p>
+      <w:pPr>
+        <w:pStyle w:val="ListNumber"/>
+      </w:pPr>
+      <w:r>
+        <w:t>Open the Protocol Distribution panel — this is a categorical frequency table, exactly like a GROUP BY.</w:t>
+      </w:r>
+    </w:p>
+    <w:p>
+      <w:pPr>
+        <w:pStyle w:val="ListNumber"/>
+      </w:pPr>
+      <w:r>
+        <w:t>Open Top Talkers and Top Conversations — these are aggregations over a source/destination DIMENSION.</w:t>
+      </w:r>
+    </w:p>
+    <w:p>
+      <w:pPr>
+        <w:pStyle w:val="ListNumber"/>
+      </w:pPr>
+      <w:r>
+        <w:t>Click any single packet to inspect its fields, and list which are dimensions (IP, protocol) and which are measures (length).</w:t>
+      </w:r>
+    </w:p>
+    <w:p>
+      <w:pPr>
+        <w:pStyle w:val="ListNumber"/>
+      </w:pPr>
+      <w:r>
+        <w:t>Write down three business questions this feed could answer, and one it cannot — noting what extra data you would need.</w:t>
+      </w:r>
+    </w:p>
+    <w:p>
+      <w:r>
+        <w:rPr>
+          <w:b/>
+          <w:color w:val="1F6FEB"/>
+          <w:sz w:val="22"/>
+        </w:rPr>
+        <w:t>Test it — the expected result</w:t>
+      </w:r>
+    </w:p>
+    <w:p>
+      <w:r>
+        <w:t>You can state the record count and average packet size, classify at least five fields as dimension or measure, and explain why Protocol Distribution is a frequency table rather than a raw record list.</w:t>
+      </w:r>
+    </w:p>
+    <w:p>
+      <w:r>
+        <w:rPr>
+          <w:b/>
+          <w:color w:val="1F6FEB"/>
+          <w:sz w:val="22"/>
+        </w:rPr>
+        <w:t>If it doesn't work</w:t>
+      </w:r>
+    </w:p>
+    <w:p>
+      <w:pPr>
+        <w:pStyle w:val="ListBullet"/>
+      </w:pPr>
+      <w:r>
+        <w:t>The file will not load — The analyser accepts .pcap and .pcapng only. Confirm the extension, and that the file is not zero bytes (ls -l).</w:t>
+      </w:r>
+    </w:p>
+    <w:p>
+      <w:pPr>
+        <w:pStyle w:val="ListBullet"/>
+      </w:pPr>
+      <w:r>
+        <w:t>tcpdump: permission denied — Prefix with sudo on Killercoda. If it is still blocked, use the sample capture your trainer provides.</w:t>
+      </w:r>
+    </w:p>
+    <w:p>
+      <w:pPr>
+        <w:pStyle w:val="ListBullet"/>
+      </w:pPr>
+      <w:r>
+        <w:t>The statistics look empty — A capture with zero packets produces zero rows. Re-capture with a larger -c value while browsing in another tab.</w:t>
+      </w:r>
+    </w:p>
+    <w:p>
+      <w:r>
+        <w:rPr>
+          <w:b/>
+          <w:color w:val="1F6FEB"/>
+        </w:rPr>
+        <w:t xml:space="preserve">Note: </w:t>
+      </w:r>
+      <w:r>
+        <w:rPr>
+          <w:sz w:val="20"/>
+        </w:rPr>
+        <w:t>The same procedure, with the copy-paste commands, is in labs/lab-03/README.md in the course repository.</w:t>
+      </w:r>
+    </w:p>
+    <w:p/>
+    <w:p>
+      <w:pPr>
+        <w:pStyle w:val="Heading1"/>
+      </w:pPr>
+      <w:r>
+        <w:t>Domain 02 — Data Acquisition and Preparation  (22% of the exam)</w:t>
+      </w:r>
+    </w:p>
+    <w:p>
+      <w:r>
+        <w:t>Data integration · queries · exploration · missing values · duplication · outliers · cleansing · parsing · formatting</w:t>
+      </w:r>
+    </w:p>
+    <w:p>
+      <w:r>
+        <w:rPr>
+          <w:b/>
+          <w:color w:val="1F6FEB"/>
+          <w:sz w:val="22"/>
+        </w:rPr>
+        <w:t>Key concepts</w:t>
+      </w:r>
+    </w:p>
+    <w:p>
+      <w:pPr>
+        <w:pStyle w:val="ListBullet"/>
+      </w:pPr>
+      <w:r>
+        <w:t>ETL transforms data before it lands in the warehouse; ELT loads it raw into a lake and transforms it later, on demand.</w:t>
+      </w:r>
+    </w:p>
+    <w:p>
+      <w:pPr>
+        <w:pStyle w:val="ListBullet"/>
+      </w:pPr>
+      <w:r>
+        <w:t>Data can be acquired from databases, APIs, web scraping, machine and log data, public repositories, surveys and sampling.</w:t>
+      </w:r>
+    </w:p>
+    <w:p>
+      <w:pPr>
+        <w:pStyle w:val="ListBullet"/>
+      </w:pPr>
+      <w:r>
+        <w:t>Data profiling is the disciplined first pass: identify the source, the field names and types, the keys, and what the data actually contains.</w:t>
+      </w:r>
+    </w:p>
+    <w:p>
+      <w:pPr>
+        <w:pStyle w:val="ListBullet"/>
+      </w:pPr>
+      <w:r>
+        <w:t>The four recurring data-quality defects are missing values (NULL), duplicated or redundant records, invalid values, and outliers.</w:t>
+      </w:r>
+    </w:p>
+    <w:p>
+      <w:pPr>
+        <w:pStyle w:val="ListBullet"/>
+      </w:pPr>
+      <w:r>
+        <w:t>Cleansing techniques include filtering or imputing NULLs, deduplication, trimming invisible characters, and correcting data types.</w:t>
+      </w:r>
+    </w:p>
+    <w:p>
+      <w:pPr>
+        <w:pStyle w:val="ListBullet"/>
+      </w:pPr>
+      <w:r>
+        <w:t>Data manipulation covers recoding, derived variables, imputation, aggregation, transposing, appending, merging and parsing.</w:t>
+      </w:r>
+    </w:p>
+    <w:p>
+      <w:pPr>
+        <w:pStyle w:val="ListBullet"/>
+      </w:pPr>
+      <w:r>
+        <w:t>SQL joins (inner, left, right, full), filters, subqueries, indexes and execution plans are how analysts combine and optimise datasets.</w:t>
+      </w:r>
+    </w:p>
+    <w:p>
+      <w:pPr>
+        <w:pStyle w:val="Heading2"/>
+      </w:pPr>
+      <w:r>
+        <w:t>Lab 4 — Explore a Dirty Dataset: Missing Values, Duplicates and Outliers</w:t>
+      </w:r>
+    </w:p>
+    <w:p>
+      <w:r>
+        <w:t>Exam objective: Perform data exploration: find missing values, duplication, redundancy or outliers (Domain 2); LO2 / K1 / A2.</w:t>
+      </w:r>
+    </w:p>
+    <w:p>
+      <w:r>
+        <w:t>Where you run it: https://killercoda.com/playgrounds/scenario/ubuntu</w:t>
+      </w:r>
+    </w:p>
+    <w:p>
+      <w:r>
+        <w:t>Goal: You are handed a deliberately dirty sales extract and must profile it before trusting a single number. You quantify every defect class the exam names — nulls, duplicates, redundancy and outliers — and produce a data-quality report that says how bad the data is BEFORE you clean it.</w:t>
+      </w:r>
+    </w:p>
+    <w:p>
+      <w:r>
+        <w:rPr>
+          <w:b/>
+          <w:color w:val="1F6FEB"/>
+          <w:sz w:val="22"/>
+        </w:rPr>
+        <w:t>What you'll build</w:t>
+      </w:r>
+    </w:p>
+    <w:p>
+      <w:r>
+        <w:t>A data-quality profile report quantifying null counts per column, duplicate rows, and outliers detected by z-score.   (Tools: Killercoda Ubuntu, Python 3, pandas.)</w:t>
+      </w:r>
+    </w:p>
+    <w:p>
+      <w:r>
+        <w:rPr>
+          <w:b/>
+          <w:color w:val="1F6FEB"/>
+          <w:sz w:val="22"/>
+        </w:rPr>
+        <w:t>Step-by-step</w:t>
+      </w:r>
+    </w:p>
+    <w:p>
+      <w:pPr>
+        <w:pStyle w:val="ListNumber"/>
+      </w:pPr>
+      <w:r>
+        <w:t>Create the working folder and download this lab's dataset. The files also ship in the course repo under labs/lab-04-explore-a-dirty-dataset-missing-values-duplicates-an/data/ — download them from GitHub or copy them from the folder you cloned.</w:t>
       </w:r>
     </w:p>
     <w:p>
@@ -1720,7 +2169,7 @@
           <w:color w:val="0B3060"/>
           <w:sz w:val="19"/>
         </w:rPr>
-        <w:t>printf 'customer_id,name,city,spend\n1,Mei Tan,Singapore,240.50\n2,Ravi Kumar,Jurong,89.00\n' &gt; customers.csv</w:t>
+        <w:t>mkdir -p ~/dataplus/lab4 &amp;&amp; cd ~/dataplus/lab4 &amp;&amp; BASE=https://raw.githubusercontent.com/tertiarycourses/TGS-2024049212-CompTIA-Certified-Data-Training/main/labs/lab-04-explore-a-dirty-dataset-missing-values-duplicates-an/data &amp;&amp; for f in sales_dirty.csv; do curl -fsSO $BASE/$f || echo FAILED $f; done &amp;&amp; ls -l</w:t>
       </w:r>
     </w:p>
     <w:p>
@@ -1728,7 +2177,7 @@
         <w:pStyle w:val="ListNumber"/>
       </w:pPr>
       <w:r>
-        <w:t>Write the SEMI-STRUCTURED version — JSON, which is self-describing and allows nested and ragged fields.</w:t>
+        <w:t>Load it and look at the shape and dtypes first — always know how many records you started with.</w:t>
       </w:r>
     </w:p>
     <w:p>
@@ -1738,7 +2187,7 @@
           <w:color w:val="0B3060"/>
           <w:sz w:val="19"/>
         </w:rPr>
-        <w:t>printf '[{"customer_id":1,"name":"Mei Tan","city":"Singapore","spend":240.50,"tags":["vip","repeat"]},{"customer_id":2,"name":"Ravi Kumar","city":"Jurong","spend":89.00}]' &gt; customers.json</w:t>
+        <w:t>python3 -c "import pandas as pd;d=pd.read_csv('sales_dirty.csv');print(d.shape);print(d.dtypes)"</w:t>
       </w:r>
     </w:p>
     <w:p>
@@ -1746,7 +2195,7 @@
         <w:pStyle w:val="ListNumber"/>
       </w:pPr>
       <w:r>
-        <w:t>Write the UNSTRUCTURED version — the same facts buried in prose, with no schema at all.</w:t>
+        <w:t>Count MISSING VALUES per column — the exam's first exploration task.</w:t>
       </w:r>
     </w:p>
     <w:p>
@@ -1756,7 +2205,7 @@
           <w:color w:val="0B3060"/>
           <w:sz w:val="19"/>
         </w:rPr>
-        <w:t>printf 'Mei Tan from Singapore spent about $240.50 with us this quarter. Ravi Kumar (Jurong) spent 89 dollars.\n' &gt; notes.txt</w:t>
+        <w:t>python3 -c "import pandas as pd;d=pd.read_csv('sales_dirty.csv');print(d.isnull().sum())"</w:t>
       </w:r>
     </w:p>
     <w:p>
@@ -1764,7 +2213,7 @@
         <w:pStyle w:val="ListNumber"/>
       </w:pPr>
       <w:r>
-        <w:t>Query the CSV — three lines of code, because the structure is guaranteed.</w:t>
+        <w:t>Count DUPLICATE rows and show which ones they are.</w:t>
       </w:r>
     </w:p>
     <w:p>
@@ -1774,7 +2223,7 @@
           <w:color w:val="0B3060"/>
           <w:sz w:val="19"/>
         </w:rPr>
-        <w:t>python3 -c "import csv;print(sum(float(r['spend']) for r in csv.DictReader(open('customers.csv'))))"</w:t>
+        <w:t>python3 -c "import pandas as pd;d=pd.read_csv('sales_dirty.csv');print('dupes:',d.duplicated().sum());print(d[d.duplicated(keep=False)])"</w:t>
       </w:r>
     </w:p>
     <w:p>
@@ -1782,7 +2231,7 @@
         <w:pStyle w:val="ListNumber"/>
       </w:pPr>
       <w:r>
-        <w:t>Query the JSON — still easy, and it carries the extra 'tags' field the CSV could not hold.</w:t>
+        <w:t>Detect OUTLIERS with a z-score — any |z| above 3 is the standard flag.</w:t>
       </w:r>
     </w:p>
     <w:p>
@@ -1792,7 +2241,7 @@
           <w:color w:val="0B3060"/>
           <w:sz w:val="19"/>
         </w:rPr>
-        <w:t>python3 -c "import json;d=json.load(open('customers.json'));print(sum(r['spend'] for r in d));print(d[0].get('tags'))"</w:t>
+        <w:t>python3 -c "import pandas as pd;d=pd.read_csv('sales_dirty.csv');s=pd.to_numeric(d['spend'],errors='coerce');z=(s-s.mean())/s.std();print(d.loc[z[abs(z)&gt;3].index])"</w:t>
       </w:r>
     </w:p>
     <w:p>
@@ -1800,7 +2249,7 @@
         <w:pStyle w:val="ListNumber"/>
       </w:pPr>
       <w:r>
-        <w:t>Try to query the unstructured text — you need a regular expression, and it is fragile.</w:t>
+        <w:t>Get the descriptive summary and note how badly the 99999 distorts the mean versus the median.</w:t>
       </w:r>
     </w:p>
     <w:p>
@@ -1810,7 +2259,7 @@
           <w:color w:val="0B3060"/>
           <w:sz w:val="19"/>
         </w:rPr>
-        <w:t>python3 -c "import re;t=open('notes.txt').read();print(re.findall(r'[$]?([0-9]+(?:[.][0-9]{2})?)\s*(?:dollars)?',t))"</w:t>
+        <w:t>python3 -c "import pandas as pd;d=pd.read_csv('sales_dirty.csv');print(d['spend'].describe());print('median',d['spend'].median())"</w:t>
       </w:r>
     </w:p>
     <w:p>
@@ -1818,7 +2267,7 @@
         <w:pStyle w:val="ListNumber"/>
       </w:pPr>
       <w:r>
-        <w:t>Compare the file sizes and record what each format cost you in query effort.</w:t>
+        <w:t>Write the profile report to a file so the cleaning lab can be measured against it.</w:t>
       </w:r>
     </w:p>
     <w:p>
@@ -1828,7 +2277,7 @@
           <w:color w:val="0B3060"/>
           <w:sz w:val="19"/>
         </w:rPr>
-        <w:t>ls -l customers.csv customers.json notes.txt</w:t>
+        <w:t>python3 -c "import pandas as pd;d=pd.read_csv('sales_dirty.csv');open('profile.txt','w').write(str(d.isnull().sum())+'\ndupes: '+str(d.duplicated().sum())+'\nmean: '+str(d.spend.mean())+'\nmedian: '+str(d.spend.median()))" &amp;&amp; cat profile.txt</w:t>
       </w:r>
     </w:p>
     <w:p>
@@ -1843,7 +2292,7 @@
     </w:p>
     <w:p>
       <w:r>
-        <w:t>The CSV and JSON both total 329.5. The JSON also returns ['vip','repeat'] — a field the CSV cannot represent. The regex over notes.txt returns extra noise, proving unstructured data needs parsing before analysis.</w:t>
+        <w:t>Your profile reports 63 rows, 4 null cities, 3 null spends, 2 null order_dates and 3 duplicate rows. Two extreme outliers (99999.00 and 87500.00) are flagged at |z| &gt; 3. The mean spend (~3348) is more than fifteen times the median (~219) — proof the outliers are distorting the mean.</w:t>
       </w:r>
     </w:p>
     <w:p>
@@ -1861,7 +2310,7 @@
         <w:pStyle w:val="ListBullet"/>
       </w:pPr>
       <w:r>
-        <w:t>JSONDecodeError — The shell ate a quote. Re-run the printf line exactly, or use nano customers.json and paste the JSON in.</w:t>
+        <w:t>The CSV contains '404: Not Found' — curl wrote the error page into the file. Confirm the BASE URL, re-run with -fsSO so curl fails loudly, or copy the files from the repo folder you cloned.</w:t>
       </w:r>
     </w:p>
     <w:p>
@@ -1869,7 +2318,7 @@
         <w:pStyle w:val="ListBullet"/>
       </w:pPr>
       <w:r>
-        <w:t>The regex returns '240.50' and '89' plus junk — That is the expected lesson — unstructured text has no guarantees. Tighten the pattern in RegexLab.</w:t>
+        <w:t>ModuleNotFoundError: pandas — Run pip3 install pandas. On Killercoda add --break-system-packages if pip refuses.</w:t>
       </w:r>
     </w:p>
     <w:p>
@@ -1877,7 +2326,15 @@
         <w:pStyle w:val="ListBullet"/>
       </w:pPr>
       <w:r>
-        <w:t>KeyError: 'spend' — Your CSV header row is missing or misspelled. Run head -1 customers.csv to check it.</w:t>
+        <w:t>The heredoc pasted as one line — Paste the cat &gt; ... &lt;&lt;'EOF' block line by line, or use nano sales_dirty.csv instead.</w:t>
+      </w:r>
+    </w:p>
+    <w:p>
+      <w:pPr>
+        <w:pStyle w:val="ListBullet"/>
+      </w:pPr>
+      <w:r>
+        <w:t>z-score flags nothing — The spend column imported as text because of the blank cells. Wrap it in pd.to_numeric(..., errors='coerce') first, then recompute z.</w:t>
       </w:r>
     </w:p>
     <w:p>
@@ -1892,7 +2349,7 @@
         <w:rPr>
           <w:sz w:val="20"/>
         </w:rPr>
-        <w:t>The same procedure, with the copy-paste commands, is in labs/lab-02/README.md in the course repository.</w:t>
+        <w:t>The same procedure, with the copy-paste commands, is in labs/lab-04/README.md in the course repository.</w:t>
       </w:r>
     </w:p>
     <w:p/>
@@ -1901,22 +2358,22 @@
         <w:pStyle w:val="Heading2"/>
       </w:pPr>
       <w:r>
-        <w:t>Lab 3 — Profile Machine/Log Data as a Data Source (PCAP Analyzer)</w:t>
-      </w:r>
-    </w:p>
-    <w:p>
-      <w:r>
-        <w:t>Exam objective: Identify data sources: logs, machine data and repositories; recognise infrastructure concepts (Domain 1); LO1 / A1.</w:t>
-      </w:r>
-    </w:p>
-    <w:p>
-      <w:r>
-        <w:t>Where you run it: https://alfredang.github.io/pcapanalyzer/</w:t>
-      </w:r>
-    </w:p>
-    <w:p>
-      <w:r>
-        <w:t>Goal: Machine-generated data is one of the exam's named data sources, and it never arrives analysis-ready. You load a packet capture into the browser-based PCAP Analyzer, read the statistics it derives, and translate what you see into the data-analyst vocabulary of records, fields, dimensions and measures.</w:t>
+        <w:t>Lab 5 — Build Parsing Patterns in RegexLab and Apply Them</w:t>
+      </w:r>
+    </w:p>
+    <w:p>
+      <w:r>
+        <w:t>Exam objective: Apply data transformation: cleansing, parsing and formatting data (Domain 2); LO2 / K1.</w:t>
+      </w:r>
+    </w:p>
+    <w:p>
+      <w:r>
+        <w:t>Where you run it: https://alfredang.github.io/regexgenerator/</w:t>
+      </w:r>
+    </w:p>
+    <w:p>
+      <w:r>
+        <w:t>Goal: Real source fields arrive as one messy string — 'Mei Tan &lt;mei.tan@example.sg&gt; +65 9123 4567'. You use RegexLab to build and validate the extraction patterns interactively, then apply the proven patterns in pandas to split one dirty column into three clean, typed fields.</w:t>
       </w:r>
     </w:p>
     <w:p>
@@ -1931,7 +2388,7 @@
     </w:p>
     <w:p>
       <w:r>
-        <w:t>A completed data-source profile of a machine-data feed: record count, field inventory, dimensions vs measures, and three analytical questions it can answer.   (Tools: PCAP Analyzer (https://alfredang.github.io/pcapanalyzer/), any .pcap/.pcapng sample.)</w:t>
+        <w:t>Three validated regex patterns (name, email, phone) and a cleaned CSV with the single contact column parsed into three columns.   (Tools: RegexLab (https://alfredang.github.io/regexgenerator/), Killercoda Ubuntu, Python 3, pandas.)</w:t>
       </w:r>
     </w:p>
     <w:p>
@@ -1949,15 +2406,7 @@
         <w:pStyle w:val="ListNumber"/>
       </w:pPr>
       <w:r>
-        <w:t>Open the PCAP Analyzer in your browser. Everything is parsed locally — nothing is uploaded.</w:t>
-      </w:r>
-    </w:p>
-    <w:p>
-      <w:pPr>
-        <w:pStyle w:val="ListNumber"/>
-      </w:pPr>
-      <w:r>
-        <w:t>Generate a small capture on Killercoda if you do not have one, then download it to your machine.</w:t>
+        <w:t>Create the working folder and download this lab's dataset. The files also ship in the course repo under labs/lab-05-build-parsing-patterns-in-regexlab-and-apply-them/data/ — download them from GitHub or copy them from the folder you cloned.</w:t>
       </w:r>
     </w:p>
     <w:p>
@@ -1967,7 +2416,7 @@
           <w:color w:val="0B3060"/>
           <w:sz w:val="19"/>
         </w:rPr>
-        <w:t>sudo tcpdump -i any -c 200 -w ~/sample.pcap 2&gt;/dev/null || echo 'use the sample capture supplied by your trainer'</w:t>
+        <w:t>mkdir -p ~/dataplus/lab5 &amp;&amp; cd ~/dataplus/lab5 &amp;&amp; BASE=https://raw.githubusercontent.com/tertiarycourses/TGS-2024049212-CompTIA-Certified-Data-Training/main/labs/lab-05-build-parsing-patterns-in-regexlab-and-apply-them/data &amp;&amp; for f in contacts.csv; do curl -fsSO $BASE/$f || echo FAILED $f; done &amp;&amp; ls -l</w:t>
       </w:r>
     </w:p>
     <w:p>
@@ -1975,7 +2424,7 @@
         <w:pStyle w:val="ListNumber"/>
       </w:pPr>
       <w:r>
-        <w:t>Drag the .pcap file onto the drop zone and wait for the four summary statistics to appear.</w:t>
+        <w:t>Paste these three messy contact records into the Test String box:  Mei Tan &lt;mei.tan@example.sg&gt; +65 9123 4567</w:t>
       </w:r>
     </w:p>
     <w:p>
@@ -1983,7 +2432,17 @@
         <w:pStyle w:val="ListNumber"/>
       </w:pPr>
       <w:r>
-        <w:t>Record the four derived MEASURES: packet count, total bytes, capture duration and average packet size.</w:t>
+        <w:t>Build the EMAIL pattern and watch the match count update live. Confirm it matches all three records.</w:t>
+      </w:r>
+    </w:p>
+    <w:p>
+      <w:r>
+        <w:rPr>
+          <w:rFonts w:ascii="Consolas" w:hAnsi="Consolas"/>
+          <w:color w:val="0B3060"/>
+          <w:sz w:val="19"/>
+        </w:rPr>
+        <w:t>[a-zA-Z0-9._%+-]+@[a-zA-Z0-9.-]+\.[a-zA-Z]{2,}</w:t>
       </w:r>
     </w:p>
     <w:p>
@@ -1991,7 +2450,17 @@
         <w:pStyle w:val="ListNumber"/>
       </w:pPr>
       <w:r>
-        <w:t>Open the Protocol Distribution panel — this is a categorical frequency table, exactly like a GROUP BY.</w:t>
+        <w:t>Build the SINGAPORE PHONE pattern — 8 digits starting 6, 8 or 9, with optional +65 and spaces.</w:t>
+      </w:r>
+    </w:p>
+    <w:p>
+      <w:r>
+        <w:rPr>
+          <w:rFonts w:ascii="Consolas" w:hAnsi="Consolas"/>
+          <w:color w:val="0B3060"/>
+          <w:sz w:val="19"/>
+        </w:rPr>
+        <w:t>(?:\+65[ ]?)?[689][0-9]{3}[ ]?[0-9]{4}</w:t>
       </w:r>
     </w:p>
     <w:p>
@@ -1999,7 +2468,17 @@
         <w:pStyle w:val="ListNumber"/>
       </w:pPr>
       <w:r>
-        <w:t>Open Top Talkers and Top Conversations — these are aggregations over a source/destination DIMENSION.</w:t>
+        <w:t>Build the NAME pattern — everything before the first angle bracket, trimmed.</w:t>
+      </w:r>
+    </w:p>
+    <w:p>
+      <w:r>
+        <w:rPr>
+          <w:rFonts w:ascii="Consolas" w:hAnsi="Consolas"/>
+          <w:color w:val="0B3060"/>
+          <w:sz w:val="19"/>
+        </w:rPr>
+        <w:t>^([A-Za-z ]+?)\s*&lt;</w:t>
       </w:r>
     </w:p>
     <w:p>
@@ -2007,7 +2486,7 @@
         <w:pStyle w:val="ListNumber"/>
       </w:pPr>
       <w:r>
-        <w:t>Click any single packet to inspect its fields, and list which are dimensions (IP, protocol) and which are measures (length).</w:t>
+        <w:t>Use the Substitution panel to confirm your pattern replaces cleanly before you trust it in code.</w:t>
       </w:r>
     </w:p>
     <w:p>
@@ -2015,7 +2494,53 @@
         <w:pStyle w:val="ListNumber"/>
       </w:pPr>
       <w:r>
-        <w:t>Write down three business questions this feed could answer, and one it cannot — noting what extra data you would need.</w:t>
+        <w:t>Apply the SAME patterns you validated in RegexLab, using pandas str.extract.</w:t>
+      </w:r>
+    </w:p>
+    <w:p>
+      <w:r>
+        <w:rPr>
+          <w:rFonts w:ascii="Consolas" w:hAnsi="Consolas"/>
+          <w:color w:val="0B3060"/>
+          <w:sz w:val="19"/>
+        </w:rPr>
+        <w:t>python3 -c "import pandas as pd;d=pd.read_csv('contacts.csv');d['name']=d.contact.str.extract(r'^([A-Za-z ]+?)\s*&lt;');d['email']=d.contact.str.extract(r'([a-zA-Z0-9._%+-]+@[a-zA-Z0-9.-]+\.[a-zA-Z]{2,})');d['phone']=d.contact.str.extract(r'((?:\+65 ?)?[689][0-9]{3} ?[0-9]{4})');print(d[['id','name','email','phone']])"</w:t>
+      </w:r>
+    </w:p>
+    <w:p>
+      <w:pPr>
+        <w:pStyle w:val="ListNumber"/>
+      </w:pPr>
+      <w:r>
+        <w:t>Normalise the phone format — strip +65 and spaces so every value has the same shape.</w:t>
+      </w:r>
+    </w:p>
+    <w:p>
+      <w:r>
+        <w:rPr>
+          <w:rFonts w:ascii="Consolas" w:hAnsi="Consolas"/>
+          <w:color w:val="0B3060"/>
+          <w:sz w:val="19"/>
+        </w:rPr>
+        <w:t>python3 -c "import pandas as pd,re;d=pd.read_csv('contacts.csv');d['phone']=d.contact.str.extract(r'((?:\+65 ?)?[689][0-9]{3} ?[0-9]{4})')[0].str.replace(r'[^0-9]','',regex=True).str[-8:];print(d[['id','phone']])"</w:t>
+      </w:r>
+    </w:p>
+    <w:p>
+      <w:pPr>
+        <w:pStyle w:val="ListNumber"/>
+      </w:pPr>
+      <w:r>
+        <w:t>Save the cleaned, parsed output.</w:t>
+      </w:r>
+    </w:p>
+    <w:p>
+      <w:r>
+        <w:rPr>
+          <w:rFonts w:ascii="Consolas" w:hAnsi="Consolas"/>
+          <w:color w:val="0B3060"/>
+          <w:sz w:val="19"/>
+        </w:rPr>
+        <w:t>python3 -c "import pandas as pd;d=pd.read_csv('contacts.csv');d['name']=d.contact.str.extract(r'^([A-Za-z ]+?)\s*&lt;');d['email']=d.contact.str.extract(r'([a-zA-Z0-9._%+-]+@[a-zA-Z0-9.-]+\.[a-zA-Z]{2,})');d['phone']=d.contact.str.extract(r'((?:\+65 ?)?[689][0-9]{3} ?[0-9]{4})')[0].str.replace(r'[^0-9]','',regex=True).str[-8:];d[['id','name','email','phone']].to_csv('contacts_clean.csv',index=False)" &amp;&amp; cat contacts_clean.csv</w:t>
       </w:r>
     </w:p>
     <w:p>
@@ -2030,7 +2555,7 @@
     </w:p>
     <w:p>
       <w:r>
-        <w:t>You can state the record count and average packet size, classify at least five fields as dimension or measure, and explain why Protocol Distribution is a frequency table rather than a raw record list.</w:t>
+        <w:t>contacts_clean.csv holds 30 rows, each with a name, an email and a normalised 8-digit phone. All 30 rows match all three patterns — no NaN in any column, no angle brackets, no +65 prefixes and no leftover spaces.</w:t>
       </w:r>
     </w:p>
     <w:p>
@@ -2048,7 +2573,7 @@
         <w:pStyle w:val="ListBullet"/>
       </w:pPr>
       <w:r>
-        <w:t>The file will not load — The analyser accepts .pcap and .pcapng only. Confirm the extension, and that the file is not zero bytes (ls -l).</w:t>
+        <w:t>The CSV contains '404: Not Found' — curl wrote the error page into the file. Confirm the BASE URL, re-run with -fsSO so curl fails loudly, or copy the files from the repo folder you cloned.</w:t>
       </w:r>
     </w:p>
     <w:p>
@@ -2056,7 +2581,7 @@
         <w:pStyle w:val="ListBullet"/>
       </w:pPr>
       <w:r>
-        <w:t>tcpdump: permission denied — Prefix with sudo on Killercoda. If it is still blocked, use the sample capture your trainer provides.</w:t>
+        <w:t>RegexLab shows 0 matches — Check the flags — you usually want 'g' (global) so every record is matched, not just the first.</w:t>
       </w:r>
     </w:p>
     <w:p>
@@ -2064,7 +2589,15 @@
         <w:pStyle w:val="ListBullet"/>
       </w:pPr>
       <w:r>
-        <w:t>The statistics look empty — A capture with zero packets produces zero rows. Re-capture with a larger -c value while browsing in another tab.</w:t>
+        <w:t>extract returns NaN — pandas needs a capturing group. Confirm your pattern has parentheses around the part you want.</w:t>
+      </w:r>
+    </w:p>
+    <w:p>
+      <w:pPr>
+        <w:pStyle w:val="ListBullet"/>
+      </w:pPr>
+      <w:r>
+        <w:t>The phone keeps its +65 — The .str.replace step is what strips it. Confirm regex=True is set, then take the last 8 characters.</w:t>
       </w:r>
     </w:p>
     <w:p>
@@ -2079,21 +2612,31 @@
         <w:rPr>
           <w:sz w:val="20"/>
         </w:rPr>
-        <w:t>The same procedure, with the copy-paste commands, is in labs/lab-03/README.md in the course repository.</w:t>
+        <w:t>The same procedure, with the copy-paste commands, is in labs/lab-05/README.md in the course repository.</w:t>
       </w:r>
     </w:p>
     <w:p/>
     <w:p>
       <w:pPr>
-        <w:pStyle w:val="Heading1"/>
-      </w:pPr>
-      <w:r>
-        <w:t>Domain 02 — Data Acquisition and Preparation  (22% of the exam)</w:t>
-      </w:r>
-    </w:p>
-    <w:p>
-      <w:r>
-        <w:t>Data integration · queries · exploration · missing values · duplication · outliers · cleansing · parsing · formatting</w:t>
+        <w:pStyle w:val="Heading2"/>
+      </w:pPr>
+      <w:r>
+        <w:t>Lab 6 — Derive Structured Fields from Raw Address Data (IP Calculator)</w:t>
+      </w:r>
+    </w:p>
+    <w:p>
+      <w:r>
+        <w:t>Exam objective: Apply data transformation: derived variables and formatting; use data acquisition methods (Domain 2); LO2 / A2.</w:t>
+      </w:r>
+    </w:p>
+    <w:p>
+      <w:r>
+        <w:t>Where you run it: https://alfredang.github.io/ipcalculator/</w:t>
+      </w:r>
+    </w:p>
+    <w:p>
+      <w:r>
+        <w:t>Goal: A derived variable is a new field computed from existing data — one of the exam's named manipulation techniques. You take raw CIDR address data, use the IP Calculator to derive the network fields by hand first, then reproduce the same derivation in code and prove the two agree.</w:t>
       </w:r>
     </w:p>
     <w:p>
@@ -2103,86 +2646,12 @@
           <w:color w:val="1F6FEB"/>
           <w:sz w:val="22"/>
         </w:rPr>
-        <w:t>Key concepts</w:t>
-      </w:r>
-    </w:p>
-    <w:p>
-      <w:pPr>
-        <w:pStyle w:val="ListBullet"/>
-      </w:pPr>
-      <w:r>
-        <w:t>ETL transforms data before it lands in the warehouse; ELT loads it raw into a lake and transforms it later, on demand.</w:t>
-      </w:r>
-    </w:p>
-    <w:p>
-      <w:pPr>
-        <w:pStyle w:val="ListBullet"/>
-      </w:pPr>
-      <w:r>
-        <w:t>Data can be acquired from databases, APIs, web scraping, machine and log data, public repositories, surveys and sampling.</w:t>
-      </w:r>
-    </w:p>
-    <w:p>
-      <w:pPr>
-        <w:pStyle w:val="ListBullet"/>
-      </w:pPr>
-      <w:r>
-        <w:t>Data profiling is the disciplined first pass: identify the source, the field names and types, the keys, and what the data actually contains.</w:t>
-      </w:r>
-    </w:p>
-    <w:p>
-      <w:pPr>
-        <w:pStyle w:val="ListBullet"/>
-      </w:pPr>
-      <w:r>
-        <w:t>The four recurring data-quality defects are missing values (NULL), duplicated or redundant records, invalid values, and outliers.</w:t>
-      </w:r>
-    </w:p>
-    <w:p>
-      <w:pPr>
-        <w:pStyle w:val="ListBullet"/>
-      </w:pPr>
-      <w:r>
-        <w:t>Cleansing techniques include filtering or imputing NULLs, deduplication, trimming invisible characters, and correcting data types.</w:t>
-      </w:r>
-    </w:p>
-    <w:p>
-      <w:pPr>
-        <w:pStyle w:val="ListBullet"/>
-      </w:pPr>
-      <w:r>
-        <w:t>Data manipulation covers recoding, derived variables, imputation, aggregation, transposing, appending, merging and parsing.</w:t>
-      </w:r>
-    </w:p>
-    <w:p>
-      <w:pPr>
-        <w:pStyle w:val="ListBullet"/>
-      </w:pPr>
-      <w:r>
-        <w:t>SQL joins (inner, left, right, full), filters, subqueries, indexes and execution plans are how analysts combine and optimise datasets.</w:t>
-      </w:r>
-    </w:p>
-    <w:p>
-      <w:pPr>
-        <w:pStyle w:val="Heading2"/>
-      </w:pPr>
-      <w:r>
-        <w:t>Lab 4 — Explore a Dirty Dataset: Missing Values, Duplicates and Outliers</w:t>
-      </w:r>
-    </w:p>
-    <w:p>
-      <w:r>
-        <w:t>Exam objective: Perform data exploration: find missing values, duplication, redundancy or outliers (Domain 2); LO2 / K1 / A2.</w:t>
-      </w:r>
-    </w:p>
-    <w:p>
-      <w:r>
-        <w:t>Where you run it: https://killercoda.com/playgrounds/scenario/ubuntu</w:t>
-      </w:r>
-    </w:p>
-    <w:p>
-      <w:r>
-        <w:t>Goal: You are handed a deliberately dirty sales extract and must profile it before trusting a single number. You quantify every defect class the exam names — nulls, duplicates, redundancy and outliers — and produce a data-quality report that says how bad the data is BEFORE you clean it.</w:t>
+        <w:t>What you'll build</w:t>
+      </w:r>
+    </w:p>
+    <w:p>
+      <w:r>
+        <w:t>A dataset enriched with four derived columns (network address, broadcast, usable hosts, subnet class) verified against the calculator.   (Tools: IP Calculator (https://alfredang.github.io/ipcalculator/), Killercoda Ubuntu, Python 3, ipaddress module.)</w:t>
       </w:r>
     </w:p>
     <w:p>
@@ -2192,12 +2661,93 @@
           <w:color w:val="1F6FEB"/>
           <w:sz w:val="22"/>
         </w:rPr>
-        <w:t>What you'll build</w:t>
-      </w:r>
-    </w:p>
-    <w:p>
-      <w:r>
-        <w:t>A data-quality profile report quantifying null counts per column, duplicate rows, and outliers detected by z-score.   (Tools: Killercoda Ubuntu, Python 3, pandas.)</w:t>
+        <w:t>Step-by-step</w:t>
+      </w:r>
+    </w:p>
+    <w:p>
+      <w:pPr>
+        <w:pStyle w:val="ListNumber"/>
+      </w:pPr>
+      <w:r>
+        <w:t>Create the working folder and download this lab's dataset. The files also ship in the course repo under labs/lab-06-derive-structured-fields-from-raw-address-data-ip-ca/data/ — download them from GitHub or copy them from the folder you cloned.</w:t>
+      </w:r>
+    </w:p>
+    <w:p>
+      <w:r>
+        <w:rPr>
+          <w:rFonts w:ascii="Consolas" w:hAnsi="Consolas"/>
+          <w:color w:val="0B3060"/>
+          <w:sz w:val="19"/>
+        </w:rPr>
+        <w:t>mkdir -p ~/dataplus/lab6 &amp;&amp; cd ~/dataplus/lab6 &amp;&amp; BASE=https://raw.githubusercontent.com/tertiarycourses/TGS-2024049212-CompTIA-Certified-Data-Training/main/labs/lab-06-derive-structured-fields-from-raw-address-data-ip-ca/data &amp;&amp; for f in sites.csv; do curl -fsSO $BASE/$f || echo FAILED $f; done &amp;&amp; ls -l</w:t>
+      </w:r>
+    </w:p>
+    <w:p>
+      <w:pPr>
+        <w:pStyle w:val="ListNumber"/>
+      </w:pPr>
+      <w:r>
+        <w:t>Enter 192.168.10.0/24 and record the derived values: network, broadcast, usable host count and mask.</w:t>
+      </w:r>
+    </w:p>
+    <w:p>
+      <w:pPr>
+        <w:pStyle w:val="ListNumber"/>
+      </w:pPr>
+      <w:r>
+        <w:t>Repeat for 10.0.5.0/22 and 172.16.8.0/29 — note how the usable-host count changes with the prefix.</w:t>
+      </w:r>
+    </w:p>
+    <w:p>
+      <w:pPr>
+        <w:pStyle w:val="ListNumber"/>
+      </w:pPr>
+      <w:r>
+        <w:t>Derive the same four fields in code — this is the DERIVED VARIABLE technique from the exam objectives.</w:t>
+      </w:r>
+    </w:p>
+    <w:p>
+      <w:r>
+        <w:rPr>
+          <w:rFonts w:ascii="Consolas" w:hAnsi="Consolas"/>
+          <w:color w:val="0B3060"/>
+          <w:sz w:val="19"/>
+        </w:rPr>
+        <w:t>python3 -c "import pandas as pd,ipaddress as ip;d=pd.read_csv('sites.csv');n=d.cidr.map(ip.ip_network);d['network']=[str(x.network_address) for x in n];d['broadcast']=[str(x.broadcast_address) for x in n];d['usable_hosts']=[x.num_addresses-2 for x in n];d['mask']=[str(x.netmask) for x in n];print(d)"</w:t>
+      </w:r>
+    </w:p>
+    <w:p>
+      <w:pPr>
+        <w:pStyle w:val="ListNumber"/>
+      </w:pPr>
+      <w:r>
+        <w:t>Compare every derived value against what the IP Calculator gave you — they must match exactly.</w:t>
+      </w:r>
+    </w:p>
+    <w:p>
+      <w:pPr>
+        <w:pStyle w:val="ListNumber"/>
+      </w:pPr>
+      <w:r>
+        <w:t>Decide the storage trade-off the exam asks about: store the derived columns (fast reads, more space) or recompute on demand (less space, slower). Write your choice and the reason.</w:t>
+      </w:r>
+    </w:p>
+    <w:p>
+      <w:pPr>
+        <w:pStyle w:val="ListNumber"/>
+      </w:pPr>
+      <w:r>
+        <w:t>Save the enriched dataset.</w:t>
+      </w:r>
+    </w:p>
+    <w:p>
+      <w:r>
+        <w:rPr>
+          <w:rFonts w:ascii="Consolas" w:hAnsi="Consolas"/>
+          <w:color w:val="0B3060"/>
+          <w:sz w:val="19"/>
+        </w:rPr>
+        <w:t>python3 -c "import pandas as pd,ipaddress as ip;d=pd.read_csv('sites.csv');n=d.cidr.map(ip.ip_network);d['network']=[str(x.network_address) for x in n];d['usable_hosts']=[x.num_addresses-2 for x in n];d.to_csv('sites_enriched.csv',index=False)" &amp;&amp; cat sites_enriched.csv</w:t>
       </w:r>
     </w:p>
     <w:p>
@@ -2207,6 +2757,117 @@
           <w:color w:val="1F6FEB"/>
           <w:sz w:val="22"/>
         </w:rPr>
+        <w:t>Test it — the expected result</w:t>
+      </w:r>
+    </w:p>
+    <w:p>
+      <w:r>
+        <w:t>The code and the IP Calculator agree: /24 gives 254 usable hosts, /22 gives 1022, and /29 gives 6. sites_enriched.csv carries the derived columns alongside the original CIDR.</w:t>
+      </w:r>
+    </w:p>
+    <w:p>
+      <w:r>
+        <w:rPr>
+          <w:b/>
+          <w:color w:val="1F6FEB"/>
+          <w:sz w:val="22"/>
+        </w:rPr>
+        <w:t>If it doesn't work</w:t>
+      </w:r>
+    </w:p>
+    <w:p>
+      <w:pPr>
+        <w:pStyle w:val="ListBullet"/>
+      </w:pPr>
+      <w:r>
+        <w:t>The CSV contains '404: Not Found' — curl wrote the error page into the file. Confirm the BASE URL, re-run with -fsSO so curl fails loudly, or copy the files from the repo folder you cloned.</w:t>
+      </w:r>
+    </w:p>
+    <w:p>
+      <w:pPr>
+        <w:pStyle w:val="ListBullet"/>
+      </w:pPr>
+      <w:r>
+        <w:t>ValueError: has host bits set — The address is not a valid network address for that prefix. Use ip_network(x, strict=False) or correct the CIDR.</w:t>
+      </w:r>
+    </w:p>
+    <w:p>
+      <w:pPr>
+        <w:pStyle w:val="ListBullet"/>
+      </w:pPr>
+      <w:r>
+        <w:t>usable_hosts is negative for /31 or /32 — Those prefixes have no usable host range by the -2 convention. Note this edge case in your report.</w:t>
+      </w:r>
+    </w:p>
+    <w:p>
+      <w:pPr>
+        <w:pStyle w:val="ListBullet"/>
+      </w:pPr>
+      <w:r>
+        <w:t>The numbers disagree with the calculator — Confirm you entered the same prefix length in both. A /22 is not a /24.</w:t>
+      </w:r>
+    </w:p>
+    <w:p>
+      <w:r>
+        <w:rPr>
+          <w:b/>
+          <w:color w:val="1F6FEB"/>
+        </w:rPr>
+        <w:t xml:space="preserve">Note: </w:t>
+      </w:r>
+      <w:r>
+        <w:rPr>
+          <w:sz w:val="20"/>
+        </w:rPr>
+        <w:t>The same procedure, with the copy-paste commands, is in labs/lab-06/README.md in the course repository.</w:t>
+      </w:r>
+    </w:p>
+    <w:p/>
+    <w:p>
+      <w:pPr>
+        <w:pStyle w:val="Heading2"/>
+      </w:pPr>
+      <w:r>
+        <w:t>Lab 7 — Integrate Multiple Datasets with SQL Joins and Cleanse the Result</w:t>
+      </w:r>
+    </w:p>
+    <w:p>
+      <w:r>
+        <w:t>Exam objective: Use data acquisition methods: data integration and queries to gather and combine data (Domain 2); LO2 / A1 / A2.</w:t>
+      </w:r>
+    </w:p>
+    <w:p>
+      <w:r>
+        <w:t>Where you run it: https://killercoda.com/playgrounds/scenario/ubuntu</w:t>
+      </w:r>
+    </w:p>
+    <w:p>
+      <w:r>
+        <w:t>Goal: This is the integration lab that LO1 and LO2 both rest on. You load three separate source extracts into SQLite, combine them with the four join types, watch how inner versus left join silently changes your record count, and then cleanse the merged result.</w:t>
+      </w:r>
+    </w:p>
+    <w:p>
+      <w:r>
+        <w:rPr>
+          <w:b/>
+          <w:color w:val="1F6FEB"/>
+          <w:sz w:val="22"/>
+        </w:rPr>
+        <w:t>What you'll build</w:t>
+      </w:r>
+    </w:p>
+    <w:p>
+      <w:r>
+        <w:t>A single integrated, deduplicated analysis table built from three sources, with the record count reconciled at every join.   (Tools: Killercoda Ubuntu, SQLite 3, SQL joins, Python 3/pandas.)</w:t>
+      </w:r>
+    </w:p>
+    <w:p>
+      <w:r>
+        <w:rPr>
+          <w:b/>
+          <w:color w:val="1F6FEB"/>
+          <w:sz w:val="22"/>
+        </w:rPr>
         <w:t>Step-by-step</w:t>
       </w:r>
     </w:p>
@@ -2215,7 +2876,7 @@
         <w:pStyle w:val="ListNumber"/>
       </w:pPr>
       <w:r>
-        <w:t>Create the lab folder and install pandas if it is not already present.</w:t>
+        <w:t>Create the working folder and download this lab's dataset. The files also ship in the course repo under labs/lab-07-integrate-multiple-datasets-with-sql-joins-and-clean/data/ — download them from GitHub or copy them from the folder you cloned.</w:t>
       </w:r>
     </w:p>
     <w:p>
@@ -2225,7 +2886,7 @@
           <w:color w:val="0B3060"/>
           <w:sz w:val="19"/>
         </w:rPr>
-        <w:t>mkdir -p ~/dataplus/lab4 &amp;&amp; cd ~/dataplus/lab4 &amp;&amp; pip3 install pandas --quiet</w:t>
+        <w:t>mkdir -p ~/dataplus/lab7 &amp;&amp; cd ~/dataplus/lab7 &amp;&amp; BASE=https://raw.githubusercontent.com/tertiarycourses/TGS-2024049212-CompTIA-Certified-Data-Training/main/labs/lab-07-integrate-multiple-datasets-with-sql-joins-and-clean/data &amp;&amp; for f in customers.csv orders.csv targets.csv; do curl -fsSO $BASE/$f || echo FAILED $f; done &amp;&amp; ls -l</w:t>
       </w:r>
     </w:p>
     <w:p>
@@ -2233,7 +2894,7 @@
         <w:pStyle w:val="ListNumber"/>
       </w:pPr>
       <w:r>
-        <w:t>Create the dirty dataset — note the blank cells, the repeated row, and the 99999 spend.</w:t>
+        <w:t>Load all three into SQLite in one go.</w:t>
       </w:r>
     </w:p>
     <w:p>
@@ -2243,7 +2904,7 @@
           <w:color w:val="0B3060"/>
           <w:sz w:val="19"/>
         </w:rPr>
-        <w:t>cat &gt; sales_dirty.csv &lt;&lt;'EOF'</w:t>
+        <w:t>sqlite3 integrate.db &lt;&lt;'EOF'</w:t>
       </w:r>
     </w:p>
     <w:p>
@@ -2253,7 +2914,7 @@
           <w:color w:val="0B3060"/>
           <w:sz w:val="19"/>
         </w:rPr>
-        <w:t>order_id,customer,city,spend,order_date</w:t>
+        <w:t>.mode csv</w:t>
       </w:r>
     </w:p>
     <w:p>
@@ -2263,7 +2924,7 @@
           <w:color w:val="0B3060"/>
           <w:sz w:val="19"/>
         </w:rPr>
-        <w:t>1,Mei Tan,Singapore,240.50,2025-03-01</w:t>
+        <w:t>.import customers.csv customers</w:t>
       </w:r>
     </w:p>
     <w:p>
@@ -2273,7 +2934,7 @@
           <w:color w:val="0B3060"/>
           <w:sz w:val="19"/>
         </w:rPr>
-        <w:t>2,Ravi Kumar,Jurong,89.00,2025-03-02</w:t>
+        <w:t>.import orders.csv orders</w:t>
       </w:r>
     </w:p>
     <w:p>
@@ -2283,7 +2944,7 @@
           <w:color w:val="0B3060"/>
           <w:sz w:val="19"/>
         </w:rPr>
-        <w:t>3,Siti Nur,,145.25,2025-03-02</w:t>
+        <w:t>.import targets.csv targets</w:t>
       </w:r>
     </w:p>
     <w:p>
@@ -2293,7 +2954,7 @@
           <w:color w:val="0B3060"/>
           <w:sz w:val="19"/>
         </w:rPr>
-        <w:t>4,Mei Tan,Singapore,240.50,2025-03-01</w:t>
+        <w:t>.headers on</w:t>
       </w:r>
     </w:p>
     <w:p>
@@ -2303,7 +2964,7 @@
           <w:color w:val="0B3060"/>
           <w:sz w:val="19"/>
         </w:rPr>
-        <w:t>5,John Lee,Tampines,,2025-03-04</w:t>
+        <w:t>SELECT COUNT(*) AS customers FROM customers; SELECT COUNT(*) AS orders FROM orders;</w:t>
       </w:r>
     </w:p>
     <w:p>
@@ -2313,7 +2974,15 @@
           <w:color w:val="0B3060"/>
           <w:sz w:val="19"/>
         </w:rPr>
-        <w:t>6,Wei Ming,Bedok,99999.00,2025-03-05</w:t>
+        <w:t>EOF</w:t>
+      </w:r>
+    </w:p>
+    <w:p>
+      <w:pPr>
+        <w:pStyle w:val="ListNumber"/>
+      </w:pPr>
+      <w:r>
+        <w:t>INNER JOIN — returns only matched rows. Count them and note what you silently lost.</w:t>
       </w:r>
     </w:p>
     <w:p>
@@ -2323,7 +2992,15 @@
           <w:color w:val="0B3060"/>
           <w:sz w:val="19"/>
         </w:rPr>
-        <w:t>7,Siti Nur,Woodlands,310.00,</w:t>
+        <w:t>sqlite3 -header -column integrate.db "SELECT COUNT(*) AS inner_rows FROM orders o JOIN customers c ON c.customer_id=o.customer_id;"</w:t>
+      </w:r>
+    </w:p>
+    <w:p>
+      <w:pPr>
+        <w:pStyle w:val="ListNumber"/>
+      </w:pPr>
+      <w:r>
+        <w:t>LEFT JOIN from orders — keeps order 104 whose customer is missing, showing NULL in the master fields.</w:t>
       </w:r>
     </w:p>
     <w:p>
@@ -2333,7 +3010,7 @@
           <w:color w:val="0B3060"/>
           <w:sz w:val="19"/>
         </w:rPr>
-        <w:t>EOF</w:t>
+        <w:t>sqlite3 -header -column integrate.db "SELECT o.order_id, o.customer_id, c.name FROM orders o LEFT JOIN customers c ON c.customer_id=o.customer_id;"</w:t>
       </w:r>
     </w:p>
     <w:p>
@@ -2341,7 +3018,7 @@
         <w:pStyle w:val="ListNumber"/>
       </w:pPr>
       <w:r>
-        <w:t>Load it and look at the shape and dtypes first — always know how many records you started with.</w:t>
+        <w:t>LEFT JOIN from customers — keeps John Lee, who has no orders at all.</w:t>
       </w:r>
     </w:p>
     <w:p>
@@ -2351,7 +3028,7 @@
           <w:color w:val="0B3060"/>
           <w:sz w:val="19"/>
         </w:rPr>
-        <w:t>python3 -c "import pandas as pd;d=pd.read_csv('sales_dirty.csv');print(d.shape);print(d.dtypes)"</w:t>
+        <w:t>sqlite3 -header -column integrate.db "SELECT c.name, o.order_id FROM customers c LEFT JOIN orders o ON c.customer_id=o.customer_id;"</w:t>
       </w:r>
     </w:p>
     <w:p>
@@ -2359,7 +3036,7 @@
         <w:pStyle w:val="ListNumber"/>
       </w:pPr>
       <w:r>
-        <w:t>Count MISSING VALUES per column — the exam's first exploration task.</w:t>
+        <w:t>Build the integrated analysis table joining all three sources and aggregating per region.</w:t>
       </w:r>
     </w:p>
     <w:p>
@@ -2369,7 +3046,7 @@
           <w:color w:val="0B3060"/>
           <w:sz w:val="19"/>
         </w:rPr>
-        <w:t>python3 -c "import pandas as pd;d=pd.read_csv('sales_dirty.csv');print(d.isnull().sum())"</w:t>
+        <w:t>sqlite3 -header -column integrate.db "SELECT c.region, COUNT(o.order_id) AS orders, ROUND(SUM(o.amount),2) AS revenue, t.target FROM customers c LEFT JOIN orders o ON c.customer_id=o.customer_id JOIN targets t ON t.region=c.region GROUP BY c.region, t.target;"</w:t>
       </w:r>
     </w:p>
     <w:p>
@@ -2377,7 +3054,7 @@
         <w:pStyle w:val="ListNumber"/>
       </w:pPr>
       <w:r>
-        <w:t>Count DUPLICATE rows and show which ones they are.</w:t>
+        <w:t>Add the derived performance measure and persist the result.</w:t>
       </w:r>
     </w:p>
     <w:p>
@@ -2387,7 +3064,7 @@
           <w:color w:val="0B3060"/>
           <w:sz w:val="19"/>
         </w:rPr>
-        <w:t>python3 -c "import pandas as pd;d=pd.read_csv('sales_dirty.csv');print('dupes:',d.duplicated().sum());print(d[d.duplicated(keep=False)])"</w:t>
+        <w:t>sqlite3 -header -column integrate.db "CREATE TABLE regional AS SELECT c.region, COUNT(o.order_id) AS orders, COALESCE(SUM(o.amount),0) AS revenue, t.target, ROUND(COALESCE(SUM(o.amount),0)*100.0/t.target,1) AS pct_of_target FROM customers c LEFT JOIN orders o ON c.customer_id=o.customer_id JOIN targets t ON t.region=c.region GROUP BY c.region,t.target; SELECT * FROM regional;"</w:t>
       </w:r>
     </w:p>
     <w:p>
@@ -2395,53 +3072,7 @@
         <w:pStyle w:val="ListNumber"/>
       </w:pPr>
       <w:r>
-        <w:t>Detect OUTLIERS with a z-score — any |z| above 3 is the standard flag.</w:t>
-      </w:r>
-    </w:p>
-    <w:p>
-      <w:r>
-        <w:rPr>
-          <w:rFonts w:ascii="Consolas" w:hAnsi="Consolas"/>
-          <w:color w:val="0B3060"/>
-          <w:sz w:val="19"/>
-        </w:rPr>
-        <w:t>python3 -c "import pandas as pd;d=pd.read_csv('sales_dirty.csv');s=d['spend'].dropna();z=(s-s.mean())/s.std();print(d.loc[z[abs(z)&gt;1.5].index])"</w:t>
-      </w:r>
-    </w:p>
-    <w:p>
-      <w:pPr>
-        <w:pStyle w:val="ListNumber"/>
-      </w:pPr>
-      <w:r>
-        <w:t>Get the descriptive summary and note how badly the 99999 distorts the mean versus the median.</w:t>
-      </w:r>
-    </w:p>
-    <w:p>
-      <w:r>
-        <w:rPr>
-          <w:rFonts w:ascii="Consolas" w:hAnsi="Consolas"/>
-          <w:color w:val="0B3060"/>
-          <w:sz w:val="19"/>
-        </w:rPr>
-        <w:t>python3 -c "import pandas as pd;d=pd.read_csv('sales_dirty.csv');print(d['spend'].describe());print('median',d['spend'].median())"</w:t>
-      </w:r>
-    </w:p>
-    <w:p>
-      <w:pPr>
-        <w:pStyle w:val="ListNumber"/>
-      </w:pPr>
-      <w:r>
-        <w:t>Write the profile report to a file so the cleaning lab can be measured against it.</w:t>
-      </w:r>
-    </w:p>
-    <w:p>
-      <w:r>
-        <w:rPr>
-          <w:rFonts w:ascii="Consolas" w:hAnsi="Consolas"/>
-          <w:color w:val="0B3060"/>
-          <w:sz w:val="19"/>
-        </w:rPr>
-        <w:t>python3 -c "import pandas as pd;d=pd.read_csv('sales_dirty.csv');open('profile.txt','w').write(str(d.isnull().sum())+'\ndupes: '+str(d.duplicated().sum())+'\nmean: '+str(d.spend.mean())+'\nmedian: '+str(d.spend.median()))" &amp;&amp; cat profile.txt</w:t>
+        <w:t>Reconcile: explain in one line why the inner join returned 4 rows but there are 5 orders.</w:t>
       </w:r>
     </w:p>
     <w:p>
@@ -2456,7 +3087,7 @@
     </w:p>
     <w:p>
       <w:r>
-        <w:t>Your profile reports 7 rows, 1 null city, 1 null spend, 1 null order_date, 1 duplicate row, and one extreme outlier (99999.00). The mean spend (~16720) is wildly above the median (~240.50) — proof the outlier is distorting it.</w:t>
+        <w:t>The sources hold 31 customers and 81 orders. The INNER JOIN returns only 80 rows — order 999 is dropped because customer 77 has no master record. Four customers have no orders at all and survive only via the LEFT JOIN. The regional table reports every region's revenue against its target.</w:t>
       </w:r>
     </w:p>
     <w:p>
@@ -2474,890 +3105,7 @@
         <w:pStyle w:val="ListBullet"/>
       </w:pPr>
       <w:r>
-        <w:t>ModuleNotFoundError: pandas — Run pip3 install pandas. On Killercoda add --break-system-packages if pip refuses.</w:t>
-      </w:r>
-    </w:p>
-    <w:p>
-      <w:pPr>
-        <w:pStyle w:val="ListBullet"/>
-      </w:pPr>
-      <w:r>
-        <w:t>The heredoc pasted as one line — Paste the cat &gt; ... &lt;&lt;'EOF' block line by line, or use nano sales_dirty.csv instead.</w:t>
-      </w:r>
-    </w:p>
-    <w:p>
-      <w:pPr>
-        <w:pStyle w:val="ListBullet"/>
-      </w:pPr>
-      <w:r>
-        <w:t>z-score flags nothing — With only 6 values the standard deviation is huge. That is why the lab uses a 1.5 threshold — explain this effect in your report.</w:t>
-      </w:r>
-    </w:p>
-    <w:p>
-      <w:r>
-        <w:rPr>
-          <w:b/>
-          <w:color w:val="1F6FEB"/>
-        </w:rPr>
-        <w:t xml:space="preserve">Note: </w:t>
-      </w:r>
-      <w:r>
-        <w:rPr>
-          <w:sz w:val="20"/>
-        </w:rPr>
-        <w:t>The same procedure, with the copy-paste commands, is in labs/lab-04/README.md in the course repository.</w:t>
-      </w:r>
-    </w:p>
-    <w:p/>
-    <w:p>
-      <w:pPr>
-        <w:pStyle w:val="Heading2"/>
-      </w:pPr>
-      <w:r>
-        <w:t>Lab 5 — Build Parsing Patterns in RegexLab and Apply Them</w:t>
-      </w:r>
-    </w:p>
-    <w:p>
-      <w:r>
-        <w:t>Exam objective: Apply data transformation: cleansing, parsing and formatting data (Domain 2); LO2 / K1.</w:t>
-      </w:r>
-    </w:p>
-    <w:p>
-      <w:r>
-        <w:t>Where you run it: https://alfredang.github.io/regexgenerator/</w:t>
-      </w:r>
-    </w:p>
-    <w:p>
-      <w:r>
-        <w:t>Goal: Real source fields arrive as one messy string — 'Mei Tan &lt;mei.tan@example.sg&gt; +65 9123 4567'. You use RegexLab to build and validate the extraction patterns interactively, then apply the proven patterns in pandas to split one dirty column into three clean, typed fields.</w:t>
-      </w:r>
-    </w:p>
-    <w:p>
-      <w:r>
-        <w:rPr>
-          <w:b/>
-          <w:color w:val="1F6FEB"/>
-          <w:sz w:val="22"/>
-        </w:rPr>
-        <w:t>What you'll build</w:t>
-      </w:r>
-    </w:p>
-    <w:p>
-      <w:r>
-        <w:t>Three validated regex patterns (name, email, phone) and a cleaned CSV with the single contact column parsed into three columns.   (Tools: RegexLab (https://alfredang.github.io/regexgenerator/), Killercoda Ubuntu, Python 3, pandas.)</w:t>
-      </w:r>
-    </w:p>
-    <w:p>
-      <w:r>
-        <w:rPr>
-          <w:b/>
-          <w:color w:val="1F6FEB"/>
-          <w:sz w:val="22"/>
-        </w:rPr>
-        <w:t>Step-by-step</w:t>
-      </w:r>
-    </w:p>
-    <w:p>
-      <w:pPr>
-        <w:pStyle w:val="ListNumber"/>
-      </w:pPr>
-      <w:r>
-        <w:t>Open RegexLab in your browser and clear the sample test string.</w:t>
-      </w:r>
-    </w:p>
-    <w:p>
-      <w:pPr>
-        <w:pStyle w:val="ListNumber"/>
-      </w:pPr>
-      <w:r>
-        <w:t>Paste these three messy contact records into the Test String box:  Mei Tan &lt;mei.tan@example.sg&gt; +65 9123 4567</w:t>
-      </w:r>
-    </w:p>
-    <w:p>
-      <w:pPr>
-        <w:pStyle w:val="ListNumber"/>
-      </w:pPr>
-      <w:r>
-        <w:t>Build the EMAIL pattern and watch the match count update live. Confirm it matches all three records.</w:t>
-      </w:r>
-    </w:p>
-    <w:p>
-      <w:r>
-        <w:rPr>
-          <w:rFonts w:ascii="Consolas" w:hAnsi="Consolas"/>
-          <w:color w:val="0B3060"/>
-          <w:sz w:val="19"/>
-        </w:rPr>
-        <w:t>[a-zA-Z0-9._%+-]+@[a-zA-Z0-9.-]+\.[a-zA-Z]{2,}</w:t>
-      </w:r>
-    </w:p>
-    <w:p>
-      <w:pPr>
-        <w:pStyle w:val="ListNumber"/>
-      </w:pPr>
-      <w:r>
-        <w:t>Build the SINGAPORE PHONE pattern — 8 digits starting 6, 8 or 9, with optional +65 and spaces.</w:t>
-      </w:r>
-    </w:p>
-    <w:p>
-      <w:r>
-        <w:rPr>
-          <w:rFonts w:ascii="Consolas" w:hAnsi="Consolas"/>
-          <w:color w:val="0B3060"/>
-          <w:sz w:val="19"/>
-        </w:rPr>
-        <w:t>(?:\+65[ ]?)?[689][0-9]{3}[ ]?[0-9]{4}</w:t>
-      </w:r>
-    </w:p>
-    <w:p>
-      <w:pPr>
-        <w:pStyle w:val="ListNumber"/>
-      </w:pPr>
-      <w:r>
-        <w:t>Build the NAME pattern — everything before the first angle bracket, trimmed.</w:t>
-      </w:r>
-    </w:p>
-    <w:p>
-      <w:r>
-        <w:rPr>
-          <w:rFonts w:ascii="Consolas" w:hAnsi="Consolas"/>
-          <w:color w:val="0B3060"/>
-          <w:sz w:val="19"/>
-        </w:rPr>
-        <w:t>^([A-Za-z ]+?)\s*&lt;</w:t>
-      </w:r>
-    </w:p>
-    <w:p>
-      <w:pPr>
-        <w:pStyle w:val="ListNumber"/>
-      </w:pPr>
-      <w:r>
-        <w:t>Use the Substitution panel to confirm your pattern replaces cleanly before you trust it in code.</w:t>
-      </w:r>
-    </w:p>
-    <w:p>
-      <w:pPr>
-        <w:pStyle w:val="ListNumber"/>
-      </w:pPr>
-      <w:r>
-        <w:t>Switch to Killercoda and create the messy source file.</w:t>
-      </w:r>
-    </w:p>
-    <w:p>
-      <w:r>
-        <w:rPr>
-          <w:rFonts w:ascii="Consolas" w:hAnsi="Consolas"/>
-          <w:color w:val="0B3060"/>
-          <w:sz w:val="19"/>
-        </w:rPr>
-        <w:t>mkdir -p ~/dataplus/lab5 &amp;&amp; cd ~/dataplus/lab5 &amp;&amp; cat &gt; contacts.csv &lt;&lt;'EOF'</w:t>
-      </w:r>
-    </w:p>
-    <w:p>
-      <w:r>
-        <w:rPr>
-          <w:rFonts w:ascii="Consolas" w:hAnsi="Consolas"/>
-          <w:color w:val="0B3060"/>
-          <w:sz w:val="19"/>
-        </w:rPr>
-        <w:t>id,contact</w:t>
-      </w:r>
-    </w:p>
-    <w:p>
-      <w:r>
-        <w:rPr>
-          <w:rFonts w:ascii="Consolas" w:hAnsi="Consolas"/>
-          <w:color w:val="0B3060"/>
-          <w:sz w:val="19"/>
-        </w:rPr>
-        <w:t>1,Mei Tan &lt;mei.tan@example.sg&gt; +65 9123 4567</w:t>
-      </w:r>
-    </w:p>
-    <w:p>
-      <w:r>
-        <w:rPr>
-          <w:rFonts w:ascii="Consolas" w:hAnsi="Consolas"/>
-          <w:color w:val="0B3060"/>
-          <w:sz w:val="19"/>
-        </w:rPr>
-        <w:t>2,Ravi Kumar &lt;ravi.k@example.sg&gt; 81234567</w:t>
-      </w:r>
-    </w:p>
-    <w:p>
-      <w:r>
-        <w:rPr>
-          <w:rFonts w:ascii="Consolas" w:hAnsi="Consolas"/>
-          <w:color w:val="0B3060"/>
-          <w:sz w:val="19"/>
-        </w:rPr>
-        <w:t>3,Siti Nur &lt;siti@example.sg&gt; +65 6100 0613</w:t>
-      </w:r>
-    </w:p>
-    <w:p>
-      <w:r>
-        <w:rPr>
-          <w:rFonts w:ascii="Consolas" w:hAnsi="Consolas"/>
-          <w:color w:val="0B3060"/>
-          <w:sz w:val="19"/>
-        </w:rPr>
-        <w:t>EOF</w:t>
-      </w:r>
-    </w:p>
-    <w:p>
-      <w:pPr>
-        <w:pStyle w:val="ListNumber"/>
-      </w:pPr>
-      <w:r>
-        <w:t>Apply the SAME patterns you validated in RegexLab, using pandas str.extract.</w:t>
-      </w:r>
-    </w:p>
-    <w:p>
-      <w:r>
-        <w:rPr>
-          <w:rFonts w:ascii="Consolas" w:hAnsi="Consolas"/>
-          <w:color w:val="0B3060"/>
-          <w:sz w:val="19"/>
-        </w:rPr>
-        <w:t>python3 -c "import pandas as pd;d=pd.read_csv('contacts.csv');d['name']=d.contact.str.extract(r'^([A-Za-z ]+?)\s*&lt;');d['email']=d.contact.str.extract(r'([a-zA-Z0-9._%+-]+@[a-zA-Z0-9.-]+\.[a-zA-Z]{2,})');d['phone']=d.contact.str.extract(r'((?:\+65 ?)?[689][0-9]{3} ?[0-9]{4})');print(d[['id','name','email','phone']])"</w:t>
-      </w:r>
-    </w:p>
-    <w:p>
-      <w:pPr>
-        <w:pStyle w:val="ListNumber"/>
-      </w:pPr>
-      <w:r>
-        <w:t>Normalise the phone format — strip +65 and spaces so every value has the same shape.</w:t>
-      </w:r>
-    </w:p>
-    <w:p>
-      <w:r>
-        <w:rPr>
-          <w:rFonts w:ascii="Consolas" w:hAnsi="Consolas"/>
-          <w:color w:val="0B3060"/>
-          <w:sz w:val="19"/>
-        </w:rPr>
-        <w:t>python3 -c "import pandas as pd,re;d=pd.read_csv('contacts.csv');d['phone']=d.contact.str.extract(r'((?:\+65 ?)?[689][0-9]{3} ?[0-9]{4})')[0].str.replace(r'[^0-9]','',regex=True).str[-8:];print(d[['id','phone']])"</w:t>
-      </w:r>
-    </w:p>
-    <w:p>
-      <w:pPr>
-        <w:pStyle w:val="ListNumber"/>
-      </w:pPr>
-      <w:r>
-        <w:t>Save the cleaned, parsed output.</w:t>
-      </w:r>
-    </w:p>
-    <w:p>
-      <w:r>
-        <w:rPr>
-          <w:rFonts w:ascii="Consolas" w:hAnsi="Consolas"/>
-          <w:color w:val="0B3060"/>
-          <w:sz w:val="19"/>
-        </w:rPr>
-        <w:t>python3 -c "import pandas as pd;d=pd.read_csv('contacts.csv');d['name']=d.contact.str.extract(r'^([A-Za-z ]+?)\s*&lt;');d['email']=d.contact.str.extract(r'([a-zA-Z0-9._%+-]+@[a-zA-Z0-9.-]+\.[a-zA-Z]{2,})');d['phone']=d.contact.str.extract(r'((?:\+65 ?)?[689][0-9]{3} ?[0-9]{4})')[0].str.replace(r'[^0-9]','',regex=True).str[-8:];d[['id','name','email','phone']].to_csv('contacts_clean.csv',index=False)" &amp;&amp; cat contacts_clean.csv</w:t>
-      </w:r>
-    </w:p>
-    <w:p>
-      <w:r>
-        <w:rPr>
-          <w:b/>
-          <w:color w:val="1F6FEB"/>
-          <w:sz w:val="22"/>
-        </w:rPr>
-        <w:t>Test it — the expected result</w:t>
-      </w:r>
-    </w:p>
-    <w:p>
-      <w:r>
-        <w:t>contacts_clean.csv holds three rows with name, email and an 8-digit phone each — 91234567, 81234567 and 61000613. No angle brackets, no +65 prefixes, no leftover spaces.</w:t>
-      </w:r>
-    </w:p>
-    <w:p>
-      <w:r>
-        <w:rPr>
-          <w:b/>
-          <w:color w:val="1F6FEB"/>
-          <w:sz w:val="22"/>
-        </w:rPr>
-        <w:t>If it doesn't work</w:t>
-      </w:r>
-    </w:p>
-    <w:p>
-      <w:pPr>
-        <w:pStyle w:val="ListBullet"/>
-      </w:pPr>
-      <w:r>
-        <w:t>RegexLab shows 0 matches — Check the flags — you usually want 'g' (global) so every record is matched, not just the first.</w:t>
-      </w:r>
-    </w:p>
-    <w:p>
-      <w:pPr>
-        <w:pStyle w:val="ListBullet"/>
-      </w:pPr>
-      <w:r>
-        <w:t>extract returns NaN — pandas needs a capturing group. Confirm your pattern has parentheses around the part you want.</w:t>
-      </w:r>
-    </w:p>
-    <w:p>
-      <w:pPr>
-        <w:pStyle w:val="ListBullet"/>
-      </w:pPr>
-      <w:r>
-        <w:t>The phone keeps its +65 — The .str.replace step is what strips it. Confirm regex=True is set, then take the last 8 characters.</w:t>
-      </w:r>
-    </w:p>
-    <w:p>
-      <w:r>
-        <w:rPr>
-          <w:b/>
-          <w:color w:val="1F6FEB"/>
-        </w:rPr>
-        <w:t xml:space="preserve">Note: </w:t>
-      </w:r>
-      <w:r>
-        <w:rPr>
-          <w:sz w:val="20"/>
-        </w:rPr>
-        <w:t>The same procedure, with the copy-paste commands, is in labs/lab-05/README.md in the course repository.</w:t>
-      </w:r>
-    </w:p>
-    <w:p/>
-    <w:p>
-      <w:pPr>
-        <w:pStyle w:val="Heading2"/>
-      </w:pPr>
-      <w:r>
-        <w:t>Lab 6 — Derive Structured Fields from Raw Address Data (IP Calculator)</w:t>
-      </w:r>
-    </w:p>
-    <w:p>
-      <w:r>
-        <w:t>Exam objective: Apply data transformation: derived variables and formatting; use data acquisition methods (Domain 2); LO2 / A2.</w:t>
-      </w:r>
-    </w:p>
-    <w:p>
-      <w:r>
-        <w:t>Where you run it: https://alfredang.github.io/ipcalculator/</w:t>
-      </w:r>
-    </w:p>
-    <w:p>
-      <w:r>
-        <w:t>Goal: A derived variable is a new field computed from existing data — one of the exam's named manipulation techniques. You take raw CIDR address data, use the IP Calculator to derive the network fields by hand first, then reproduce the same derivation in code and prove the two agree.</w:t>
-      </w:r>
-    </w:p>
-    <w:p>
-      <w:r>
-        <w:rPr>
-          <w:b/>
-          <w:color w:val="1F6FEB"/>
-          <w:sz w:val="22"/>
-        </w:rPr>
-        <w:t>What you'll build</w:t>
-      </w:r>
-    </w:p>
-    <w:p>
-      <w:r>
-        <w:t>A dataset enriched with four derived columns (network address, broadcast, usable hosts, subnet class) verified against the calculator.   (Tools: IP Calculator (https://alfredang.github.io/ipcalculator/), Killercoda Ubuntu, Python 3, ipaddress module.)</w:t>
-      </w:r>
-    </w:p>
-    <w:p>
-      <w:r>
-        <w:rPr>
-          <w:b/>
-          <w:color w:val="1F6FEB"/>
-          <w:sz w:val="22"/>
-        </w:rPr>
-        <w:t>Step-by-step</w:t>
-      </w:r>
-    </w:p>
-    <w:p>
-      <w:pPr>
-        <w:pStyle w:val="ListNumber"/>
-      </w:pPr>
-      <w:r>
-        <w:t>Open the IP Calculator in your browser.</w:t>
-      </w:r>
-    </w:p>
-    <w:p>
-      <w:pPr>
-        <w:pStyle w:val="ListNumber"/>
-      </w:pPr>
-      <w:r>
-        <w:t>Enter 192.168.10.0/24 and record the derived values: network, broadcast, usable host count and mask.</w:t>
-      </w:r>
-    </w:p>
-    <w:p>
-      <w:pPr>
-        <w:pStyle w:val="ListNumber"/>
-      </w:pPr>
-      <w:r>
-        <w:t>Repeat for 10.0.5.0/22 and 172.16.8.0/29 — note how the usable-host count changes with the prefix.</w:t>
-      </w:r>
-    </w:p>
-    <w:p>
-      <w:pPr>
-        <w:pStyle w:val="ListNumber"/>
-      </w:pPr>
-      <w:r>
-        <w:t>Switch to Killercoda and create the source dataset of raw CIDR strings.</w:t>
-      </w:r>
-    </w:p>
-    <w:p>
-      <w:r>
-        <w:rPr>
-          <w:rFonts w:ascii="Consolas" w:hAnsi="Consolas"/>
-          <w:color w:val="0B3060"/>
-          <w:sz w:val="19"/>
-        </w:rPr>
-        <w:t>mkdir -p ~/dataplus/lab6 &amp;&amp; cd ~/dataplus/lab6 &amp;&amp; printf 'site,cidr\nHQ,192.168.10.0/24\nBranch,10.0.5.0/22\nDMZ,172.16.8.0/29\n' &gt; sites.csv</w:t>
-      </w:r>
-    </w:p>
-    <w:p>
-      <w:pPr>
-        <w:pStyle w:val="ListNumber"/>
-      </w:pPr>
-      <w:r>
-        <w:t>Derive the same four fields in code — this is the DERIVED VARIABLE technique from the exam objectives.</w:t>
-      </w:r>
-    </w:p>
-    <w:p>
-      <w:r>
-        <w:rPr>
-          <w:rFonts w:ascii="Consolas" w:hAnsi="Consolas"/>
-          <w:color w:val="0B3060"/>
-          <w:sz w:val="19"/>
-        </w:rPr>
-        <w:t>python3 -c "import pandas as pd,ipaddress as ip;d=pd.read_csv('sites.csv');n=d.cidr.map(ip.ip_network);d['network']=[str(x.network_address) for x in n];d['broadcast']=[str(x.broadcast_address) for x in n];d['usable_hosts']=[x.num_addresses-2 for x in n];d['mask']=[str(x.netmask) for x in n];print(d)"</w:t>
-      </w:r>
-    </w:p>
-    <w:p>
-      <w:pPr>
-        <w:pStyle w:val="ListNumber"/>
-      </w:pPr>
-      <w:r>
-        <w:t>Compare every derived value against what the IP Calculator gave you — they must match exactly.</w:t>
-      </w:r>
-    </w:p>
-    <w:p>
-      <w:pPr>
-        <w:pStyle w:val="ListNumber"/>
-      </w:pPr>
-      <w:r>
-        <w:t>Decide the storage trade-off the exam asks about: store the derived columns (fast reads, more space) or recompute on demand (less space, slower). Write your choice and the reason.</w:t>
-      </w:r>
-    </w:p>
-    <w:p>
-      <w:pPr>
-        <w:pStyle w:val="ListNumber"/>
-      </w:pPr>
-      <w:r>
-        <w:t>Save the enriched dataset.</w:t>
-      </w:r>
-    </w:p>
-    <w:p>
-      <w:r>
-        <w:rPr>
-          <w:rFonts w:ascii="Consolas" w:hAnsi="Consolas"/>
-          <w:color w:val="0B3060"/>
-          <w:sz w:val="19"/>
-        </w:rPr>
-        <w:t>python3 -c "import pandas as pd,ipaddress as ip;d=pd.read_csv('sites.csv');n=d.cidr.map(ip.ip_network);d['network']=[str(x.network_address) for x in n];d['usable_hosts']=[x.num_addresses-2 for x in n];d.to_csv('sites_enriched.csv',index=False)" &amp;&amp; cat sites_enriched.csv</w:t>
-      </w:r>
-    </w:p>
-    <w:p>
-      <w:r>
-        <w:rPr>
-          <w:b/>
-          <w:color w:val="1F6FEB"/>
-          <w:sz w:val="22"/>
-        </w:rPr>
-        <w:t>Test it — the expected result</w:t>
-      </w:r>
-    </w:p>
-    <w:p>
-      <w:r>
-        <w:t>The code and the IP Calculator agree: /24 gives 254 usable hosts, /22 gives 1022, and /29 gives 6. sites_enriched.csv carries the derived columns alongside the original CIDR.</w:t>
-      </w:r>
-    </w:p>
-    <w:p>
-      <w:r>
-        <w:rPr>
-          <w:b/>
-          <w:color w:val="1F6FEB"/>
-          <w:sz w:val="22"/>
-        </w:rPr>
-        <w:t>If it doesn't work</w:t>
-      </w:r>
-    </w:p>
-    <w:p>
-      <w:pPr>
-        <w:pStyle w:val="ListBullet"/>
-      </w:pPr>
-      <w:r>
-        <w:t>ValueError: has host bits set — The address is not a valid network address for that prefix. Use ip_network(x, strict=False) or correct the CIDR.</w:t>
-      </w:r>
-    </w:p>
-    <w:p>
-      <w:pPr>
-        <w:pStyle w:val="ListBullet"/>
-      </w:pPr>
-      <w:r>
-        <w:t>usable_hosts is negative for /31 or /32 — Those prefixes have no usable host range by the -2 convention. Note this edge case in your report.</w:t>
-      </w:r>
-    </w:p>
-    <w:p>
-      <w:pPr>
-        <w:pStyle w:val="ListBullet"/>
-      </w:pPr>
-      <w:r>
-        <w:t>The numbers disagree with the calculator — Confirm you entered the same prefix length in both. A /22 is not a /24.</w:t>
-      </w:r>
-    </w:p>
-    <w:p>
-      <w:r>
-        <w:rPr>
-          <w:b/>
-          <w:color w:val="1F6FEB"/>
-        </w:rPr>
-        <w:t xml:space="preserve">Note: </w:t>
-      </w:r>
-      <w:r>
-        <w:rPr>
-          <w:sz w:val="20"/>
-        </w:rPr>
-        <w:t>The same procedure, with the copy-paste commands, is in labs/lab-06/README.md in the course repository.</w:t>
-      </w:r>
-    </w:p>
-    <w:p/>
-    <w:p>
-      <w:pPr>
-        <w:pStyle w:val="Heading2"/>
-      </w:pPr>
-      <w:r>
-        <w:t>Lab 7 — Integrate Multiple Datasets with SQL Joins and Cleanse the Result</w:t>
-      </w:r>
-    </w:p>
-    <w:p>
-      <w:r>
-        <w:t>Exam objective: Use data acquisition methods: data integration and queries to gather and combine data (Domain 2); LO2 / A1 / A2.</w:t>
-      </w:r>
-    </w:p>
-    <w:p>
-      <w:r>
-        <w:t>Where you run it: https://killercoda.com/playgrounds/scenario/ubuntu</w:t>
-      </w:r>
-    </w:p>
-    <w:p>
-      <w:r>
-        <w:t>Goal: This is the integration lab that LO1 and LO2 both rest on. You load three separate source extracts into SQLite, combine them with the four join types, watch how inner versus left join silently changes your record count, and then cleanse the merged result.</w:t>
-      </w:r>
-    </w:p>
-    <w:p>
-      <w:r>
-        <w:rPr>
-          <w:b/>
-          <w:color w:val="1F6FEB"/>
-          <w:sz w:val="22"/>
-        </w:rPr>
-        <w:t>What you'll build</w:t>
-      </w:r>
-    </w:p>
-    <w:p>
-      <w:r>
-        <w:t>A single integrated, deduplicated analysis table built from three sources, with the record count reconciled at every join.   (Tools: Killercoda Ubuntu, SQLite 3, SQL joins, Python 3/pandas.)</w:t>
-      </w:r>
-    </w:p>
-    <w:p>
-      <w:r>
-        <w:rPr>
-          <w:b/>
-          <w:color w:val="1F6FEB"/>
-          <w:sz w:val="22"/>
-        </w:rPr>
-        <w:t>Step-by-step</w:t>
-      </w:r>
-    </w:p>
-    <w:p>
-      <w:pPr>
-        <w:pStyle w:val="ListNumber"/>
-      </w:pPr>
-      <w:r>
-        <w:t>Create the lab folder and the three source extracts.</w:t>
-      </w:r>
-    </w:p>
-    <w:p>
-      <w:r>
-        <w:rPr>
-          <w:rFonts w:ascii="Consolas" w:hAnsi="Consolas"/>
-          <w:color w:val="0B3060"/>
-          <w:sz w:val="19"/>
-        </w:rPr>
-        <w:t>mkdir -p ~/dataplus/lab7 &amp;&amp; cd ~/dataplus/lab7</w:t>
-      </w:r>
-    </w:p>
-    <w:p>
-      <w:pPr>
-        <w:pStyle w:val="ListNumber"/>
-      </w:pPr>
-      <w:r>
-        <w:t>Source A — the customer master (note: customer 4 appears here only).</w:t>
-      </w:r>
-    </w:p>
-    <w:p>
-      <w:r>
-        <w:rPr>
-          <w:rFonts w:ascii="Consolas" w:hAnsi="Consolas"/>
-          <w:color w:val="0B3060"/>
-          <w:sz w:val="19"/>
-        </w:rPr>
-        <w:t>printf 'customer_id,name,region\n1,Mei Tan,Central\n2,Ravi Kumar,West\n3,Siti Nur,North\n4,John Lee,East\n' &gt; customers.csv</w:t>
-      </w:r>
-    </w:p>
-    <w:p>
-      <w:pPr>
-        <w:pStyle w:val="ListNumber"/>
-      </w:pPr>
-      <w:r>
-        <w:t>Source B — the order transactions (note: customer 4 has no orders; customer 5 has orders but no master record).</w:t>
-      </w:r>
-    </w:p>
-    <w:p>
-      <w:r>
-        <w:rPr>
-          <w:rFonts w:ascii="Consolas" w:hAnsi="Consolas"/>
-          <w:color w:val="0B3060"/>
-          <w:sz w:val="19"/>
-        </w:rPr>
-        <w:t>printf 'order_id,customer_id,amount\n100,1,240.50\n101,2,89.00\n102,1,120.00\n103,3,310.00\n104,5,55.00\n' &gt; orders.csv</w:t>
-      </w:r>
-    </w:p>
-    <w:p>
-      <w:pPr>
-        <w:pStyle w:val="ListNumber"/>
-      </w:pPr>
-      <w:r>
-        <w:t>Source C — the regional targets used to enrich the result.</w:t>
-      </w:r>
-    </w:p>
-    <w:p>
-      <w:r>
-        <w:rPr>
-          <w:rFonts w:ascii="Consolas" w:hAnsi="Consolas"/>
-          <w:color w:val="0B3060"/>
-          <w:sz w:val="19"/>
-        </w:rPr>
-        <w:t>printf 'region,target\nCentral,500\nWest,300\nNorth,400\nEast,200\n' &gt; targets.csv</w:t>
-      </w:r>
-    </w:p>
-    <w:p>
-      <w:pPr>
-        <w:pStyle w:val="ListNumber"/>
-      </w:pPr>
-      <w:r>
-        <w:t>Load all three into SQLite in one go.</w:t>
-      </w:r>
-    </w:p>
-    <w:p>
-      <w:r>
-        <w:rPr>
-          <w:rFonts w:ascii="Consolas" w:hAnsi="Consolas"/>
-          <w:color w:val="0B3060"/>
-          <w:sz w:val="19"/>
-        </w:rPr>
-        <w:t>sqlite3 integrate.db &lt;&lt;'EOF'</w:t>
-      </w:r>
-    </w:p>
-    <w:p>
-      <w:r>
-        <w:rPr>
-          <w:rFonts w:ascii="Consolas" w:hAnsi="Consolas"/>
-          <w:color w:val="0B3060"/>
-          <w:sz w:val="19"/>
-        </w:rPr>
-        <w:t>.mode csv</w:t>
-      </w:r>
-    </w:p>
-    <w:p>
-      <w:r>
-        <w:rPr>
-          <w:rFonts w:ascii="Consolas" w:hAnsi="Consolas"/>
-          <w:color w:val="0B3060"/>
-          <w:sz w:val="19"/>
-        </w:rPr>
-        <w:t>.import customers.csv customers</w:t>
-      </w:r>
-    </w:p>
-    <w:p>
-      <w:r>
-        <w:rPr>
-          <w:rFonts w:ascii="Consolas" w:hAnsi="Consolas"/>
-          <w:color w:val="0B3060"/>
-          <w:sz w:val="19"/>
-        </w:rPr>
-        <w:t>.import orders.csv orders</w:t>
-      </w:r>
-    </w:p>
-    <w:p>
-      <w:r>
-        <w:rPr>
-          <w:rFonts w:ascii="Consolas" w:hAnsi="Consolas"/>
-          <w:color w:val="0B3060"/>
-          <w:sz w:val="19"/>
-        </w:rPr>
-        <w:t>.import targets.csv targets</w:t>
-      </w:r>
-    </w:p>
-    <w:p>
-      <w:r>
-        <w:rPr>
-          <w:rFonts w:ascii="Consolas" w:hAnsi="Consolas"/>
-          <w:color w:val="0B3060"/>
-          <w:sz w:val="19"/>
-        </w:rPr>
-        <w:t>.headers on</w:t>
-      </w:r>
-    </w:p>
-    <w:p>
-      <w:r>
-        <w:rPr>
-          <w:rFonts w:ascii="Consolas" w:hAnsi="Consolas"/>
-          <w:color w:val="0B3060"/>
-          <w:sz w:val="19"/>
-        </w:rPr>
-        <w:t>SELECT COUNT(*) AS customers FROM customers; SELECT COUNT(*) AS orders FROM orders;</w:t>
-      </w:r>
-    </w:p>
-    <w:p>
-      <w:r>
-        <w:rPr>
-          <w:rFonts w:ascii="Consolas" w:hAnsi="Consolas"/>
-          <w:color w:val="0B3060"/>
-          <w:sz w:val="19"/>
-        </w:rPr>
-        <w:t>EOF</w:t>
-      </w:r>
-    </w:p>
-    <w:p>
-      <w:pPr>
-        <w:pStyle w:val="ListNumber"/>
-      </w:pPr>
-      <w:r>
-        <w:t>INNER JOIN — returns only matched rows. Count them and note what you silently lost.</w:t>
-      </w:r>
-    </w:p>
-    <w:p>
-      <w:r>
-        <w:rPr>
-          <w:rFonts w:ascii="Consolas" w:hAnsi="Consolas"/>
-          <w:color w:val="0B3060"/>
-          <w:sz w:val="19"/>
-        </w:rPr>
-        <w:t>sqlite3 -header -column integrate.db "SELECT COUNT(*) AS inner_rows FROM orders o JOIN customers c ON c.customer_id=o.customer_id;"</w:t>
-      </w:r>
-    </w:p>
-    <w:p>
-      <w:pPr>
-        <w:pStyle w:val="ListNumber"/>
-      </w:pPr>
-      <w:r>
-        <w:t>LEFT JOIN from orders — keeps order 104 whose customer is missing, showing NULL in the master fields.</w:t>
-      </w:r>
-    </w:p>
-    <w:p>
-      <w:r>
-        <w:rPr>
-          <w:rFonts w:ascii="Consolas" w:hAnsi="Consolas"/>
-          <w:color w:val="0B3060"/>
-          <w:sz w:val="19"/>
-        </w:rPr>
-        <w:t>sqlite3 -header -column integrate.db "SELECT o.order_id, o.customer_id, c.name FROM orders o LEFT JOIN customers c ON c.customer_id=o.customer_id;"</w:t>
-      </w:r>
-    </w:p>
-    <w:p>
-      <w:pPr>
-        <w:pStyle w:val="ListNumber"/>
-      </w:pPr>
-      <w:r>
-        <w:t>LEFT JOIN from customers — keeps John Lee, who has no orders at all.</w:t>
-      </w:r>
-    </w:p>
-    <w:p>
-      <w:r>
-        <w:rPr>
-          <w:rFonts w:ascii="Consolas" w:hAnsi="Consolas"/>
-          <w:color w:val="0B3060"/>
-          <w:sz w:val="19"/>
-        </w:rPr>
-        <w:t>sqlite3 -header -column integrate.db "SELECT c.name, o.order_id FROM customers c LEFT JOIN orders o ON c.customer_id=o.customer_id;"</w:t>
-      </w:r>
-    </w:p>
-    <w:p>
-      <w:pPr>
-        <w:pStyle w:val="ListNumber"/>
-      </w:pPr>
-      <w:r>
-        <w:t>Build the integrated analysis table joining all three sources and aggregating per region.</w:t>
-      </w:r>
-    </w:p>
-    <w:p>
-      <w:r>
-        <w:rPr>
-          <w:rFonts w:ascii="Consolas" w:hAnsi="Consolas"/>
-          <w:color w:val="0B3060"/>
-          <w:sz w:val="19"/>
-        </w:rPr>
-        <w:t>sqlite3 -header -column integrate.db "SELECT c.region, COUNT(o.order_id) AS orders, ROUND(SUM(o.amount),2) AS revenue, t.target FROM customers c LEFT JOIN orders o ON c.customer_id=o.customer_id JOIN targets t ON t.region=c.region GROUP BY c.region, t.target;"</w:t>
-      </w:r>
-    </w:p>
-    <w:p>
-      <w:pPr>
-        <w:pStyle w:val="ListNumber"/>
-      </w:pPr>
-      <w:r>
-        <w:t>Add the derived performance measure and persist the result.</w:t>
-      </w:r>
-    </w:p>
-    <w:p>
-      <w:r>
-        <w:rPr>
-          <w:rFonts w:ascii="Consolas" w:hAnsi="Consolas"/>
-          <w:color w:val="0B3060"/>
-          <w:sz w:val="19"/>
-        </w:rPr>
-        <w:t>sqlite3 -header -column integrate.db "CREATE TABLE regional AS SELECT c.region, COUNT(o.order_id) AS orders, COALESCE(SUM(o.amount),0) AS revenue, t.target, ROUND(COALESCE(SUM(o.amount),0)*100.0/t.target,1) AS pct_of_target FROM customers c LEFT JOIN orders o ON c.customer_id=o.customer_id JOIN targets t ON t.region=c.region GROUP BY c.region,t.target; SELECT * FROM regional;"</w:t>
-      </w:r>
-    </w:p>
-    <w:p>
-      <w:pPr>
-        <w:pStyle w:val="ListNumber"/>
-      </w:pPr>
-      <w:r>
-        <w:t>Reconcile: explain in one line why the inner join returned 4 rows but there are 5 orders.</w:t>
-      </w:r>
-    </w:p>
-    <w:p>
-      <w:r>
-        <w:rPr>
-          <w:b/>
-          <w:color w:val="1F6FEB"/>
-          <w:sz w:val="22"/>
-        </w:rPr>
-        <w:t>Test it — the expected result</w:t>
-      </w:r>
-    </w:p>
-    <w:p>
-      <w:r>
-        <w:t>The inner join returns 4 rows, not 5 — order 104 is dropped because customer 5 has no master record. The regional table shows East at 0% of target (John Lee ordered nothing) and Central above 70%.</w:t>
-      </w:r>
-    </w:p>
-    <w:p>
-      <w:r>
-        <w:rPr>
-          <w:b/>
-          <w:color w:val="1F6FEB"/>
-          <w:sz w:val="22"/>
-        </w:rPr>
-        <w:t>If it doesn't work</w:t>
+        <w:t>The CSV contains '404: Not Found' — curl wrote the error page into the file. Confirm the BASE URL, re-run with -fsSO so curl fails loudly, or copy the files from the repo folder you cloned.</w:t>
       </w:r>
     </w:p>
     <w:p>
@@ -3584,7 +3332,7 @@
         <w:pStyle w:val="ListNumber"/>
       </w:pPr>
       <w:r>
-        <w:t>Create the lab folder and the salary dataset — one director salary is far above the rest.</w:t>
+        <w:t>Create the working folder and download this lab's dataset. The files also ship in the course repo under labs/lab-08-descriptive-statistics-and-the-outlier-that-moves-th/data/ — download them from GitHub or copy them from the folder you cloned.</w:t>
       </w:r>
     </w:p>
     <w:p>
@@ -3594,7 +3342,7 @@
           <w:color w:val="0B3060"/>
           <w:sz w:val="19"/>
         </w:rPr>
-        <w:t>mkdir -p ~/dataplus/lab8 &amp;&amp; cd ~/dataplus/lab8 &amp;&amp; printf 'employee,dept,salary\nA,Ops,3800\nB,Ops,4200\nC,Ops,4000\nD,Sales,4500\nE,Sales,3900\nF,Sales,4200\nG,Tech,5200\nH,Tech,4800\nI,Tech,5000\nJ,Exec,26000\n' &gt; salaries.csv</w:t>
+        <w:t>mkdir -p ~/dataplus/lab8 &amp;&amp; cd ~/dataplus/lab8 &amp;&amp; BASE=https://raw.githubusercontent.com/tertiarycourses/TGS-2024049212-CompTIA-Certified-Data-Training/main/labs/lab-08-descriptive-statistics-and-the-outlier-that-moves-th/data &amp;&amp; for f in salaries.csv; do curl -fsSO $BASE/$f || echo FAILED $f; done &amp;&amp; ls -l</w:t>
       </w:r>
     </w:p>
     <w:p>
@@ -3725,7 +3473,7 @@
     </w:p>
     <w:p>
       <w:r>
-        <w:t>With the outlier the mean is ~6560 but the median is only 4350. Removing it drops the mean to ~4400 while the median barely moves (4350 → 4200). The Exec row is flagged at z ≈ 2.8. Your report recommends the MEDIAN.</w:t>
+        <w:t>Across 61 employees the mean is ~4978 but the median is only 4550. Removing the single Executive salary drops the mean to ~4628 while the median barely moves (4550 → 4525). E999 is flagged at z ≈ 7.5, far beyond the |z| &gt; 3 threshold. Your report recommends the MEDIAN as the typical salary.</w:t>
       </w:r>
     </w:p>
     <w:p>
@@ -3743,6 +3491,14 @@
         <w:pStyle w:val="ListBullet"/>
       </w:pPr>
       <w:r>
+        <w:t>The CSV contains '404: Not Found' — curl wrote the error page into the file. Confirm the BASE URL, re-run with -fsSO so curl fails loudly, or copy the files from the repo folder you cloned.</w:t>
+      </w:r>
+    </w:p>
+    <w:p>
+      <w:pPr>
+        <w:pStyle w:val="ListBullet"/>
+      </w:pPr>
+      <w:r>
         <w:t>mode returns several values — A dataset with no repeated value returns every value. pandas .mode() correctly returns a list — report it as 'no single mode'.</w:t>
       </w:r>
     </w:p>
@@ -3759,7 +3515,7 @@
         <w:pStyle w:val="ListBullet"/>
       </w:pPr>
       <w:r>
-        <w:t>No row is flagged at |z|&gt;2 — With n=10 a single extreme point inflates the SD and hides itself. Try the median-absolute-deviation method and discuss the difference.</w:t>
+        <w:t>Only one row is flagged — That is correct — the dataset carries exactly one planted outlier (E999). Lower the threshold to |z| &gt; 2 and note that nothing else appears, which is what a clean distribution looks like.</w:t>
       </w:r>
     </w:p>
     <w:p>
@@ -3883,7 +3639,7 @@
         <w:pStyle w:val="ListNumber"/>
       </w:pPr>
       <w:r>
-        <w:t>Create the lab folder and install scipy.</w:t>
+        <w:t>Create the working folder and download this lab's dataset. The files also ship in the course repo under labs/lab-09-hypothesis-testing-t-test-p-value-and-the-two-error/data/ — download them from GitHub or copy them from the folder you cloned.</w:t>
       </w:r>
     </w:p>
     <w:p>
@@ -3893,7 +3649,7 @@
           <w:color w:val="0B3060"/>
           <w:sz w:val="19"/>
         </w:rPr>
-        <w:t>mkdir -p ~/dataplus/lab9 &amp;&amp; cd ~/dataplus/lab9 &amp;&amp; pip3 install scipy pandas --quiet</w:t>
+        <w:t>mkdir -p ~/dataplus/lab9 &amp;&amp; cd ~/dataplus/lab9 &amp;&amp; BASE=https://raw.githubusercontent.com/tertiarycourses/TGS-2024049212-CompTIA-Certified-Data-Training/main/labs/lab-09-hypothesis-testing-t-test-p-value-and-the-two-error/data &amp;&amp; for f in abtest.csv; do curl -fsSO $BASE/$f || echo FAILED $f; done &amp;&amp; ls -l</w:t>
       </w:r>
     </w:p>
     <w:p>
@@ -3901,7 +3657,15 @@
         <w:pStyle w:val="ListNumber"/>
       </w:pPr>
       <w:r>
-        <w:t>Create the A/B test dataset — group A is the old page, group B the new one.</w:t>
+        <w:t>STATE THE HYPOTHESES before you look at any result — this is the discipline the exam tests.  H0: there is no difference in mean order value.  H1: the new page has a higher mean order value.</w:t>
+      </w:r>
+    </w:p>
+    <w:p>
+      <w:pPr>
+        <w:pStyle w:val="ListNumber"/>
+      </w:pPr>
+      <w:r>
+        <w:t>Look at the group means first — a difference here is necessary but NOT sufficient.</w:t>
       </w:r>
     </w:p>
     <w:p>
@@ -3911,7 +3675,7 @@
           <w:color w:val="0B3060"/>
           <w:sz w:val="19"/>
         </w:rPr>
-        <w:t>printf 'group,order_value\nA,42\nA,38\nA,45\nA,40\nA,37\nA,44\nA,41\nA,39\nB,48\nB,52\nB,47\nB,50\nB,53\nB,49\nB,51\nB,46\n' &gt; abtest.csv</w:t>
+        <w:t>python3 -c "import pandas as pd;d=pd.read_csv('abtest.csv');print(d.groupby('group').order_value.agg(['count','mean','std']).round(2))"</w:t>
       </w:r>
     </w:p>
     <w:p>
@@ -3919,15 +3683,7 @@
         <w:pStyle w:val="ListNumber"/>
       </w:pPr>
       <w:r>
-        <w:t>STATE THE HYPOTHESES before you look at any result — this is the discipline the exam tests.  H0: there is no difference in mean order value.  H1: the new page has a higher mean order value.</w:t>
-      </w:r>
-    </w:p>
-    <w:p>
-      <w:pPr>
-        <w:pStyle w:val="ListNumber"/>
-      </w:pPr>
-      <w:r>
-        <w:t>Look at the group means first — a difference here is necessary but NOT sufficient.</w:t>
+        <w:t>Run the two-sample t-test and read the p-value.</w:t>
       </w:r>
     </w:p>
     <w:p>
@@ -3937,7 +3693,7 @@
           <w:color w:val="0B3060"/>
           <w:sz w:val="19"/>
         </w:rPr>
-        <w:t>python3 -c "import pandas as pd;d=pd.read_csv('abtest.csv');print(d.groupby('group').order_value.agg(['count','mean','std']).round(2))"</w:t>
+        <w:t>python3 -c "import pandas as pd;from scipy import stats;d=pd.read_csv('abtest.csv');a=d[d.group=='A'].order_value;b=d[d.group=='B'].order_value;t,p=stats.ttest_ind(a,b);print('t =',round(t,4));print('p =',round(p,6))"</w:t>
       </w:r>
     </w:p>
     <w:p>
@@ -3945,7 +3701,7 @@
         <w:pStyle w:val="ListNumber"/>
       </w:pPr>
       <w:r>
-        <w:t>Run the two-sample t-test and read the p-value.</w:t>
+        <w:t>Apply the 0.05 decision rule explicitly.</w:t>
       </w:r>
     </w:p>
     <w:p>
@@ -3955,7 +3711,7 @@
           <w:color w:val="0B3060"/>
           <w:sz w:val="19"/>
         </w:rPr>
-        <w:t>python3 -c "import pandas as pd;from scipy import stats;d=pd.read_csv('abtest.csv');a=d[d.group=='A'].order_value;b=d[d.group=='B'].order_value;t,p=stats.ttest_ind(a,b);print('t =',round(t,4));print('p =',round(p,6))"</w:t>
+        <w:t>python3 -c "import pandas as pd;from scipy import stats;d=pd.read_csv('abtest.csv');a=d[d.group=='A'].order_value;b=d[d.group=='B'].order_value;t,p=stats.ttest_ind(a,b);print('REJECT H0 - the difference is statistically significant' if p&lt;0.05 else 'FAIL TO REJECT H0')"</w:t>
       </w:r>
     </w:p>
     <w:p>
@@ -3963,7 +3719,7 @@
         <w:pStyle w:val="ListNumber"/>
       </w:pPr>
       <w:r>
-        <w:t>Apply the 0.05 decision rule explicitly.</w:t>
+        <w:t>Compute the 95% confidence interval for the difference so you can report a range, not just a verdict.</w:t>
       </w:r>
     </w:p>
     <w:p>
@@ -3973,24 +3729,6 @@
           <w:color w:val="0B3060"/>
           <w:sz w:val="19"/>
         </w:rPr>
-        <w:t>python3 -c "import pandas as pd;from scipy import stats;d=pd.read_csv('abtest.csv');a=d[d.group=='A'].order_value;b=d[d.group=='B'].order_value;t,p=stats.ttest_ind(a,b);print('REJECT H0 - the difference is statistically significant' if p&lt;0.05 else 'FAIL TO REJECT H0')"</w:t>
-      </w:r>
-    </w:p>
-    <w:p>
-      <w:pPr>
-        <w:pStyle w:val="ListNumber"/>
-      </w:pPr>
-      <w:r>
-        <w:t>Compute the 95% confidence interval for the difference so you can report a range, not just a verdict.</w:t>
-      </w:r>
-    </w:p>
-    <w:p>
-      <w:r>
-        <w:rPr>
-          <w:rFonts w:ascii="Consolas" w:hAnsi="Consolas"/>
-          <w:color w:val="0B3060"/>
-          <w:sz w:val="19"/>
-        </w:rPr>
         <w:t>python3 -c "import pandas as pd,numpy as np;from scipy import stats;d=pd.read_csv('abtest.csv');a=d[d.group=='A'].order_value;b=d[d.group=='B'].order_value;diff=b.mean()-a.mean();se=np.sqrt(a.var()/len(a)+b.var()/len(b));print('diff',round(diff,2),'95% CI',(round(diff-1.96*se,2),round(diff+1.96*se,2)))"</w:t>
       </w:r>
     </w:p>
@@ -4022,7 +3760,7 @@
     </w:p>
     <w:p>
       <w:r>
-        <w:t>The t-test returns p well below 0.05 (approximately 0.000002), so you REJECT H0. Group B averages about 49.5 versus 40.75 for group A — a lift of roughly 8.75, with a confidence interval that excludes zero.</w:t>
+        <w:t>With 60 observations per group the t-test returns t ≈ -11.3 and p ≈ 1.9e-20, far below 0.05, so you REJECT H0. Group B averages about 49.65 against 41.14 for group A — a lift of roughly 8.5, with a 95% confidence interval that excludes zero.</w:t>
       </w:r>
     </w:p>
     <w:p>
@@ -4033,6 +3771,14 @@
           <w:sz w:val="22"/>
         </w:rPr>
         <w:t>If it doesn't work</w:t>
+      </w:r>
+    </w:p>
+    <w:p>
+      <w:pPr>
+        <w:pStyle w:val="ListBullet"/>
+      </w:pPr>
+      <w:r>
+        <w:t>The CSV contains '404: Not Found' — curl wrote the error page into the file. Confirm the BASE URL, re-run with -fsSO so curl fails loudly, or copy the files from the repo folder you cloned.</w:t>
       </w:r>
     </w:p>
     <w:p>
@@ -4180,7 +3926,7 @@
         <w:pStyle w:val="ListNumber"/>
       </w:pPr>
       <w:r>
-        <w:t>Create the lab folder and the monthly marketing dataset.</w:t>
+        <w:t>Create the working folder and download this lab's dataset. The files also ship in the course repo under labs/lab-10-correlation-regression-and-the-causation-trap/data/ — download them from GitHub or copy them from the folder you cloned.</w:t>
       </w:r>
     </w:p>
     <w:p>
@@ -4190,7 +3936,7 @@
           <w:color w:val="0B3060"/>
           <w:sz w:val="19"/>
         </w:rPr>
-        <w:t>mkdir -p ~/dataplus/lab10 &amp;&amp; cd ~/dataplus/lab10 &amp;&amp; printf 'month,spend,revenue,staff\n1,10,118,12\n2,12,131,12\n3,15,152,13\n4,18,171,14\n5,20,188,14\n6,22,197,15\n7,25,221,16\n8,28,238,16\n9,30,255,17\n10,33,271,18\n' &gt; marketing.csv</w:t>
+        <w:t>mkdir -p ~/dataplus/lab10 &amp;&amp; cd ~/dataplus/lab10 &amp;&amp; BASE=https://raw.githubusercontent.com/tertiarycourses/TGS-2024049212-CompTIA-Certified-Data-Training/main/labs/lab-10-correlation-regression-and-the-causation-trap/data &amp;&amp; for f in marketing.csv; do curl -fsSO $BASE/$f || echo FAILED $f; done &amp;&amp; ls -l</w:t>
       </w:r>
     </w:p>
     <w:p>
@@ -4311,7 +4057,7 @@
     </w:p>
     <w:p>
       <w:r>
-        <w:t>Spend and revenue correlate at r ≈ 0.999 with R-squared ≈ 0.998, giving revenue ≈ 6.6 × spend + 52. Staff also correlates ≈ 0.99 with revenue — but growth over time drives both, so the link is not causal.</w:t>
+        <w:t>Across 36 months spend and revenue correlate at r ≈ 0.991 with R-squared ≈ 0.982, giving revenue ≈ 6.55 × spend + 54.1. Staff headcount ALSO correlates with revenue at r ≈ 0.970 — but growth over time drives both, so that second relationship is not causal.</w:t>
       </w:r>
     </w:p>
     <w:p>
@@ -4322,6 +4068,14 @@
           <w:sz w:val="22"/>
         </w:rPr>
         <w:t>If it doesn't work</w:t>
+      </w:r>
+    </w:p>
+    <w:p>
+      <w:pPr>
+        <w:pStyle w:val="ListBullet"/>
+      </w:pPr>
+      <w:r>
+        <w:t>The CSV contains '404: Not Found' — curl wrote the error page into the file. Confirm the BASE URL, re-run with -fsSO so curl fails loudly, or copy the files from the repo folder you cloned.</w:t>
       </w:r>
     </w:p>
     <w:p>
@@ -4548,7 +4302,7 @@
         <w:pStyle w:val="ListNumber"/>
       </w:pPr>
       <w:r>
-        <w:t>Create the lab folder and install matplotlib.</w:t>
+        <w:t>Create the working folder and download this lab's dataset. The files also ship in the course repo under labs/lab-11-choose-the-right-chart-five-questions-five-chart-typ/data/ — download them from GitHub or copy them from the folder you cloned.</w:t>
       </w:r>
     </w:p>
     <w:p>
@@ -4558,7 +4312,7 @@
           <w:color w:val="0B3060"/>
           <w:sz w:val="19"/>
         </w:rPr>
-        <w:t>mkdir -p ~/dataplus/lab11 &amp;&amp; cd ~/dataplus/lab11 &amp;&amp; pip3 install matplotlib pandas --quiet</w:t>
+        <w:t>mkdir -p ~/dataplus/lab11 &amp;&amp; cd ~/dataplus/lab11 &amp;&amp; BASE=https://raw.githubusercontent.com/tertiarycourses/TGS-2024049212-CompTIA-Certified-Data-Training/main/labs/lab-11-choose-the-right-chart-five-questions-five-chart-typ/data &amp;&amp; for f in sales.csv; do curl -fsSO $BASE/$f || echo FAILED $f; done &amp;&amp; ls -l</w:t>
       </w:r>
     </w:p>
     <w:p>
@@ -4566,7 +4320,7 @@
         <w:pStyle w:val="ListNumber"/>
       </w:pPr>
       <w:r>
-        <w:t>Create the quarterly sales dataset used for every chart in this lab.</w:t>
+        <w:t>Q1 'How is revenue trending?' → LINE CHART, because the x-axis is time.</w:t>
       </w:r>
     </w:p>
     <w:p>
@@ -4576,7 +4330,7 @@
           <w:color w:val="0B3060"/>
           <w:sz w:val="19"/>
         </w:rPr>
-        <w:t>printf 'month,region,revenue,orders,unit_price\nJan,Central,118,42,12.4\nFeb,Central,131,47,12.8\nMar,Central,152,55,13.1\nJan,West,88,31,11.9\nFeb,West,95,34,12.2\nMar,West,104,38,12.0\nJan,North,142,50,13.5\nFeb,North,138,49,13.3\nMar,North,161,58,13.9\n' &gt; sales.csv</w:t>
+        <w:t>python3 -c "import pandas as pd,matplotlib;matplotlib.use('Agg');import matplotlib.pyplot as plt;d=pd.read_csv('sales.csv');p=d.pivot_table(index='month',columns='region',values='revenue').reindex(['Jan','Feb','Mar']);p.plot(marker='o');plt.title('Revenue Trend by Region');plt.ylabel('Revenue (SGD k)');plt.tight_layout();plt.savefig('01_line.png',dpi=120)"</w:t>
       </w:r>
     </w:p>
     <w:p>
@@ -4584,7 +4338,7 @@
         <w:pStyle w:val="ListNumber"/>
       </w:pPr>
       <w:r>
-        <w:t>Q1 'How is revenue trending?' → LINE CHART, because the x-axis is time.</w:t>
+        <w:t>Q2 'Which region sells most?' → BAR CHART, because you are comparing categories.</w:t>
       </w:r>
     </w:p>
     <w:p>
@@ -4594,7 +4348,7 @@
           <w:color w:val="0B3060"/>
           <w:sz w:val="19"/>
         </w:rPr>
-        <w:t>python3 -c "import pandas as pd,matplotlib;matplotlib.use('Agg');import matplotlib.pyplot as plt;d=pd.read_csv('sales.csv');p=d.pivot_table(index='month',columns='region',values='revenue').reindex(['Jan','Feb','Mar']);p.plot(marker='o');plt.title('Revenue Trend by Region');plt.ylabel('Revenue (SGD k)');plt.tight_layout();plt.savefig('01_line.png',dpi=120)"</w:t>
+        <w:t>python3 -c "import pandas as pd,matplotlib;matplotlib.use('Agg');import matplotlib.pyplot as plt;d=pd.read_csv('sales.csv');d.groupby('region').revenue.sum().sort_values().plot(kind='barh',color='#1F6FEB');plt.title('Total Revenue by Region');plt.xlabel('Revenue (SGD k)');plt.tight_layout();plt.savefig('02_bar.png',dpi=120)"</w:t>
       </w:r>
     </w:p>
     <w:p>
@@ -4602,7 +4356,7 @@
         <w:pStyle w:val="ListNumber"/>
       </w:pPr>
       <w:r>
-        <w:t>Q2 'Which region sells most?' → BAR CHART, because you are comparing categories.</w:t>
+        <w:t>Q3 'What share does each region hold?' → PIE CHART, because it is parts of one whole (and only 3 slices).</w:t>
       </w:r>
     </w:p>
     <w:p>
@@ -4612,7 +4366,7 @@
           <w:color w:val="0B3060"/>
           <w:sz w:val="19"/>
         </w:rPr>
-        <w:t>python3 -c "import pandas as pd,matplotlib;matplotlib.use('Agg');import matplotlib.pyplot as plt;d=pd.read_csv('sales.csv');d.groupby('region').revenue.sum().sort_values().plot(kind='barh',color='#1F6FEB');plt.title('Total Revenue by Region');plt.xlabel('Revenue (SGD k)');plt.tight_layout();plt.savefig('02_bar.png',dpi=120)"</w:t>
+        <w:t>python3 -c "import pandas as pd,matplotlib;matplotlib.use('Agg');import matplotlib.pyplot as plt;d=pd.read_csv('sales.csv');d.groupby('region').revenue.sum().plot(kind='pie',autopct='%1.1f%%',colors=['#1F6FEB','#10B981','#7C3AED']);plt.title('Revenue Share by Region');plt.ylabel('');plt.tight_layout();plt.savefig('03_pie.png',dpi=120)"</w:t>
       </w:r>
     </w:p>
     <w:p>
@@ -4620,7 +4374,7 @@
         <w:pStyle w:val="ListNumber"/>
       </w:pPr>
       <w:r>
-        <w:t>Q3 'What share does each region hold?' → PIE CHART, because it is parts of one whole (and only 3 slices).</w:t>
+        <w:t>Q4 'How are order sizes distributed?' → HISTOGRAM, because you want the shape of one variable.</w:t>
       </w:r>
     </w:p>
     <w:p>
@@ -4630,7 +4384,7 @@
           <w:color w:val="0B3060"/>
           <w:sz w:val="19"/>
         </w:rPr>
-        <w:t>python3 -c "import pandas as pd,matplotlib;matplotlib.use('Agg');import matplotlib.pyplot as plt;d=pd.read_csv('sales.csv');d.groupby('region').revenue.sum().plot(kind='pie',autopct='%1.1f%%',colors=['#1F6FEB','#10B981','#7C3AED']);plt.title('Revenue Share by Region');plt.ylabel('');plt.tight_layout();plt.savefig('03_pie.png',dpi=120)"</w:t>
+        <w:t>python3 -c "import pandas as pd,matplotlib;matplotlib.use('Agg');import matplotlib.pyplot as plt;d=pd.read_csv('sales.csv');d.orders.plot(kind='hist',bins=5,color='#F59E0B',edgecolor='white');plt.title('Distribution of Order Counts');plt.xlabel('Orders per region-month');plt.tight_layout();plt.savefig('04_hist.png',dpi=120)"</w:t>
       </w:r>
     </w:p>
     <w:p>
@@ -4638,7 +4392,7 @@
         <w:pStyle w:val="ListNumber"/>
       </w:pPr>
       <w:r>
-        <w:t>Q4 'How are order sizes distributed?' → HISTOGRAM, because you want the shape of one variable.</w:t>
+        <w:t>Q5 'Do more orders mean higher revenue?' → SCATTER PLOT, because you are testing a relationship.</w:t>
       </w:r>
     </w:p>
     <w:p>
@@ -4648,7 +4402,7 @@
           <w:color w:val="0B3060"/>
           <w:sz w:val="19"/>
         </w:rPr>
-        <w:t>python3 -c "import pandas as pd,matplotlib;matplotlib.use('Agg');import matplotlib.pyplot as plt;d=pd.read_csv('sales.csv');d.orders.plot(kind='hist',bins=5,color='#F59E0B',edgecolor='white');plt.title('Distribution of Order Counts');plt.xlabel('Orders per region-month');plt.tight_layout();plt.savefig('04_hist.png',dpi=120)"</w:t>
+        <w:t>python3 -c "import pandas as pd,matplotlib;matplotlib.use('Agg');import matplotlib.pyplot as plt;d=pd.read_csv('sales.csv');plt.scatter(d.orders,d.revenue,c='#7C3AED',s=80);plt.title('Orders vs Revenue');plt.xlabel('Orders');plt.ylabel('Revenue (SGD k)');plt.tight_layout();plt.savefig('05_scatter.png',dpi=120)"</w:t>
       </w:r>
     </w:p>
     <w:p>
@@ -4656,7 +4410,7 @@
         <w:pStyle w:val="ListNumber"/>
       </w:pPr>
       <w:r>
-        <w:t>Q5 'Do more orders mean higher revenue?' → SCATTER PLOT, because you are testing a relationship.</w:t>
+        <w:t>Now build the WRONG chart on purpose — a pie chart of a time series, which destroys the time ordering.</w:t>
       </w:r>
     </w:p>
     <w:p>
@@ -4666,7 +4420,7 @@
           <w:color w:val="0B3060"/>
           <w:sz w:val="19"/>
         </w:rPr>
-        <w:t>python3 -c "import pandas as pd,matplotlib;matplotlib.use('Agg');import matplotlib.pyplot as plt;d=pd.read_csv('sales.csv');plt.scatter(d.orders,d.revenue,c='#7C3AED',s=80);plt.title('Orders vs Revenue');plt.xlabel('Orders');plt.ylabel('Revenue (SGD k)');plt.tight_layout();plt.savefig('05_scatter.png',dpi=120)"</w:t>
+        <w:t>python3 -c "import pandas as pd,matplotlib;matplotlib.use('Agg');import matplotlib.pyplot as plt;d=pd.read_csv('sales.csv');d.groupby('month').revenue.sum().plot(kind='pie',autopct='%1.1f%%');plt.title('WRONG: revenue by month as a pie');plt.ylabel('');plt.tight_layout();plt.savefig('06_wrong.png',dpi=120)"</w:t>
       </w:r>
     </w:p>
     <w:p>
@@ -4674,7 +4428,7 @@
         <w:pStyle w:val="ListNumber"/>
       </w:pPr>
       <w:r>
-        <w:t>Now build the WRONG chart on purpose — a pie chart of a time series, which destroys the time ordering.</w:t>
+        <w:t>List the generated files and write one line per chart stating the question it answers.</w:t>
       </w:r>
     </w:p>
     <w:p>
@@ -4684,24 +4438,6 @@
           <w:color w:val="0B3060"/>
           <w:sz w:val="19"/>
         </w:rPr>
-        <w:t>python3 -c "import pandas as pd,matplotlib;matplotlib.use('Agg');import matplotlib.pyplot as plt;d=pd.read_csv('sales.csv');d.groupby('month').revenue.sum().plot(kind='pie',autopct='%1.1f%%');plt.title('WRONG: revenue by month as a pie');plt.ylabel('');plt.tight_layout();plt.savefig('06_wrong.png',dpi=120)"</w:t>
-      </w:r>
-    </w:p>
-    <w:p>
-      <w:pPr>
-        <w:pStyle w:val="ListNumber"/>
-      </w:pPr>
-      <w:r>
-        <w:t>List the generated files and write one line per chart stating the question it answers.</w:t>
-      </w:r>
-    </w:p>
-    <w:p>
-      <w:r>
-        <w:rPr>
-          <w:rFonts w:ascii="Consolas" w:hAnsi="Consolas"/>
-          <w:color w:val="0B3060"/>
-          <w:sz w:val="19"/>
-        </w:rPr>
         <w:t>ls -1 *.png</w:t>
       </w:r>
     </w:p>
@@ -4725,7 +4461,7 @@
     </w:p>
     <w:p>
       <w:r>
-        <w:t>Six PNG files exist. Each of the five correct charts answers its stated question, and your critique of the wrong chart explains that a pie destroys the sequence and makes a trend impossible to read.</w:t>
+        <w:t>Six PNG files exist, built from 24 rows covering 6 months × 4 regions. Each of the five correct charts answers its stated question, and your critique of the wrong chart explains that a pie destroys the sequence and makes a trend impossible to read.</w:t>
       </w:r>
     </w:p>
     <w:p>
@@ -4736,6 +4472,14 @@
           <w:sz w:val="22"/>
         </w:rPr>
         <w:t>If it doesn't work</w:t>
+      </w:r>
+    </w:p>
+    <w:p>
+      <w:pPr>
+        <w:pStyle w:val="ListBullet"/>
+      </w:pPr>
+      <w:r>
+        <w:t>The CSV contains '404: Not Found' — curl wrote the error page into the file. Confirm the BASE URL, re-run with -fsSO so curl fails loudly, or copy the files from the repo folder you cloned.</w:t>
       </w:r>
     </w:p>
     <w:p>
@@ -4883,7 +4627,7 @@
         <w:pStyle w:val="ListNumber"/>
       </w:pPr>
       <w:r>
-        <w:t>Create the lab folder and the source data for the dashboard.</w:t>
+        <w:t>Create the working folder and download this lab's dataset. The files also ship in the course repo under labs/lab-12-build-a-kpi-dashboard-and-validate-its-accuracy/data/ — download them from GitHub or copy them from the folder you cloned.</w:t>
       </w:r>
     </w:p>
     <w:p>
@@ -4893,7 +4637,7 @@
           <w:color w:val="0B3060"/>
           <w:sz w:val="19"/>
         </w:rPr>
-        <w:t>mkdir -p ~/dataplus/lab12 &amp;&amp; cd ~/dataplus/lab12 &amp;&amp; printf 'month,region,revenue,orders,target\nJan,Central,118,42,120\nFeb,Central,131,47,120\nMar,Central,152,55,120\nJan,West,88,31,100\nFeb,West,95,34,100\nMar,West,104,38,100\nJan,North,142,50,130\nFeb,North,138,49,130\nMar,North,161,58,130\n' &gt; kpi.csv</w:t>
+        <w:t>mkdir -p ~/dataplus/lab12 &amp;&amp; cd ~/dataplus/lab12 &amp;&amp; BASE=https://raw.githubusercontent.com/tertiarycourses/TGS-2024049212-CompTIA-Certified-Data-Training/main/labs/lab-12-build-a-kpi-dashboard-and-validate-its-accuracy/data &amp;&amp; for f in kpi.csv; do curl -fsSO $BASE/$f || echo FAILED $f; done &amp;&amp; ls -l</w:t>
       </w:r>
     </w:p>
     <w:p>
@@ -5260,7 +5004,7 @@
     </w:p>
     <w:p>
       <w:r>
-        <w:t>dashboard.png shows four panels. Total revenue validates at 1129 by two independent methods. After the planted error the total jumps to 2578 and North shows 483% of target — an impossible figure your validation flags immediately.</w:t>
+        <w:t>dashboard.png shows four panels built from 24 rows. Total revenue validates at 3021.3 by two independent methods, and North reports 111.9% of target. After the planted error the total jumps by roughly 1450 and North exceeds 250% of target — an impossible figure your validation flags immediately.</w:t>
       </w:r>
     </w:p>
     <w:p>
@@ -5278,6 +5022,14 @@
         <w:pStyle w:val="ListBullet"/>
       </w:pPr>
       <w:r>
+        <w:t>The CSV contains '404: Not Found' — curl wrote the error page into the file. Confirm the BASE URL, re-run with -fsSO so curl fails loudly, or copy the files from the repo folder you cloned.</w:t>
+      </w:r>
+    </w:p>
+    <w:p>
+      <w:pPr>
+        <w:pStyle w:val="ListBullet"/>
+      </w:pPr>
+      <w:r>
         <w:t>Panels overlap or the title is cut — Use plt.tight_layout(rect=[0,0,1,0.95]) so the suptitle gets its own space.</w:t>
       </w:r>
     </w:p>
@@ -5445,7 +5197,7 @@
         <w:pStyle w:val="ListNumber"/>
       </w:pPr>
       <w:r>
-        <w:t>Create the lab folder and the sensitive source extract.</w:t>
+        <w:t>Create the working folder and download this lab's dataset. The files also ship in the course repo under labs/lab-13-classify-mask-and-de-identify-a-dataset-pdpa-gdpr/data/ — download them from GitHub or copy them from the folder you cloned.</w:t>
       </w:r>
     </w:p>
     <w:p>
@@ -5455,7 +5207,7 @@
           <w:color w:val="0B3060"/>
           <w:sz w:val="19"/>
         </w:rPr>
-        <w:t>mkdir -p ~/dataplus/lab13 &amp;&amp; cd ~/dataplus/lab13 &amp;&amp; printf 'cust_id,name,nric,email,postal,dept,salary\n1,Mei Tan,S1234567A,mei.tan@example.sg,738099,Ops,4200\n2,Ravi Kumar,S2345678B,ravi.k@example.sg,600123,Sales,4500\n3,Siti Nur,S3456789C,siti@example.sg,310045,Tech,5200\n4,John Lee,S4567890D,john.lee@example.sg,529536,Ops,3900\n' &gt; customers.csv</w:t>
+        <w:t>mkdir -p ~/dataplus/lab13 &amp;&amp; cd ~/dataplus/lab13 &amp;&amp; BASE=https://raw.githubusercontent.com/tertiarycourses/TGS-2024049212-CompTIA-Certified-Data-Training/main/labs/lab-13-classify-mask-and-de-identify-a-dataset-pdpa-gdpr/data &amp;&amp; for f in customers.csv; do curl -fsSO $BASE/$f || echo FAILED $f; done &amp;&amp; ls -l</w:t>
       </w:r>
     </w:p>
     <w:p>
@@ -5543,7 +5295,7 @@
         <w:pStyle w:val="ListNumber"/>
       </w:pPr>
       <w:r>
-        <w:t>Test the re-identification risk. With only 4 rows, does the postal code alone identify someone? Discuss why small groups defeat de-identification (the k-anonymity problem).</w:t>
+        <w:t>Test the re-identification risk: group by postal code and find the SMALLEST group. Any group of 1 is uniquely identifying. Discuss why small groups defeat de-identification (the k-anonymity problem).</w:t>
       </w:r>
     </w:p>
     <w:p>
@@ -5586,7 +5338,7 @@
     </w:p>
     <w:p>
       <w:r>
-        <w:t>Masking shows S****A. De-identification drops three columns. Pseudonymisation gives a stable 12-character key, and the departmental salary averages (Ops 4050, Sales 4500, Tech 5200) are identical to the originals.</w:t>
+        <w:t>Across 40 records masking shows the NRIC as S****G form. De-identification drops name, nric and email. Pseudonymisation gives a stable 12-character key, and the departmental salary averages (Operations 4006.25, Sales 4518.75, Technology 5431.25, Finance 4612.50, Marketing 4268.75) are identical to those computed on the raw data.</w:t>
       </w:r>
     </w:p>
     <w:p>
@@ -5604,6 +5356,14 @@
         <w:pStyle w:val="ListBullet"/>
       </w:pPr>
       <w:r>
+        <w:t>The CSV contains '404: Not Found' — curl wrote the error page into the file. Confirm the BASE URL, re-run with -fsSO so curl fails loudly, or copy the files from the repo folder you cloned.</w:t>
+      </w:r>
+    </w:p>
+    <w:p>
+      <w:pPr>
+        <w:pStyle w:val="ListBullet"/>
+      </w:pPr>
+      <w:r>
         <w:t>The email regex did not mask — Confirm regex=True is passed to str.replace and the backreferences use \1 and \2.</w:t>
       </w:r>
     </w:p>
@@ -5620,7 +5380,7 @@
         <w:pStyle w:val="ListBullet"/>
       </w:pPr>
       <w:r>
-        <w:t>Every postal group has size 1 — Exactly the point — with n=4 every quasi-identifier is unique, so de-identification alone is not enough. Record that finding.</w:t>
+        <w:t>Some postal groups are small — That is the k-anonymity problem: a group of 1 identifies a person even with the name removed. Note which postal codes fail a k=5 threshold.</w:t>
       </w:r>
     </w:p>
     <w:p>
@@ -5869,7 +5629,7 @@
         <w:pStyle w:val="ListNumber"/>
       </w:pPr>
       <w:r>
-        <w:t>Create the lab folder and today's clean feed.</w:t>
+        <w:t>Create the working folder and download this lab's dataset. The files also ship in the course repo under labs/lab-15-automated-quality-assurance-profile-rule-monitor/data/ — download them from GitHub or copy them from the folder you cloned.</w:t>
       </w:r>
     </w:p>
     <w:p>
@@ -5879,7 +5639,7 @@
           <w:color w:val="0B3060"/>
           <w:sz w:val="19"/>
         </w:rPr>
-        <w:t>mkdir -p ~/dataplus/lab15 &amp;&amp; cd ~/dataplus/lab15 &amp;&amp; printf 'order_id,customer_id,order_date,amount,status\n1,101,2025-03-01,240.50,SHIPPED\n2,102,2025-03-01,89.00,SHIPPED\n3,103,2025-03-02,145.25,PENDING\n4,104,2025-03-02,310.00,SHIPPED\n' &gt; feed_good.csv</w:t>
+        <w:t>mkdir -p ~/dataplus/lab15 &amp;&amp; cd ~/dataplus/lab15 &amp;&amp; BASE=https://raw.githubusercontent.com/tertiarycourses/TGS-2024049212-CompTIA-Certified-Data-Training/main/labs/lab-15-automated-quality-assurance-profile-rule-monitor/data &amp;&amp; for f in feed_good.csv feed_bad.csv; do curl -fsSO $BASE/$f || echo FAILED $f; done &amp;&amp; ls -l</w:t>
       </w:r>
     </w:p>
     <w:p>
@@ -5887,7 +5647,7 @@
         <w:pStyle w:val="ListNumber"/>
       </w:pPr>
       <w:r>
-        <w:t>Create tomorrow's BROKEN feed — a null, a duplicate id, a negative amount and an invalid status.</w:t>
+        <w:t>Write the quality suite — one function per quality dimension.</w:t>
       </w:r>
     </w:p>
     <w:p>
@@ -5897,15 +5657,7 @@
           <w:color w:val="0B3060"/>
           <w:sz w:val="19"/>
         </w:rPr>
-        <w:t>printf 'order_id,customer_id,order_date,amount,status\n5,105,2025-03-03,120.00,SHIPPED\n6,,2025-03-03,75.00,SHIPPED\n6,107,2025-03-03,-45.00,SHIPPED\n8,108,2025-03-03,99.00,TELEPORTED\n' &gt; feed_bad.csv</w:t>
-      </w:r>
-    </w:p>
-    <w:p>
-      <w:pPr>
-        <w:pStyle w:val="ListNumber"/>
-      </w:pPr>
-      <w:r>
-        <w:t>Write the quality suite — one function per quality dimension.</w:t>
+        <w:t>cat &gt; dq_check.py &lt;&lt;'EOF'</w:t>
       </w:r>
     </w:p>
     <w:p>
@@ -5915,7 +5667,7 @@
           <w:color w:val="0B3060"/>
           <w:sz w:val="19"/>
         </w:rPr>
-        <w:t>cat &gt; dq_check.py &lt;&lt;'EOF'</w:t>
+        <w:t>import sys, pandas as pd</w:t>
       </w:r>
     </w:p>
     <w:p>
@@ -5925,7 +5677,7 @@
           <w:color w:val="0B3060"/>
           <w:sz w:val="19"/>
         </w:rPr>
-        <w:t>import sys, pandas as pd</w:t>
+        <w:t>VALID_STATUS = {'SHIPPED','PENDING','CANCELLED'}</w:t>
       </w:r>
     </w:p>
     <w:p>
@@ -5935,7 +5687,6 @@
           <w:color w:val="0B3060"/>
           <w:sz w:val="19"/>
         </w:rPr>
-        <w:t>VALID_STATUS = {'SHIPPED','PENDING','CANCELLED'}</w:t>
       </w:r>
     </w:p>
     <w:p>
@@ -5945,6 +5696,7 @@
           <w:color w:val="0B3060"/>
           <w:sz w:val="19"/>
         </w:rPr>
+        <w:t>def run(path):</w:t>
       </w:r>
     </w:p>
     <w:p>
@@ -5954,7 +5706,7 @@
           <w:color w:val="0B3060"/>
           <w:sz w:val="19"/>
         </w:rPr>
-        <w:t>def run(path):</w:t>
+        <w:t xml:space="preserve">    d = pd.read_csv(path)</w:t>
       </w:r>
     </w:p>
     <w:p>
@@ -5964,7 +5716,7 @@
           <w:color w:val="0B3060"/>
           <w:sz w:val="19"/>
         </w:rPr>
-        <w:t xml:space="preserve">    d = pd.read_csv(path)</w:t>
+        <w:t xml:space="preserve">    results = []</w:t>
       </w:r>
     </w:p>
     <w:p>
@@ -5974,7 +5726,7 @@
           <w:color w:val="0B3060"/>
           <w:sz w:val="19"/>
         </w:rPr>
-        <w:t xml:space="preserve">    results = []</w:t>
+        <w:t xml:space="preserve">    # COMPLETENESS - no required field may be null</w:t>
       </w:r>
     </w:p>
     <w:p>
@@ -5984,7 +5736,7 @@
           <w:color w:val="0B3060"/>
           <w:sz w:val="19"/>
         </w:rPr>
-        <w:t xml:space="preserve">    # COMPLETENESS - no required field may be null</w:t>
+        <w:t xml:space="preserve">    nulls = d[['order_id','customer_id','order_date','amount']].isnull().sum().sum()</w:t>
       </w:r>
     </w:p>
     <w:p>
@@ -5994,7 +5746,7 @@
           <w:color w:val="0B3060"/>
           <w:sz w:val="19"/>
         </w:rPr>
-        <w:t xml:space="preserve">    nulls = d[['order_id','customer_id','order_date','amount']].isnull().sum().sum()</w:t>
+        <w:t xml:space="preserve">    results.append(('completeness', nulls == 0, f'{nulls} null(s) in required fields'))</w:t>
       </w:r>
     </w:p>
     <w:p>
@@ -6004,7 +5756,7 @@
           <w:color w:val="0B3060"/>
           <w:sz w:val="19"/>
         </w:rPr>
-        <w:t xml:space="preserve">    results.append(('completeness', nulls == 0, f'{nulls} null(s) in required fields'))</w:t>
+        <w:t xml:space="preserve">    # UNIQUENESS - the primary key must be unique</w:t>
       </w:r>
     </w:p>
     <w:p>
@@ -6014,7 +5766,7 @@
           <w:color w:val="0B3060"/>
           <w:sz w:val="19"/>
         </w:rPr>
-        <w:t xml:space="preserve">    # UNIQUENESS - the primary key must be unique</w:t>
+        <w:t xml:space="preserve">    dupes = d.order_id.duplicated().sum()</w:t>
       </w:r>
     </w:p>
     <w:p>
@@ -6024,7 +5776,7 @@
           <w:color w:val="0B3060"/>
           <w:sz w:val="19"/>
         </w:rPr>
-        <w:t xml:space="preserve">    dupes = d.order_id.duplicated().sum()</w:t>
+        <w:t xml:space="preserve">    results.append(('uniqueness', dupes == 0, f'{dupes} duplicate order_id'))</w:t>
       </w:r>
     </w:p>
     <w:p>
@@ -6034,7 +5786,7 @@
           <w:color w:val="0B3060"/>
           <w:sz w:val="19"/>
         </w:rPr>
-        <w:t xml:space="preserve">    results.append(('uniqueness', dupes == 0, f'{dupes} duplicate order_id'))</w:t>
+        <w:t xml:space="preserve">    # VALIDITY - amount must be positive</w:t>
       </w:r>
     </w:p>
     <w:p>
@@ -6044,7 +5796,7 @@
           <w:color w:val="0B3060"/>
           <w:sz w:val="19"/>
         </w:rPr>
-        <w:t xml:space="preserve">    # VALIDITY - amount must be positive</w:t>
+        <w:t xml:space="preserve">    neg = (d.amount &lt; 0).sum()</w:t>
       </w:r>
     </w:p>
     <w:p>
@@ -6054,7 +5806,7 @@
           <w:color w:val="0B3060"/>
           <w:sz w:val="19"/>
         </w:rPr>
-        <w:t xml:space="preserve">    neg = (d.amount &lt; 0).sum()</w:t>
+        <w:t xml:space="preserve">    results.append(('validity', neg == 0, f'{neg} negative amount(s)'))</w:t>
       </w:r>
     </w:p>
     <w:p>
@@ -6064,7 +5816,7 @@
           <w:color w:val="0B3060"/>
           <w:sz w:val="19"/>
         </w:rPr>
-        <w:t xml:space="preserve">    results.append(('validity', neg == 0, f'{neg} negative amount(s)'))</w:t>
+        <w:t xml:space="preserve">    # CONSISTENCY - status must be from the agreed domain</w:t>
       </w:r>
     </w:p>
     <w:p>
@@ -6074,7 +5826,7 @@
           <w:color w:val="0B3060"/>
           <w:sz w:val="19"/>
         </w:rPr>
-        <w:t xml:space="preserve">    # CONSISTENCY - status must be from the agreed domain</w:t>
+        <w:t xml:space="preserve">    bad = (~d.status.isin(VALID_STATUS)).sum()</w:t>
       </w:r>
     </w:p>
     <w:p>
@@ -6084,7 +5836,7 @@
           <w:color w:val="0B3060"/>
           <w:sz w:val="19"/>
         </w:rPr>
-        <w:t xml:space="preserve">    bad = (~d.status.isin(VALID_STATUS)).sum()</w:t>
+        <w:t xml:space="preserve">    results.append(('consistency', bad == 0, f'{bad} invalid status value(s)'))</w:t>
       </w:r>
     </w:p>
     <w:p>
@@ -6094,7 +5846,7 @@
           <w:color w:val="0B3060"/>
           <w:sz w:val="19"/>
         </w:rPr>
-        <w:t xml:space="preserve">    results.append(('consistency', bad == 0, f'{bad} invalid status value(s)'))</w:t>
+        <w:t xml:space="preserve">    # ACCURACY (proxy) - dates must parse</w:t>
       </w:r>
     </w:p>
     <w:p>
@@ -6104,7 +5856,7 @@
           <w:color w:val="0B3060"/>
           <w:sz w:val="19"/>
         </w:rPr>
-        <w:t xml:space="preserve">    # ACCURACY (proxy) - dates must parse</w:t>
+        <w:t xml:space="preserve">    parsed = pd.to_datetime(d.order_date, errors='coerce').isnull().sum()</w:t>
       </w:r>
     </w:p>
     <w:p>
@@ -6114,7 +5866,7 @@
           <w:color w:val="0B3060"/>
           <w:sz w:val="19"/>
         </w:rPr>
-        <w:t xml:space="preserve">    parsed = pd.to_datetime(d.order_date, errors='coerce').isnull().sum()</w:t>
+        <w:t xml:space="preserve">    results.append(('accuracy', parsed == 0, f'{parsed} unparseable date(s)'))</w:t>
       </w:r>
     </w:p>
     <w:p>
@@ -6124,7 +5876,6 @@
           <w:color w:val="0B3060"/>
           <w:sz w:val="19"/>
         </w:rPr>
-        <w:t xml:space="preserve">    results.append(('accuracy', parsed == 0, f'{parsed} unparseable date(s)'))</w:t>
       </w:r>
     </w:p>
     <w:p>
@@ -6134,6 +5885,7 @@
           <w:color w:val="0B3060"/>
           <w:sz w:val="19"/>
         </w:rPr>
+        <w:t xml:space="preserve">    passed = sum(1 for _, ok, _ in results if ok)</w:t>
       </w:r>
     </w:p>
     <w:p>
@@ -6143,7 +5895,7 @@
           <w:color w:val="0B3060"/>
           <w:sz w:val="19"/>
         </w:rPr>
-        <w:t xml:space="preserve">    passed = sum(1 for _, ok, _ in results if ok)</w:t>
+        <w:t xml:space="preserve">    print(f'\nDATA QUALITY REPORT - {path}')</w:t>
       </w:r>
     </w:p>
     <w:p>
@@ -6153,7 +5905,7 @@
           <w:color w:val="0B3060"/>
           <w:sz w:val="19"/>
         </w:rPr>
-        <w:t xml:space="preserve">    print(f'\nDATA QUALITY REPORT - {path}')</w:t>
+        <w:t xml:space="preserve">    print('-' * 52)</w:t>
       </w:r>
     </w:p>
     <w:p>
@@ -6163,7 +5915,7 @@
           <w:color w:val="0B3060"/>
           <w:sz w:val="19"/>
         </w:rPr>
-        <w:t xml:space="preserve">    print('-' * 52)</w:t>
+        <w:t xml:space="preserve">    for dim, ok, msg in results:</w:t>
       </w:r>
     </w:p>
     <w:p>
@@ -6173,7 +5925,7 @@
           <w:color w:val="0B3060"/>
           <w:sz w:val="19"/>
         </w:rPr>
-        <w:t xml:space="preserve">    for dim, ok, msg in results:</w:t>
+        <w:t xml:space="preserve">        print(f'  {"PASS" if ok else "FAIL"}  {dim:&lt;14} {msg}')</w:t>
       </w:r>
     </w:p>
     <w:p>
@@ -6183,7 +5935,7 @@
           <w:color w:val="0B3060"/>
           <w:sz w:val="19"/>
         </w:rPr>
-        <w:t xml:space="preserve">        print(f'  {"PASS" if ok else "FAIL"}  {dim:&lt;14} {msg}')</w:t>
+        <w:t xml:space="preserve">    print('-' * 52)</w:t>
       </w:r>
     </w:p>
     <w:p>
@@ -6193,7 +5945,7 @@
           <w:color w:val="0B3060"/>
           <w:sz w:val="19"/>
         </w:rPr>
-        <w:t xml:space="preserve">    print('-' * 52)</w:t>
+        <w:t xml:space="preserve">    print(f'  SCORE: {passed}/5 dimensions passed\n')</w:t>
       </w:r>
     </w:p>
     <w:p>
@@ -6203,7 +5955,7 @@
           <w:color w:val="0B3060"/>
           <w:sz w:val="19"/>
         </w:rPr>
-        <w:t xml:space="preserve">    print(f'  SCORE: {passed}/5 dimensions passed\n')</w:t>
+        <w:t xml:space="preserve">    return 0 if passed == 5 else 1</w:t>
       </w:r>
     </w:p>
     <w:p>
@@ -6213,7 +5965,6 @@
           <w:color w:val="0B3060"/>
           <w:sz w:val="19"/>
         </w:rPr>
-        <w:t xml:space="preserve">    return 0 if passed == 5 else 1</w:t>
       </w:r>
     </w:p>
     <w:p>
@@ -6223,6 +5974,7 @@
           <w:color w:val="0B3060"/>
           <w:sz w:val="19"/>
         </w:rPr>
+        <w:t>if __name__ == '__main__':</w:t>
       </w:r>
     </w:p>
     <w:p>
@@ -6232,7 +5984,7 @@
           <w:color w:val="0B3060"/>
           <w:sz w:val="19"/>
         </w:rPr>
-        <w:t>if __name__ == '__main__':</w:t>
+        <w:t xml:space="preserve">    sys.exit(run(sys.argv[1]))</w:t>
       </w:r>
     </w:p>
     <w:p>
@@ -6242,7 +5994,7 @@
           <w:color w:val="0B3060"/>
           <w:sz w:val="19"/>
         </w:rPr>
-        <w:t xml:space="preserve">    sys.exit(run(sys.argv[1]))</w:t>
+        <w:t>EOF</w:t>
       </w:r>
     </w:p>
     <w:p>
@@ -6252,7 +6004,15 @@
           <w:color w:val="0B3060"/>
           <w:sz w:val="19"/>
         </w:rPr>
-        <w:t>EOF</w:t>
+        <w:t>echo written</w:t>
+      </w:r>
+    </w:p>
+    <w:p>
+      <w:pPr>
+        <w:pStyle w:val="ListNumber"/>
+      </w:pPr>
+      <w:r>
+        <w:t>Run the suite against the GOOD feed — it must pass all five and exit 0.</w:t>
       </w:r>
     </w:p>
     <w:p>
@@ -6262,7 +6022,7 @@
           <w:color w:val="0B3060"/>
           <w:sz w:val="19"/>
         </w:rPr>
-        <w:t>echo written</w:t>
+        <w:t>python3 dq_check.py feed_good.csv; echo "exit code: $?"</w:t>
       </w:r>
     </w:p>
     <w:p>
@@ -6270,7 +6030,7 @@
         <w:pStyle w:val="ListNumber"/>
       </w:pPr>
       <w:r>
-        <w:t>Run the suite against the GOOD feed — it must pass all five and exit 0.</w:t>
+        <w:t>Run it against the BROKEN feed — it must fail four dimensions and exit 1.</w:t>
       </w:r>
     </w:p>
     <w:p>
@@ -6280,7 +6040,7 @@
           <w:color w:val="0B3060"/>
           <w:sz w:val="19"/>
         </w:rPr>
-        <w:t>python3 dq_check.py feed_good.csv; echo "exit code: $?"</w:t>
+        <w:t>python3 dq_check.py feed_bad.csv; echo "exit code: $?"</w:t>
       </w:r>
     </w:p>
     <w:p>
@@ -6288,7 +6048,7 @@
         <w:pStyle w:val="ListNumber"/>
       </w:pPr>
       <w:r>
-        <w:t>Run it against the BROKEN feed — it must fail four dimensions and exit 1.</w:t>
+        <w:t>This exit code is what makes it MONITORING rather than a report — a scheduler can now block a bad load.</w:t>
       </w:r>
     </w:p>
     <w:p>
@@ -6298,7 +6058,7 @@
           <w:color w:val="0B3060"/>
           <w:sz w:val="19"/>
         </w:rPr>
-        <w:t>python3 dq_check.py feed_bad.csv; echo "exit code: $?"</w:t>
+        <w:t>python3 dq_check.py feed_bad.csv &gt; /dev/null 2&gt;&amp;1 &amp;&amp; echo 'LOAD APPROVED' || echo 'LOAD BLOCKED - do not ingest'</w:t>
       </w:r>
     </w:p>
     <w:p>
@@ -6306,7 +6066,7 @@
         <w:pStyle w:val="ListNumber"/>
       </w:pPr>
       <w:r>
-        <w:t>This exit code is what makes it MONITORING rather than a report — a scheduler can now block a bad load.</w:t>
+        <w:t>Save a dated quality report so you build a quality history, not just a snapshot.</w:t>
       </w:r>
     </w:p>
     <w:p>
@@ -6316,7 +6076,7 @@
           <w:color w:val="0B3060"/>
           <w:sz w:val="19"/>
         </w:rPr>
-        <w:t>python3 dq_check.py feed_bad.csv &gt; /dev/null 2&gt;&amp;1 &amp;&amp; echo 'LOAD APPROVED' || echo 'LOAD BLOCKED - do not ingest'</w:t>
+        <w:t>python3 dq_check.py feed_good.csv &gt; dq_report_$(date +%Y%m%d).txt; ls -1 dq_report_*.txt</w:t>
       </w:r>
     </w:p>
     <w:p>
@@ -6324,7 +6084,7 @@
         <w:pStyle w:val="ListNumber"/>
       </w:pPr>
       <w:r>
-        <w:t>Save a dated quality report so you build a quality history, not just a snapshot.</w:t>
+        <w:t>Add the lineage note: record the source, the owner, the rule version and the run date. This is the documentation half of the exam's data-management objective.</w:t>
       </w:r>
     </w:p>
     <w:p>
@@ -6334,24 +6094,6 @@
           <w:color w:val="0B3060"/>
           <w:sz w:val="19"/>
         </w:rPr>
-        <w:t>python3 dq_check.py feed_good.csv &gt; dq_report_$(date +%Y%m%d).txt; ls -1 dq_report_*.txt</w:t>
-      </w:r>
-    </w:p>
-    <w:p>
-      <w:pPr>
-        <w:pStyle w:val="ListNumber"/>
-      </w:pPr>
-      <w:r>
-        <w:t>Add the lineage note: record the source, the owner, the rule version and the run date. This is the documentation half of the exam's data-management objective.</w:t>
-      </w:r>
-    </w:p>
-    <w:p>
-      <w:r>
-        <w:rPr>
-          <w:rFonts w:ascii="Consolas" w:hAnsi="Consolas"/>
-          <w:color w:val="0B3060"/>
-          <w:sz w:val="19"/>
-        </w:rPr>
         <w:t>printf 'source: orders feed (daily)\nowner: Sales Ops\nsteward: Data Quality team\nrules version: 1.0\nrun: %s\n' "$(date +%F)" &gt; lineage.txt &amp;&amp; cat lineage.txt</w:t>
       </w:r>
     </w:p>
@@ -6367,7 +6109,7 @@
     </w:p>
     <w:p>
       <w:r>
-        <w:t>feed_good.csv scores 5/5 and exits 0. feed_bad.csv fails completeness, uniqueness, validity and consistency — 1/5 — and exits 1, so the 'LOAD BLOCKED' branch fires.</w:t>
+        <w:t>feed_good.csv (40 rows) scores 5/5 and exits 0. feed_bad.csv (40 rows) fails ALL FIVE dimensions — 2 nulls, 2 duplicate order_ids, 2 negative amounts, 2 invalid status values and 1 unparseable date — so it scores 0/5, exits 1, and the 'LOAD BLOCKED' branch fires.</w:t>
       </w:r>
     </w:p>
     <w:p>
@@ -6378,6 +6120,14 @@
           <w:sz w:val="22"/>
         </w:rPr>
         <w:t>If it doesn't work</w:t>
+      </w:r>
+    </w:p>
+    <w:p>
+      <w:pPr>
+        <w:pStyle w:val="ListBullet"/>
+      </w:pPr>
+      <w:r>
+        <w:t>The CSV contains '404: Not Found' — curl wrote the error page into the file. Confirm the BASE URL, re-run with -fsSO so curl fails loudly, or copy the files from the repo folder you cloned.</w:t>
       </w:r>
     </w:p>
     <w:p>

--- a/courseware/LG-WSQ - CompTIA Certified Data+ Training.docx
+++ b/courseware/LG-WSQ - CompTIA Certified Data+ Training.docx
@@ -179,7 +179,7 @@
           <w:color w:val="1F6FEB"/>
           <w:sz w:val="24"/>
         </w:rPr>
-        <w:t>Version 5.0</w:t>
+        <w:t>Version 5.1</w:t>
       </w:r>
     </w:p>
     <w:p>
@@ -399,6 +399,64 @@
           </w:p>
         </w:tc>
       </w:tr>
+      <w:tr>
+        <w:tc>
+          <w:tcPr>
+            <w:tcW w:type="dxa" w:w="2160"/>
+          </w:tcPr>
+          <w:p>
+            <w:r/>
+            <w:r>
+              <w:rPr>
+                <w:sz w:val="19"/>
+              </w:rPr>
+              <w:t>5.1</w:t>
+            </w:r>
+          </w:p>
+        </w:tc>
+        <w:tc>
+          <w:tcPr>
+            <w:tcW w:type="dxa" w:w="2160"/>
+          </w:tcPr>
+          <w:p>
+            <w:r/>
+            <w:r>
+              <w:rPr>
+                <w:sz w:val="19"/>
+              </w:rPr>
+              <w:t>19 August 2026</w:t>
+            </w:r>
+          </w:p>
+        </w:tc>
+        <w:tc>
+          <w:tcPr>
+            <w:tcW w:type="dxa" w:w="2160"/>
+          </w:tcPr>
+          <w:p>
+            <w:r/>
+            <w:r>
+              <w:rPr>
+                <w:sz w:val="19"/>
+              </w:rPr>
+              <w:t>Each hands-on lab now ships its own dataset (CSV, plus XLSX where a spreadsheet is the natural tool) under labs/&lt;lab&gt;/data/, replacing the typed-in sample data. Datasets enlarged to realistic sample sizes so the statistics behave correctly; every expected result re-verified by executing the labs against the shipped data. Lab 1 DDL, Lab 12 fault injection and Lab 8 z-threshold corrected.</w:t>
+            </w:r>
+          </w:p>
+        </w:tc>
+        <w:tc>
+          <w:tcPr>
+            <w:tcW w:type="dxa" w:w="2160"/>
+          </w:tcPr>
+          <w:p>
+            <w:r/>
+            <w:r>
+              <w:rPr>
+                <w:sz w:val="19"/>
+              </w:rPr>
+              <w:t>Dr. Alfred Ang</w:t>
+            </w:r>
+          </w:p>
+        </w:tc>
+      </w:tr>
     </w:tbl>
     <w:p>
       <w:r>
@@ -610,7 +668,7 @@
         </w:rPr>
         <w:t>Lab 5 — Build Parsing Patterns in RegexLab and Apply Them</w:t>
         <w:tab/>
-        <w:t>13</w:t>
+        <w:t>14</w:t>
       </w:r>
     </w:p>
     <w:p>
@@ -630,7 +688,7 @@
         </w:rPr>
         <w:t>Lab 6 — Derive Structured Fields from Raw Address Data (IP Calculator)</w:t>
         <w:tab/>
-        <w:t>15</w:t>
+        <w:t>16</w:t>
       </w:r>
     </w:p>
     <w:p>
@@ -669,7 +727,7 @@
         </w:rPr>
         <w:t>Domain 03 — Data Analysis  (24% of the exam)</w:t>
         <w:tab/>
-        <w:t>19</w:t>
+        <w:t>20</w:t>
       </w:r>
     </w:p>
     <w:p>
@@ -709,7 +767,7 @@
         </w:rPr>
         <w:t>Lab 9 — Hypothesis Testing: t-test, p-value and the Two Error Types</w:t>
         <w:tab/>
-        <w:t>22</w:t>
+        <w:t>23</w:t>
       </w:r>
     </w:p>
     <w:p>
@@ -729,7 +787,7 @@
         </w:rPr>
         <w:t>Lab 10 — Correlation, Regression and the Causation Trap</w:t>
         <w:tab/>
-        <w:t>24</w:t>
+        <w:t>25</w:t>
       </w:r>
     </w:p>
     <w:p>
@@ -867,7 +925,7 @@
         </w:rPr>
         <w:t>Lab 15 — Automated Quality Assurance: Profile, Rule, Monitor</w:t>
         <w:tab/>
-        <w:t>37</w:t>
+        <w:t>38</w:t>
       </w:r>
     </w:p>
     <w:p>
@@ -886,7 +944,7 @@
         </w:rPr>
         <w:t>Exam Focus — Cross-Cutting Topics</w:t>
         <w:tab/>
-        <w:t>40</w:t>
+        <w:t>41</w:t>
       </w:r>
     </w:p>
     <w:p>
@@ -924,7 +982,7 @@
         </w:rPr>
         <w:t>Glossary</w:t>
         <w:tab/>
-        <w:t>42</w:t>
+        <w:t>43</w:t>
       </w:r>
     </w:p>
     <w:p>
@@ -1363,7 +1421,7 @@
         <w:pStyle w:val="ListNumber"/>
       </w:pPr>
       <w:r>
-        <w:t>Create the working folder and download this lab's dataset. The files also ship in the course repo under labs/lab-01-build-a-relational-schema-and-prove-referential-inte/data/ — download them from GitHub or copy them from the folder you cloned.</w:t>
+        <w:t>Download this lab's dataset. The same files ship in the course repo under this lab's data/ folder.</w:t>
       </w:r>
     </w:p>
     <w:p>
@@ -1373,15 +1431,7 @@
           <w:color w:val="0B3060"/>
           <w:sz w:val="19"/>
         </w:rPr>
-        <w:t>mkdir -p ~/dataplus/lab1 &amp;&amp; cd ~/dataplus/lab1 &amp;&amp; BASE=https://raw.githubusercontent.com/tertiarycourses/TGS-2024049212-CompTIA-Certified-Data-Training/main/labs/lab-01-build-a-relational-schema-and-prove-referential-inte/data &amp;&amp; for f in customers.csv products.csv orders.csv; do curl -fsSO $BASE/$f || echo FAILED $f; done &amp;&amp; ls -l</w:t>
-      </w:r>
-    </w:p>
-    <w:p>
-      <w:pPr>
-        <w:pStyle w:val="ListNumber"/>
-      </w:pPr>
-      <w:r>
-        <w:t>Turn foreign-key enforcement ON — SQLite leaves it off by default, which is the single most common cause of orphaned rows.</w:t>
+        <w:t>mkdir -p ~/dataplus/lab1 &amp;&amp; cd ~/dataplus/lab1;</w:t>
       </w:r>
     </w:p>
     <w:p>
@@ -1391,15 +1441,7 @@
           <w:color w:val="0B3060"/>
           <w:sz w:val="19"/>
         </w:rPr>
-        <w:t>PRAGMA foreign_keys = ON;</w:t>
-      </w:r>
-    </w:p>
-    <w:p>
-      <w:pPr>
-        <w:pStyle w:val="ListNumber"/>
-      </w:pPr>
-      <w:r>
-        <w:t>Create the customers table with a primary key and typed columns (INTEGER, TEXT, DATE).</w:t>
+        <w:t>R=https://raw.githubusercontent.com/tertiarycourses;</w:t>
       </w:r>
     </w:p>
     <w:p>
@@ -1409,15 +1451,7 @@
           <w:color w:val="0B3060"/>
           <w:sz w:val="19"/>
         </w:rPr>
-        <w:t>CREATE TABLE customers (customer_id INTEGER PRIMARY KEY, first_name TEXT NOT NULL, last_name TEXT NOT NULL, email TEXT UNIQUE, joined DATE);</w:t>
-      </w:r>
-    </w:p>
-    <w:p>
-      <w:pPr>
-        <w:pStyle w:val="ListNumber"/>
-      </w:pPr>
-      <w:r>
-        <w:t>Create the products table — note REAL for currency and the CHECK constraint enforcing domain integrity.</w:t>
+        <w:t>B=$R/TGS-2024049212-CompTIA-Certified-Data-Training/main/labs;</w:t>
       </w:r>
     </w:p>
     <w:p>
@@ -1427,15 +1461,7 @@
           <w:color w:val="0B3060"/>
           <w:sz w:val="19"/>
         </w:rPr>
-        <w:t>CREATE TABLE products (product_id INTEGER PRIMARY KEY, name TEXT NOT NULL, unit_price REAL CHECK (unit_price &gt;= 0));</w:t>
-      </w:r>
-    </w:p>
-    <w:p>
-      <w:pPr>
-        <w:pStyle w:val="ListNumber"/>
-      </w:pPr>
-      <w:r>
-        <w:t>Create the orders fact table carrying TWO foreign keys with ON DELETE CASCADE.</w:t>
+        <w:t>D=lab-01-build-a-relational-schema-and-prove-referential-inte;</w:t>
       </w:r>
     </w:p>
     <w:p>
@@ -1445,7 +1471,7 @@
           <w:color w:val="0B3060"/>
           <w:sz w:val="19"/>
         </w:rPr>
-        <w:t>CREATE TABLE orders (order_id INTEGER PRIMARY KEY, customer_id INTEGER REFERENCES customers(customer_id) ON DELETE CASCADE, product_id INTEGER REFERENCES products(product_id), qty INTEGER NOT NULL, order_date DATE);</w:t>
+        <w:t>for f in customers.csv products.csv orders.csv; do curl -fsSO $B/$D/data/$f || echo FAILED $f; done; ls -l</w:t>
       </w:r>
     </w:p>
     <w:p>
@@ -1453,7 +1479,7 @@
         <w:pStyle w:val="ListNumber"/>
       </w:pPr>
       <w:r>
-        <w:t>Import the three CSV extracts into the tables you just created.</w:t>
+        <w:t>Turn foreign-key enforcement ON — SQLite leaves it off by default, which is the single most common cause of orphaned rows.</w:t>
       </w:r>
     </w:p>
     <w:p>
@@ -1463,7 +1489,7 @@
           <w:color w:val="0B3060"/>
           <w:sz w:val="19"/>
         </w:rPr>
-        <w:t>sqlite3 sales.db ".mode csv" ".import --skip 1 customers.csv customers" ".import --skip 1 products.csv products" ".import --skip 1 orders.csv orders" "SELECT COUNT(*) FROM customers; SELECT COUNT(*) FROM products; SELECT COUNT(*) FROM orders;"</w:t>
+        <w:t>PRAGMA foreign_keys = ON;</w:t>
       </w:r>
     </w:p>
     <w:p>
@@ -1471,7 +1497,7 @@
         <w:pStyle w:val="ListNumber"/>
       </w:pPr>
       <w:r>
-        <w:t>Insert the product rows.</w:t>
+        <w:t>Create the customers table — the columns must match customers.csv exactly, or .import silently drops data.</w:t>
       </w:r>
     </w:p>
     <w:p>
@@ -1481,7 +1507,7 @@
           <w:color w:val="0B3060"/>
           <w:sz w:val="19"/>
         </w:rPr>
-        <w:t>INSERT INTO products VALUES (10,'Wireless Mouse',24.90),(11,'USB-C Hub',59.00);</w:t>
+        <w:t>CREATE TABLE customers (customer_id INTEGER PRIMARY KEY, first_name TEXT NOT NULL, last_name TEXT NOT NULL, email TEXT UNIQUE, region TEXT, joined DATE);</w:t>
       </w:r>
     </w:p>
     <w:p>
@@ -1489,7 +1515,7 @@
         <w:pStyle w:val="ListNumber"/>
       </w:pPr>
       <w:r>
-        <w:t>Insert valid orders that respect both foreign keys.</w:t>
+        <w:t>Create the products table — note REAL for currency and the CHECK constraint enforcing domain integrity.</w:t>
       </w:r>
     </w:p>
     <w:p>
@@ -1499,7 +1525,7 @@
           <w:color w:val="0B3060"/>
           <w:sz w:val="19"/>
         </w:rPr>
-        <w:t>INSERT INTO orders VALUES (100,1,10,2,'2025-03-01'),(101,2,11,1,'2025-03-02');</w:t>
+        <w:t>CREATE TABLE products (product_id INTEGER PRIMARY KEY, name TEXT NOT NULL, unit_price REAL CHECK (unit_price &gt;= 0));</w:t>
       </w:r>
     </w:p>
     <w:p>
@@ -1507,7 +1533,7 @@
         <w:pStyle w:val="ListNumber"/>
       </w:pPr>
       <w:r>
-        <w:t>ATTACK 1 — try to insert an order for a customer who does not exist. This MUST be rejected.</w:t>
+        <w:t>Create the orders fact table carrying TWO foreign keys with ON DELETE CASCADE.</w:t>
       </w:r>
     </w:p>
     <w:p>
@@ -1517,7 +1543,7 @@
           <w:color w:val="0B3060"/>
           <w:sz w:val="19"/>
         </w:rPr>
-        <w:t>INSERT INTO orders VALUES (102,999,10,1,'2025-03-03');</w:t>
+        <w:t>CREATE TABLE orders (order_id INTEGER PRIMARY KEY, customer_id INTEGER REFERENCES customers(customer_id) ON DELETE CASCADE, product_id INTEGER REFERENCES products(product_id), qty INTEGER NOT NULL, order_date DATE);</w:t>
       </w:r>
     </w:p>
     <w:p>
@@ -1525,7 +1551,7 @@
         <w:pStyle w:val="ListNumber"/>
       </w:pPr>
       <w:r>
-        <w:t>ATTACK 2 — delete customer 1 and watch the cascade remove their orders, leaving nothing orphaned.</w:t>
+        <w:t>Import the three CSV extracts into the tables you just created.</w:t>
       </w:r>
     </w:p>
     <w:p>
@@ -1535,7 +1561,7 @@
           <w:color w:val="0B3060"/>
           <w:sz w:val="19"/>
         </w:rPr>
-        <w:t>DELETE FROM customers WHERE customer_id = 1; SELECT * FROM orders;</w:t>
+        <w:t>sqlite3 sales.db ".mode csv" ".import --skip 1 customers.csv customers" ".import --skip 1 products.csv products" ".import --skip 1 orders.csv orders" "SELECT COUNT(*) FROM customers; SELECT COUNT(*) FROM products; SELECT COUNT(*) FROM orders;"</w:t>
       </w:r>
     </w:p>
     <w:p>
@@ -1543,7 +1569,7 @@
         <w:pStyle w:val="ListNumber"/>
       </w:pPr>
       <w:r>
-        <w:t>Run a join across all three tables to confirm the schema answers a real business question.</w:t>
+        <w:t>ATTACK 1 — insert an order for a customer who does not exist, using a FREE order_id so the error you see is the foreign key firing and not a duplicate primary key. This MUST be rejected.</w:t>
       </w:r>
     </w:p>
     <w:p>
@@ -1553,6 +1579,42 @@
           <w:color w:val="0B3060"/>
           <w:sz w:val="19"/>
         </w:rPr>
+        <w:t>INSERT INTO orders VALUES (9999,999,10,1,'2025-03-03');</w:t>
+      </w:r>
+    </w:p>
+    <w:p>
+      <w:pPr>
+        <w:pStyle w:val="ListNumber"/>
+      </w:pPr>
+      <w:r>
+        <w:t>ATTACK 2 — delete customer 1 and watch the cascade remove their orders, leaving nothing orphaned.</w:t>
+      </w:r>
+    </w:p>
+    <w:p>
+      <w:r>
+        <w:rPr>
+          <w:rFonts w:ascii="Consolas" w:hAnsi="Consolas"/>
+          <w:color w:val="0B3060"/>
+          <w:sz w:val="19"/>
+        </w:rPr>
+        <w:t>DELETE FROM customers WHERE customer_id = 1; SELECT * FROM orders;</w:t>
+      </w:r>
+    </w:p>
+    <w:p>
+      <w:pPr>
+        <w:pStyle w:val="ListNumber"/>
+      </w:pPr>
+      <w:r>
+        <w:t>Run a join across all three tables to confirm the schema answers a real business question.</w:t>
+      </w:r>
+    </w:p>
+    <w:p>
+      <w:r>
+        <w:rPr>
+          <w:rFonts w:ascii="Consolas" w:hAnsi="Consolas"/>
+          <w:color w:val="0B3060"/>
+          <w:sz w:val="19"/>
+        </w:rPr>
         <w:t>SELECT c.first_name, p.name, o.qty, o.qty*p.unit_price AS line_total FROM orders o JOIN customers c ON c.customer_id=o.customer_id JOIN products p ON p.product_id=o.product_id;</w:t>
       </w:r>
     </w:p>
@@ -1602,6 +1664,22 @@
         <w:pStyle w:val="ListBullet"/>
       </w:pPr>
       <w:r>
+        <w:t>It says UNIQUE constraint failed, not FOREIGN KEY — That order_id already exists in orders.csv. Pick an unused id (9999) so the foreign key is what fails.</w:t>
+      </w:r>
+    </w:p>
+    <w:p>
+      <w:pPr>
+        <w:pStyle w:val="ListBullet"/>
+      </w:pPr>
+      <w:r>
+        <w:t>'expected 5 columns but found 6 - extras ignored' — Your CREATE TABLE does not match the CSV header. Run head -1 customers.csv and make the column list identical, then DROP and re-import.</w:t>
+      </w:r>
+    </w:p>
+    <w:p>
+      <w:pPr>
+        <w:pStyle w:val="ListBullet"/>
+      </w:pPr>
+      <w:r>
         <w:t>'no such table' error — You are in a different database file. Run .databases inside sqlite3 to confirm you opened sales.db.</w:t>
       </w:r>
     </w:p>
@@ -1682,7 +1760,7 @@
         <w:pStyle w:val="ListNumber"/>
       </w:pPr>
       <w:r>
-        <w:t>Create the working folder and download this lab's dataset. The files also ship in the course repo under labs/lab-02-compare-structured-semi-structured-and-unstructured/data/ — download them from GitHub or copy them from the folder you cloned.</w:t>
+        <w:t>Download this lab's dataset. The same files ship in the course repo under this lab's data/ folder.</w:t>
       </w:r>
     </w:p>
     <w:p>
@@ -1692,15 +1770,7 @@
           <w:color w:val="0B3060"/>
           <w:sz w:val="19"/>
         </w:rPr>
-        <w:t>mkdir -p ~/dataplus/lab2 &amp;&amp; cd ~/dataplus/lab2 &amp;&amp; BASE=https://raw.githubusercontent.com/tertiarycourses/TGS-2024049212-CompTIA-Certified-Data-Training/main/labs/lab-02-compare-structured-semi-structured-and-unstructured/data &amp;&amp; for f in customers.csv customers.json notes.txt; do curl -fsSO $BASE/$f || echo FAILED $f; done &amp;&amp; ls -l</w:t>
-      </w:r>
-    </w:p>
-    <w:p>
-      <w:pPr>
-        <w:pStyle w:val="ListNumber"/>
-      </w:pPr>
-      <w:r>
-        <w:t>Query the CSV — three lines of code, because the structure is guaranteed.</w:t>
+        <w:t>mkdir -p ~/dataplus/lab2 &amp;&amp; cd ~/dataplus/lab2;</w:t>
       </w:r>
     </w:p>
     <w:p>
@@ -1710,15 +1780,7 @@
           <w:color w:val="0B3060"/>
           <w:sz w:val="19"/>
         </w:rPr>
-        <w:t>python3 -c "import csv;print(sum(float(r['spend']) for r in csv.DictReader(open('customers.csv'))))"</w:t>
-      </w:r>
-    </w:p>
-    <w:p>
-      <w:pPr>
-        <w:pStyle w:val="ListNumber"/>
-      </w:pPr>
-      <w:r>
-        <w:t>Query the JSON — still easy, and it carries the extra 'tags' field the CSV could not hold.</w:t>
+        <w:t>R=https://raw.githubusercontent.com/tertiarycourses;</w:t>
       </w:r>
     </w:p>
     <w:p>
@@ -1728,15 +1790,7 @@
           <w:color w:val="0B3060"/>
           <w:sz w:val="19"/>
         </w:rPr>
-        <w:t>python3 -c "import json;d=json.load(open('customers.json'));print(sum(r['spend'] for r in d));print(d[0].get('tags'))"</w:t>
-      </w:r>
-    </w:p>
-    <w:p>
-      <w:pPr>
-        <w:pStyle w:val="ListNumber"/>
-      </w:pPr>
-      <w:r>
-        <w:t>Try to query the unstructured text — you need a regular expression, and it is fragile.</w:t>
+        <w:t>B=$R/TGS-2024049212-CompTIA-Certified-Data-Training/main/labs;</w:t>
       </w:r>
     </w:p>
     <w:p>
@@ -1746,15 +1800,7 @@
           <w:color w:val="0B3060"/>
           <w:sz w:val="19"/>
         </w:rPr>
-        <w:t>python3 -c "import re;t=open('notes.txt').read();print(re.findall(r'[$]?([0-9]+(?:[.][0-9]{2})?)\s*(?:dollars)?',t))"</w:t>
-      </w:r>
-    </w:p>
-    <w:p>
-      <w:pPr>
-        <w:pStyle w:val="ListNumber"/>
-      </w:pPr>
-      <w:r>
-        <w:t>Compare the file sizes and record what each format cost you in query effort.</w:t>
+        <w:t>D=lab-02-compare-structured-semi-structured-and-unstructured;</w:t>
       </w:r>
     </w:p>
     <w:p>
@@ -1764,6 +1810,78 @@
           <w:color w:val="0B3060"/>
           <w:sz w:val="19"/>
         </w:rPr>
+        <w:t>for f in customers.csv customers.json notes.txt; do curl -fsSO $B/$D/data/$f || echo FAILED $f; done; ls -l</w:t>
+      </w:r>
+    </w:p>
+    <w:p>
+      <w:pPr>
+        <w:pStyle w:val="ListNumber"/>
+      </w:pPr>
+      <w:r>
+        <w:t>Query the CSV — three lines of code, because the structure is guaranteed.</w:t>
+      </w:r>
+    </w:p>
+    <w:p>
+      <w:r>
+        <w:rPr>
+          <w:rFonts w:ascii="Consolas" w:hAnsi="Consolas"/>
+          <w:color w:val="0B3060"/>
+          <w:sz w:val="19"/>
+        </w:rPr>
+        <w:t>python3 -c "import csv;print(sum(float(r['spend']) for r in csv.DictReader(open('customers.csv'))))"</w:t>
+      </w:r>
+    </w:p>
+    <w:p>
+      <w:pPr>
+        <w:pStyle w:val="ListNumber"/>
+      </w:pPr>
+      <w:r>
+        <w:t>Query the JSON — still easy, and it carries the extra 'tags' field the CSV could not hold.</w:t>
+      </w:r>
+    </w:p>
+    <w:p>
+      <w:r>
+        <w:rPr>
+          <w:rFonts w:ascii="Consolas" w:hAnsi="Consolas"/>
+          <w:color w:val="0B3060"/>
+          <w:sz w:val="19"/>
+        </w:rPr>
+        <w:t>python3 -c "import json;d=json.load(open('customers.json'));print(sum(r['spend'] for r in d));print(d[0].get('tags'))"</w:t>
+      </w:r>
+    </w:p>
+    <w:p>
+      <w:pPr>
+        <w:pStyle w:val="ListNumber"/>
+      </w:pPr>
+      <w:r>
+        <w:t>Try to query the unstructured text — you need a regular expression, and it is fragile.</w:t>
+      </w:r>
+    </w:p>
+    <w:p>
+      <w:r>
+        <w:rPr>
+          <w:rFonts w:ascii="Consolas" w:hAnsi="Consolas"/>
+          <w:color w:val="0B3060"/>
+          <w:sz w:val="19"/>
+        </w:rPr>
+        <w:t>python3 -c "import re;t=open('notes.txt').read();print(re.findall(r'[$]?([0-9]+(?:[.][0-9]{2})?)\s*(?:dollars)?',t))"</w:t>
+      </w:r>
+    </w:p>
+    <w:p>
+      <w:pPr>
+        <w:pStyle w:val="ListNumber"/>
+      </w:pPr>
+      <w:r>
+        <w:t>Compare the file sizes and record what each format cost you in query effort.</w:t>
+      </w:r>
+    </w:p>
+    <w:p>
+      <w:r>
+        <w:rPr>
+          <w:rFonts w:ascii="Consolas" w:hAnsi="Consolas"/>
+          <w:color w:val="0B3060"/>
+          <w:sz w:val="19"/>
+        </w:rPr>
         <w:t>ls -l customers.csv customers.json notes.txt</w:t>
       </w:r>
     </w:p>
@@ -1805,7 +1923,7 @@
         <w:pStyle w:val="ListBullet"/>
       </w:pPr>
       <w:r>
-        <w:t>JSONDecodeError — The shell ate a quote. Re-run the printf line exactly, or use nano customers.json and paste the JSON in.</w:t>
+        <w:t>JSONDecodeError — customers.json did not download cleanly. Check it with head -c 80 customers.json — if it starts with '404' the URL is wrong.</w:t>
       </w:r>
     </w:p>
     <w:p>
@@ -2159,7 +2277,7 @@
         <w:pStyle w:val="ListNumber"/>
       </w:pPr>
       <w:r>
-        <w:t>Create the working folder and download this lab's dataset. The files also ship in the course repo under labs/lab-04-explore-a-dirty-dataset-missing-values-duplicates-an/data/ — download them from GitHub or copy them from the folder you cloned.</w:t>
+        <w:t>Download this lab's dataset. The same files ship in the course repo under this lab's data/ folder.</w:t>
       </w:r>
     </w:p>
     <w:p>
@@ -2169,15 +2287,7 @@
           <w:color w:val="0B3060"/>
           <w:sz w:val="19"/>
         </w:rPr>
-        <w:t>mkdir -p ~/dataplus/lab4 &amp;&amp; cd ~/dataplus/lab4 &amp;&amp; BASE=https://raw.githubusercontent.com/tertiarycourses/TGS-2024049212-CompTIA-Certified-Data-Training/main/labs/lab-04-explore-a-dirty-dataset-missing-values-duplicates-an/data &amp;&amp; for f in sales_dirty.csv; do curl -fsSO $BASE/$f || echo FAILED $f; done &amp;&amp; ls -l</w:t>
-      </w:r>
-    </w:p>
-    <w:p>
-      <w:pPr>
-        <w:pStyle w:val="ListNumber"/>
-      </w:pPr>
-      <w:r>
-        <w:t>Load it and look at the shape and dtypes first — always know how many records you started with.</w:t>
+        <w:t>mkdir -p ~/dataplus/lab4 &amp;&amp; cd ~/dataplus/lab4;</w:t>
       </w:r>
     </w:p>
     <w:p>
@@ -2187,15 +2297,7 @@
           <w:color w:val="0B3060"/>
           <w:sz w:val="19"/>
         </w:rPr>
-        <w:t>python3 -c "import pandas as pd;d=pd.read_csv('sales_dirty.csv');print(d.shape);print(d.dtypes)"</w:t>
-      </w:r>
-    </w:p>
-    <w:p>
-      <w:pPr>
-        <w:pStyle w:val="ListNumber"/>
-      </w:pPr>
-      <w:r>
-        <w:t>Count MISSING VALUES per column — the exam's first exploration task.</w:t>
+        <w:t>R=https://raw.githubusercontent.com/tertiarycourses;</w:t>
       </w:r>
     </w:p>
     <w:p>
@@ -2205,15 +2307,7 @@
           <w:color w:val="0B3060"/>
           <w:sz w:val="19"/>
         </w:rPr>
-        <w:t>python3 -c "import pandas as pd;d=pd.read_csv('sales_dirty.csv');print(d.isnull().sum())"</w:t>
-      </w:r>
-    </w:p>
-    <w:p>
-      <w:pPr>
-        <w:pStyle w:val="ListNumber"/>
-      </w:pPr>
-      <w:r>
-        <w:t>Count DUPLICATE rows and show which ones they are.</w:t>
+        <w:t>B=$R/TGS-2024049212-CompTIA-Certified-Data-Training/main/labs;</w:t>
       </w:r>
     </w:p>
     <w:p>
@@ -2223,15 +2317,7 @@
           <w:color w:val="0B3060"/>
           <w:sz w:val="19"/>
         </w:rPr>
-        <w:t>python3 -c "import pandas as pd;d=pd.read_csv('sales_dirty.csv');print('dupes:',d.duplicated().sum());print(d[d.duplicated(keep=False)])"</w:t>
-      </w:r>
-    </w:p>
-    <w:p>
-      <w:pPr>
-        <w:pStyle w:val="ListNumber"/>
-      </w:pPr>
-      <w:r>
-        <w:t>Detect OUTLIERS with a z-score — any |z| above 3 is the standard flag.</w:t>
+        <w:t>D=lab-04-explore-a-dirty-dataset-missing-values-duplicates-an;</w:t>
       </w:r>
     </w:p>
     <w:p>
@@ -2241,7 +2327,7 @@
           <w:color w:val="0B3060"/>
           <w:sz w:val="19"/>
         </w:rPr>
-        <w:t>python3 -c "import pandas as pd;d=pd.read_csv('sales_dirty.csv');s=pd.to_numeric(d['spend'],errors='coerce');z=(s-s.mean())/s.std();print(d.loc[z[abs(z)&gt;3].index])"</w:t>
+        <w:t>for f in sales_dirty.csv; do curl -fsSO $B/$D/data/$f || echo FAILED $f; done; ls -l</w:t>
       </w:r>
     </w:p>
     <w:p>
@@ -2249,7 +2335,7 @@
         <w:pStyle w:val="ListNumber"/>
       </w:pPr>
       <w:r>
-        <w:t>Get the descriptive summary and note how badly the 99999 distorts the mean versus the median.</w:t>
+        <w:t>Load it and look at the shape and dtypes first — always know how many records you started with.</w:t>
       </w:r>
     </w:p>
     <w:p>
@@ -2259,7 +2345,7 @@
           <w:color w:val="0B3060"/>
           <w:sz w:val="19"/>
         </w:rPr>
-        <w:t>python3 -c "import pandas as pd;d=pd.read_csv('sales_dirty.csv');print(d['spend'].describe());print('median',d['spend'].median())"</w:t>
+        <w:t>python3 -c "import pandas as pd;d=pd.read_csv('sales_dirty.csv');print(d.shape);print(d.dtypes)"</w:t>
       </w:r>
     </w:p>
     <w:p>
@@ -2267,7 +2353,7 @@
         <w:pStyle w:val="ListNumber"/>
       </w:pPr>
       <w:r>
-        <w:t>Write the profile report to a file so the cleaning lab can be measured against it.</w:t>
+        <w:t>Count MISSING VALUES per column — the exam's first exploration task.</w:t>
       </w:r>
     </w:p>
     <w:p>
@@ -2277,6 +2363,78 @@
           <w:color w:val="0B3060"/>
           <w:sz w:val="19"/>
         </w:rPr>
+        <w:t>python3 -c "import pandas as pd;d=pd.read_csv('sales_dirty.csv');print(d.isnull().sum())"</w:t>
+      </w:r>
+    </w:p>
+    <w:p>
+      <w:pPr>
+        <w:pStyle w:val="ListNumber"/>
+      </w:pPr>
+      <w:r>
+        <w:t>Count DUPLICATE rows and show which ones they are.</w:t>
+      </w:r>
+    </w:p>
+    <w:p>
+      <w:r>
+        <w:rPr>
+          <w:rFonts w:ascii="Consolas" w:hAnsi="Consolas"/>
+          <w:color w:val="0B3060"/>
+          <w:sz w:val="19"/>
+        </w:rPr>
+        <w:t>python3 -c "import pandas as pd;d=pd.read_csv('sales_dirty.csv');print('dupes:',d.duplicated().sum());print(d[d.duplicated(keep=False)])"</w:t>
+      </w:r>
+    </w:p>
+    <w:p>
+      <w:pPr>
+        <w:pStyle w:val="ListNumber"/>
+      </w:pPr>
+      <w:r>
+        <w:t>Detect OUTLIERS with a z-score — any |z| above 3 is the standard flag.</w:t>
+      </w:r>
+    </w:p>
+    <w:p>
+      <w:r>
+        <w:rPr>
+          <w:rFonts w:ascii="Consolas" w:hAnsi="Consolas"/>
+          <w:color w:val="0B3060"/>
+          <w:sz w:val="19"/>
+        </w:rPr>
+        <w:t>python3 -c "import pandas as pd;d=pd.read_csv('sales_dirty.csv');s=pd.to_numeric(d['spend'],errors='coerce');z=(s-s.mean())/s.std();print(d.loc[z[abs(z)&gt;3].index])"</w:t>
+      </w:r>
+    </w:p>
+    <w:p>
+      <w:pPr>
+        <w:pStyle w:val="ListNumber"/>
+      </w:pPr>
+      <w:r>
+        <w:t>Get the descriptive summary and note how badly the 99999 distorts the mean versus the median.</w:t>
+      </w:r>
+    </w:p>
+    <w:p>
+      <w:r>
+        <w:rPr>
+          <w:rFonts w:ascii="Consolas" w:hAnsi="Consolas"/>
+          <w:color w:val="0B3060"/>
+          <w:sz w:val="19"/>
+        </w:rPr>
+        <w:t>python3 -c "import pandas as pd;d=pd.read_csv('sales_dirty.csv');print(d['spend'].describe());print('median',d['spend'].median())"</w:t>
+      </w:r>
+    </w:p>
+    <w:p>
+      <w:pPr>
+        <w:pStyle w:val="ListNumber"/>
+      </w:pPr>
+      <w:r>
+        <w:t>Write the profile report to a file so the cleaning lab can be measured against it.</w:t>
+      </w:r>
+    </w:p>
+    <w:p>
+      <w:r>
+        <w:rPr>
+          <w:rFonts w:ascii="Consolas" w:hAnsi="Consolas"/>
+          <w:color w:val="0B3060"/>
+          <w:sz w:val="19"/>
+        </w:rPr>
         <w:t>python3 -c "import pandas as pd;d=pd.read_csv('sales_dirty.csv');open('profile.txt','w').write(str(d.isnull().sum())+'\ndupes: '+str(d.duplicated().sum())+'\nmean: '+str(d.spend.mean())+'\nmedian: '+str(d.spend.median()))" &amp;&amp; cat profile.txt</w:t>
       </w:r>
     </w:p>
@@ -2326,7 +2484,7 @@
         <w:pStyle w:val="ListBullet"/>
       </w:pPr>
       <w:r>
-        <w:t>The heredoc pasted as one line — Paste the cat &gt; ... &lt;&lt;'EOF' block line by line, or use nano sales_dirty.csv instead.</w:t>
+        <w:t>The download produced an empty file — Check your internet connection and the BASE URL, or copy sales_dirty.csv from the repo folder you cloned.</w:t>
       </w:r>
     </w:p>
     <w:p>
@@ -2406,7 +2564,7 @@
         <w:pStyle w:val="ListNumber"/>
       </w:pPr>
       <w:r>
-        <w:t>Create the working folder and download this lab's dataset. The files also ship in the course repo under labs/lab-05-build-parsing-patterns-in-regexlab-and-apply-them/data/ — download them from GitHub or copy them from the folder you cloned.</w:t>
+        <w:t>Download this lab's dataset. The same files ship in the course repo under this lab's data/ folder.</w:t>
       </w:r>
     </w:p>
     <w:p>
@@ -2416,23 +2574,7 @@
           <w:color w:val="0B3060"/>
           <w:sz w:val="19"/>
         </w:rPr>
-        <w:t>mkdir -p ~/dataplus/lab5 &amp;&amp; cd ~/dataplus/lab5 &amp;&amp; BASE=https://raw.githubusercontent.com/tertiarycourses/TGS-2024049212-CompTIA-Certified-Data-Training/main/labs/lab-05-build-parsing-patterns-in-regexlab-and-apply-them/data &amp;&amp; for f in contacts.csv; do curl -fsSO $BASE/$f || echo FAILED $f; done &amp;&amp; ls -l</w:t>
-      </w:r>
-    </w:p>
-    <w:p>
-      <w:pPr>
-        <w:pStyle w:val="ListNumber"/>
-      </w:pPr>
-      <w:r>
-        <w:t>Paste these three messy contact records into the Test String box:  Mei Tan &lt;mei.tan@example.sg&gt; +65 9123 4567</w:t>
-      </w:r>
-    </w:p>
-    <w:p>
-      <w:pPr>
-        <w:pStyle w:val="ListNumber"/>
-      </w:pPr>
-      <w:r>
-        <w:t>Build the EMAIL pattern and watch the match count update live. Confirm it matches all three records.</w:t>
+        <w:t>mkdir -p ~/dataplus/lab5 &amp;&amp; cd ~/dataplus/lab5;</w:t>
       </w:r>
     </w:p>
     <w:p>
@@ -2442,15 +2584,7 @@
           <w:color w:val="0B3060"/>
           <w:sz w:val="19"/>
         </w:rPr>
-        <w:t>[a-zA-Z0-9._%+-]+@[a-zA-Z0-9.-]+\.[a-zA-Z]{2,}</w:t>
-      </w:r>
-    </w:p>
-    <w:p>
-      <w:pPr>
-        <w:pStyle w:val="ListNumber"/>
-      </w:pPr>
-      <w:r>
-        <w:t>Build the SINGAPORE PHONE pattern — 8 digits starting 6, 8 or 9, with optional +65 and spaces.</w:t>
+        <w:t>R=https://raw.githubusercontent.com/tertiarycourses;</w:t>
       </w:r>
     </w:p>
     <w:p>
@@ -2460,15 +2594,7 @@
           <w:color w:val="0B3060"/>
           <w:sz w:val="19"/>
         </w:rPr>
-        <w:t>(?:\+65[ ]?)?[689][0-9]{3}[ ]?[0-9]{4}</w:t>
-      </w:r>
-    </w:p>
-    <w:p>
-      <w:pPr>
-        <w:pStyle w:val="ListNumber"/>
-      </w:pPr>
-      <w:r>
-        <w:t>Build the NAME pattern — everything before the first angle bracket, trimmed.</w:t>
+        <w:t>B=$R/TGS-2024049212-CompTIA-Certified-Data-Training/main/labs;</w:t>
       </w:r>
     </w:p>
     <w:p>
@@ -2478,23 +2604,7 @@
           <w:color w:val="0B3060"/>
           <w:sz w:val="19"/>
         </w:rPr>
-        <w:t>^([A-Za-z ]+?)\s*&lt;</w:t>
-      </w:r>
-    </w:p>
-    <w:p>
-      <w:pPr>
-        <w:pStyle w:val="ListNumber"/>
-      </w:pPr>
-      <w:r>
-        <w:t>Use the Substitution panel to confirm your pattern replaces cleanly before you trust it in code.</w:t>
-      </w:r>
-    </w:p>
-    <w:p>
-      <w:pPr>
-        <w:pStyle w:val="ListNumber"/>
-      </w:pPr>
-      <w:r>
-        <w:t>Apply the SAME patterns you validated in RegexLab, using pandas str.extract.</w:t>
+        <w:t>D=lab-05-build-parsing-patterns-in-regexlab-and-apply-them;</w:t>
       </w:r>
     </w:p>
     <w:p>
@@ -2504,7 +2614,7 @@
           <w:color w:val="0B3060"/>
           <w:sz w:val="19"/>
         </w:rPr>
-        <w:t>python3 -c "import pandas as pd;d=pd.read_csv('contacts.csv');d['name']=d.contact.str.extract(r'^([A-Za-z ]+?)\s*&lt;');d['email']=d.contact.str.extract(r'([a-zA-Z0-9._%+-]+@[a-zA-Z0-9.-]+\.[a-zA-Z]{2,})');d['phone']=d.contact.str.extract(r'((?:\+65 ?)?[689][0-9]{3} ?[0-9]{4})');print(d[['id','name','email','phone']])"</w:t>
+        <w:t>for f in contacts.csv; do curl -fsSO $B/$D/data/$f || echo FAILED $f; done; ls -l</w:t>
       </w:r>
     </w:p>
     <w:p>
@@ -2512,7 +2622,15 @@
         <w:pStyle w:val="ListNumber"/>
       </w:pPr>
       <w:r>
-        <w:t>Normalise the phone format — strip +65 and spaces so every value has the same shape.</w:t>
+        <w:t>Paste these three messy contact records into the Test String box:  Mei Tan &lt;mei.tan@example.sg&gt; +65 9123 4567</w:t>
+      </w:r>
+    </w:p>
+    <w:p>
+      <w:pPr>
+        <w:pStyle w:val="ListNumber"/>
+      </w:pPr>
+      <w:r>
+        <w:t>Build the EMAIL pattern and watch the match count update live. Confirm it matches all three records.</w:t>
       </w:r>
     </w:p>
     <w:p>
@@ -2522,7 +2640,7 @@
           <w:color w:val="0B3060"/>
           <w:sz w:val="19"/>
         </w:rPr>
-        <w:t>python3 -c "import pandas as pd,re;d=pd.read_csv('contacts.csv');d['phone']=d.contact.str.extract(r'((?:\+65 ?)?[689][0-9]{3} ?[0-9]{4})')[0].str.replace(r'[^0-9]','',regex=True).str[-8:];print(d[['id','phone']])"</w:t>
+        <w:t>[a-zA-Z0-9._%+-]+@[a-zA-Z0-9.-]+\.[a-zA-Z]{2,}</w:t>
       </w:r>
     </w:p>
     <w:p>
@@ -2530,7 +2648,7 @@
         <w:pStyle w:val="ListNumber"/>
       </w:pPr>
       <w:r>
-        <w:t>Save the cleaned, parsed output.</w:t>
+        <w:t>Build the SINGAPORE PHONE pattern — 8 digits starting 6, 8 or 9, with optional +65 and spaces.</w:t>
       </w:r>
     </w:p>
     <w:p>
@@ -2540,6 +2658,86 @@
           <w:color w:val="0B3060"/>
           <w:sz w:val="19"/>
         </w:rPr>
+        <w:t>(?:\+65[ ]?)?[689][0-9]{3}[ ]?[0-9]{4}</w:t>
+      </w:r>
+    </w:p>
+    <w:p>
+      <w:pPr>
+        <w:pStyle w:val="ListNumber"/>
+      </w:pPr>
+      <w:r>
+        <w:t>Build the NAME pattern — everything before the first angle bracket, trimmed.</w:t>
+      </w:r>
+    </w:p>
+    <w:p>
+      <w:r>
+        <w:rPr>
+          <w:rFonts w:ascii="Consolas" w:hAnsi="Consolas"/>
+          <w:color w:val="0B3060"/>
+          <w:sz w:val="19"/>
+        </w:rPr>
+        <w:t>^([A-Za-z ]+?)\s*&lt;</w:t>
+      </w:r>
+    </w:p>
+    <w:p>
+      <w:pPr>
+        <w:pStyle w:val="ListNumber"/>
+      </w:pPr>
+      <w:r>
+        <w:t>Use the Substitution panel to confirm your pattern replaces cleanly before you trust it in code.</w:t>
+      </w:r>
+    </w:p>
+    <w:p>
+      <w:pPr>
+        <w:pStyle w:val="ListNumber"/>
+      </w:pPr>
+      <w:r>
+        <w:t>Apply the SAME patterns you validated in RegexLab, using pandas str.extract.</w:t>
+      </w:r>
+    </w:p>
+    <w:p>
+      <w:r>
+        <w:rPr>
+          <w:rFonts w:ascii="Consolas" w:hAnsi="Consolas"/>
+          <w:color w:val="0B3060"/>
+          <w:sz w:val="19"/>
+        </w:rPr>
+        <w:t>python3 -c "import pandas as pd;d=pd.read_csv('contacts.csv');d['name']=d.contact.str.extract(r'^([A-Za-z ]+?)\s*&lt;');d['email']=d.contact.str.extract(r'([a-zA-Z0-9._%+-]+@[a-zA-Z0-9.-]+\.[a-zA-Z]{2,})');d['phone']=d.contact.str.extract(r'((?:\+65 ?)?[689][0-9]{3} ?[0-9]{4})');print(d[['id','name','email','phone']])"</w:t>
+      </w:r>
+    </w:p>
+    <w:p>
+      <w:pPr>
+        <w:pStyle w:val="ListNumber"/>
+      </w:pPr>
+      <w:r>
+        <w:t>Normalise the phone format — strip +65 and spaces so every value has the same shape.</w:t>
+      </w:r>
+    </w:p>
+    <w:p>
+      <w:r>
+        <w:rPr>
+          <w:rFonts w:ascii="Consolas" w:hAnsi="Consolas"/>
+          <w:color w:val="0B3060"/>
+          <w:sz w:val="19"/>
+        </w:rPr>
+        <w:t>python3 -c "import pandas as pd,re;d=pd.read_csv('contacts.csv');d['phone']=d.contact.str.extract(r'((?:\+65 ?)?[689][0-9]{3} ?[0-9]{4})')[0].str.replace(r'[^0-9]','',regex=True).str[-8:];print(d[['id','phone']])"</w:t>
+      </w:r>
+    </w:p>
+    <w:p>
+      <w:pPr>
+        <w:pStyle w:val="ListNumber"/>
+      </w:pPr>
+      <w:r>
+        <w:t>Save the cleaned, parsed output.</w:t>
+      </w:r>
+    </w:p>
+    <w:p>
+      <w:r>
+        <w:rPr>
+          <w:rFonts w:ascii="Consolas" w:hAnsi="Consolas"/>
+          <w:color w:val="0B3060"/>
+          <w:sz w:val="19"/>
+        </w:rPr>
         <w:t>python3 -c "import pandas as pd;d=pd.read_csv('contacts.csv');d['name']=d.contact.str.extract(r'^([A-Za-z ]+?)\s*&lt;');d['email']=d.contact.str.extract(r'([a-zA-Z0-9._%+-]+@[a-zA-Z0-9.-]+\.[a-zA-Z]{2,})');d['phone']=d.contact.str.extract(r'((?:\+65 ?)?[689][0-9]{3} ?[0-9]{4})')[0].str.replace(r'[^0-9]','',regex=True).str[-8:];d[['id','name','email','phone']].to_csv('contacts_clean.csv',index=False)" &amp;&amp; cat contacts_clean.csv</w:t>
       </w:r>
     </w:p>
@@ -2669,7 +2867,7 @@
         <w:pStyle w:val="ListNumber"/>
       </w:pPr>
       <w:r>
-        <w:t>Create the working folder and download this lab's dataset. The files also ship in the course repo under labs/lab-06-derive-structured-fields-from-raw-address-data-ip-ca/data/ — download them from GitHub or copy them from the folder you cloned.</w:t>
+        <w:t>Download this lab's dataset. The same files ship in the course repo under this lab's data/ folder.</w:t>
       </w:r>
     </w:p>
     <w:p>
@@ -2679,31 +2877,7 @@
           <w:color w:val="0B3060"/>
           <w:sz w:val="19"/>
         </w:rPr>
-        <w:t>mkdir -p ~/dataplus/lab6 &amp;&amp; cd ~/dataplus/lab6 &amp;&amp; BASE=https://raw.githubusercontent.com/tertiarycourses/TGS-2024049212-CompTIA-Certified-Data-Training/main/labs/lab-06-derive-structured-fields-from-raw-address-data-ip-ca/data &amp;&amp; for f in sites.csv; do curl -fsSO $BASE/$f || echo FAILED $f; done &amp;&amp; ls -l</w:t>
-      </w:r>
-    </w:p>
-    <w:p>
-      <w:pPr>
-        <w:pStyle w:val="ListNumber"/>
-      </w:pPr>
-      <w:r>
-        <w:t>Enter 192.168.10.0/24 and record the derived values: network, broadcast, usable host count and mask.</w:t>
-      </w:r>
-    </w:p>
-    <w:p>
-      <w:pPr>
-        <w:pStyle w:val="ListNumber"/>
-      </w:pPr>
-      <w:r>
-        <w:t>Repeat for 10.0.5.0/22 and 172.16.8.0/29 — note how the usable-host count changes with the prefix.</w:t>
-      </w:r>
-    </w:p>
-    <w:p>
-      <w:pPr>
-        <w:pStyle w:val="ListNumber"/>
-      </w:pPr>
-      <w:r>
-        <w:t>Derive the same four fields in code — this is the DERIVED VARIABLE technique from the exam objectives.</w:t>
+        <w:t>mkdir -p ~/dataplus/lab6 &amp;&amp; cd ~/dataplus/lab6;</w:t>
       </w:r>
     </w:p>
     <w:p>
@@ -2713,31 +2887,7 @@
           <w:color w:val="0B3060"/>
           <w:sz w:val="19"/>
         </w:rPr>
-        <w:t>python3 -c "import pandas as pd,ipaddress as ip;d=pd.read_csv('sites.csv');n=d.cidr.map(ip.ip_network);d['network']=[str(x.network_address) for x in n];d['broadcast']=[str(x.broadcast_address) for x in n];d['usable_hosts']=[x.num_addresses-2 for x in n];d['mask']=[str(x.netmask) for x in n];print(d)"</w:t>
-      </w:r>
-    </w:p>
-    <w:p>
-      <w:pPr>
-        <w:pStyle w:val="ListNumber"/>
-      </w:pPr>
-      <w:r>
-        <w:t>Compare every derived value against what the IP Calculator gave you — they must match exactly.</w:t>
-      </w:r>
-    </w:p>
-    <w:p>
-      <w:pPr>
-        <w:pStyle w:val="ListNumber"/>
-      </w:pPr>
-      <w:r>
-        <w:t>Decide the storage trade-off the exam asks about: store the derived columns (fast reads, more space) or recompute on demand (less space, slower). Write your choice and the reason.</w:t>
-      </w:r>
-    </w:p>
-    <w:p>
-      <w:pPr>
-        <w:pStyle w:val="ListNumber"/>
-      </w:pPr>
-      <w:r>
-        <w:t>Save the enriched dataset.</w:t>
+        <w:t>R=https://raw.githubusercontent.com/tertiarycourses;</w:t>
       </w:r>
     </w:p>
     <w:p>
@@ -2747,6 +2897,94 @@
           <w:color w:val="0B3060"/>
           <w:sz w:val="19"/>
         </w:rPr>
+        <w:t>B=$R/TGS-2024049212-CompTIA-Certified-Data-Training/main/labs;</w:t>
+      </w:r>
+    </w:p>
+    <w:p>
+      <w:r>
+        <w:rPr>
+          <w:rFonts w:ascii="Consolas" w:hAnsi="Consolas"/>
+          <w:color w:val="0B3060"/>
+          <w:sz w:val="19"/>
+        </w:rPr>
+        <w:t>D=lab-06-derive-structured-fields-from-raw-address-data-ip-ca;</w:t>
+      </w:r>
+    </w:p>
+    <w:p>
+      <w:r>
+        <w:rPr>
+          <w:rFonts w:ascii="Consolas" w:hAnsi="Consolas"/>
+          <w:color w:val="0B3060"/>
+          <w:sz w:val="19"/>
+        </w:rPr>
+        <w:t>for f in sites.csv; do curl -fsSO $B/$D/data/$f || echo FAILED $f; done; ls -l</w:t>
+      </w:r>
+    </w:p>
+    <w:p>
+      <w:pPr>
+        <w:pStyle w:val="ListNumber"/>
+      </w:pPr>
+      <w:r>
+        <w:t>Enter 192.168.10.0/24 and record the derived values: network, broadcast, usable host count and mask.</w:t>
+      </w:r>
+    </w:p>
+    <w:p>
+      <w:pPr>
+        <w:pStyle w:val="ListNumber"/>
+      </w:pPr>
+      <w:r>
+        <w:t>Repeat for 10.0.5.0/22 and 172.16.8.0/29 — note how the usable-host count changes with the prefix.</w:t>
+      </w:r>
+    </w:p>
+    <w:p>
+      <w:pPr>
+        <w:pStyle w:val="ListNumber"/>
+      </w:pPr>
+      <w:r>
+        <w:t>Derive the same four fields in code — this is the DERIVED VARIABLE technique from the exam objectives.</w:t>
+      </w:r>
+    </w:p>
+    <w:p>
+      <w:r>
+        <w:rPr>
+          <w:rFonts w:ascii="Consolas" w:hAnsi="Consolas"/>
+          <w:color w:val="0B3060"/>
+          <w:sz w:val="19"/>
+        </w:rPr>
+        <w:t>python3 -c "import pandas as pd,ipaddress as ip;d=pd.read_csv('sites.csv');n=d.cidr.map(ip.ip_network);d['network']=[str(x.network_address) for x in n];d['broadcast']=[str(x.broadcast_address) for x in n];d['usable_hosts']=[x.num_addresses-2 for x in n];d['mask']=[str(x.netmask) for x in n];print(d)"</w:t>
+      </w:r>
+    </w:p>
+    <w:p>
+      <w:pPr>
+        <w:pStyle w:val="ListNumber"/>
+      </w:pPr>
+      <w:r>
+        <w:t>Compare every derived value against what the IP Calculator gave you — they must match exactly.</w:t>
+      </w:r>
+    </w:p>
+    <w:p>
+      <w:pPr>
+        <w:pStyle w:val="ListNumber"/>
+      </w:pPr>
+      <w:r>
+        <w:t>Decide the storage trade-off the exam asks about: store the derived columns (fast reads, more space) or recompute on demand (less space, slower). Write your choice and the reason.</w:t>
+      </w:r>
+    </w:p>
+    <w:p>
+      <w:pPr>
+        <w:pStyle w:val="ListNumber"/>
+      </w:pPr>
+      <w:r>
+        <w:t>Save the enriched dataset.</w:t>
+      </w:r>
+    </w:p>
+    <w:p>
+      <w:r>
+        <w:rPr>
+          <w:rFonts w:ascii="Consolas" w:hAnsi="Consolas"/>
+          <w:color w:val="0B3060"/>
+          <w:sz w:val="19"/>
+        </w:rPr>
         <w:t>python3 -c "import pandas as pd,ipaddress as ip;d=pd.read_csv('sites.csv');n=d.cidr.map(ip.ip_network);d['network']=[str(x.network_address) for x in n];d['usable_hosts']=[x.num_addresses-2 for x in n];d.to_csv('sites_enriched.csv',index=False)" &amp;&amp; cat sites_enriched.csv</w:t>
       </w:r>
     </w:p>
@@ -2876,7 +3114,7 @@
         <w:pStyle w:val="ListNumber"/>
       </w:pPr>
       <w:r>
-        <w:t>Create the working folder and download this lab's dataset. The files also ship in the course repo under labs/lab-07-integrate-multiple-datasets-with-sql-joins-and-clean/data/ — download them from GitHub or copy them from the folder you cloned.</w:t>
+        <w:t>Download this lab's dataset. The same files ship in the course repo under this lab's data/ folder.</w:t>
       </w:r>
     </w:p>
     <w:p>
@@ -2886,7 +3124,47 @@
           <w:color w:val="0B3060"/>
           <w:sz w:val="19"/>
         </w:rPr>
-        <w:t>mkdir -p ~/dataplus/lab7 &amp;&amp; cd ~/dataplus/lab7 &amp;&amp; BASE=https://raw.githubusercontent.com/tertiarycourses/TGS-2024049212-CompTIA-Certified-Data-Training/main/labs/lab-07-integrate-multiple-datasets-with-sql-joins-and-clean/data &amp;&amp; for f in customers.csv orders.csv targets.csv; do curl -fsSO $BASE/$f || echo FAILED $f; done &amp;&amp; ls -l</w:t>
+        <w:t>mkdir -p ~/dataplus/lab7 &amp;&amp; cd ~/dataplus/lab7;</w:t>
+      </w:r>
+    </w:p>
+    <w:p>
+      <w:r>
+        <w:rPr>
+          <w:rFonts w:ascii="Consolas" w:hAnsi="Consolas"/>
+          <w:color w:val="0B3060"/>
+          <w:sz w:val="19"/>
+        </w:rPr>
+        <w:t>R=https://raw.githubusercontent.com/tertiarycourses;</w:t>
+      </w:r>
+    </w:p>
+    <w:p>
+      <w:r>
+        <w:rPr>
+          <w:rFonts w:ascii="Consolas" w:hAnsi="Consolas"/>
+          <w:color w:val="0B3060"/>
+          <w:sz w:val="19"/>
+        </w:rPr>
+        <w:t>B=$R/TGS-2024049212-CompTIA-Certified-Data-Training/main/labs;</w:t>
+      </w:r>
+    </w:p>
+    <w:p>
+      <w:r>
+        <w:rPr>
+          <w:rFonts w:ascii="Consolas" w:hAnsi="Consolas"/>
+          <w:color w:val="0B3060"/>
+          <w:sz w:val="19"/>
+        </w:rPr>
+        <w:t>D=lab-07-integrate-multiple-datasets-with-sql-joins-and-clean;</w:t>
+      </w:r>
+    </w:p>
+    <w:p>
+      <w:r>
+        <w:rPr>
+          <w:rFonts w:ascii="Consolas" w:hAnsi="Consolas"/>
+          <w:color w:val="0B3060"/>
+          <w:sz w:val="19"/>
+        </w:rPr>
+        <w:t>for f in customers.csv orders.csv targets.csv; do curl -fsSO $B/$D/data/$f || echo FAILED $f; done; ls -l</w:t>
       </w:r>
     </w:p>
     <w:p>
@@ -3332,7 +3610,7 @@
         <w:pStyle w:val="ListNumber"/>
       </w:pPr>
       <w:r>
-        <w:t>Create the working folder and download this lab's dataset. The files also ship in the course repo under labs/lab-08-descriptive-statistics-and-the-outlier-that-moves-th/data/ — download them from GitHub or copy them from the folder you cloned.</w:t>
+        <w:t>Download this lab's dataset. The same files ship in the course repo under this lab's data/ folder.</w:t>
       </w:r>
     </w:p>
     <w:p>
@@ -3342,15 +3620,7 @@
           <w:color w:val="0B3060"/>
           <w:sz w:val="19"/>
         </w:rPr>
-        <w:t>mkdir -p ~/dataplus/lab8 &amp;&amp; cd ~/dataplus/lab8 &amp;&amp; BASE=https://raw.githubusercontent.com/tertiarycourses/TGS-2024049212-CompTIA-Certified-Data-Training/main/labs/lab-08-descriptive-statistics-and-the-outlier-that-moves-th/data &amp;&amp; for f in salaries.csv; do curl -fsSO $BASE/$f || echo FAILED $f; done &amp;&amp; ls -l</w:t>
-      </w:r>
-    </w:p>
-    <w:p>
-      <w:pPr>
-        <w:pStyle w:val="ListNumber"/>
-      </w:pPr>
-      <w:r>
-        <w:t>Compute CENTRAL TENDENCY — mean, median and mode together.</w:t>
+        <w:t>mkdir -p ~/dataplus/lab8 &amp;&amp; cd ~/dataplus/lab8;</w:t>
       </w:r>
     </w:p>
     <w:p>
@@ -3360,15 +3630,7 @@
           <w:color w:val="0B3060"/>
           <w:sz w:val="19"/>
         </w:rPr>
-        <w:t>python3 -c "import pandas as pd;d=pd.read_csv('salaries.csv');s=d.salary;print('mean',round(s.mean(),2));print('median',s.median());print('mode',s.mode().tolist())"</w:t>
-      </w:r>
-    </w:p>
-    <w:p>
-      <w:pPr>
-        <w:pStyle w:val="ListNumber"/>
-      </w:pPr>
-      <w:r>
-        <w:t>Compute DISPERSION — min, max, range, variance and standard deviation.</w:t>
+        <w:t>R=https://raw.githubusercontent.com/tertiarycourses;</w:t>
       </w:r>
     </w:p>
     <w:p>
@@ -3378,15 +3640,7 @@
           <w:color w:val="0B3060"/>
           <w:sz w:val="19"/>
         </w:rPr>
-        <w:t>python3 -c "import pandas as pd;d=pd.read_csv('salaries.csv');s=d.salary;print('min',s.min(),'max',s.max(),'range',s.max()-s.min());print('variance',round(s.var(),2),'sd',round(s.std(),2))"</w:t>
-      </w:r>
-    </w:p>
-    <w:p>
-      <w:pPr>
-        <w:pStyle w:val="ListNumber"/>
-      </w:pPr>
-      <w:r>
-        <w:t>Compute the Z-SCORE for every row and flag anything beyond |z| &gt; 2.</w:t>
+        <w:t>B=$R/TGS-2024049212-CompTIA-Certified-Data-Training/main/labs;</w:t>
       </w:r>
     </w:p>
     <w:p>
@@ -3396,7 +3650,71 @@
           <w:color w:val="0B3060"/>
           <w:sz w:val="19"/>
         </w:rPr>
-        <w:t>python3 -c "import pandas as pd;d=pd.read_csv('salaries.csv');s=d.salary;d['z']=((s-s.mean())/s.std()).round(2);print(d);print('FLAGGED:');print(d[abs(d.z)&gt;2])"</w:t>
+        <w:t>D=lab-08-descriptive-statistics-and-the-outlier-that-moves-th;</w:t>
+      </w:r>
+    </w:p>
+    <w:p>
+      <w:r>
+        <w:rPr>
+          <w:rFonts w:ascii="Consolas" w:hAnsi="Consolas"/>
+          <w:color w:val="0B3060"/>
+          <w:sz w:val="19"/>
+        </w:rPr>
+        <w:t>for f in salaries.csv; do curl -fsSO $B/$D/data/$f || echo FAILED $f; done; ls -l</w:t>
+      </w:r>
+    </w:p>
+    <w:p>
+      <w:pPr>
+        <w:pStyle w:val="ListNumber"/>
+      </w:pPr>
+      <w:r>
+        <w:t>Compute CENTRAL TENDENCY — mean, median and mode together.</w:t>
+      </w:r>
+    </w:p>
+    <w:p>
+      <w:r>
+        <w:rPr>
+          <w:rFonts w:ascii="Consolas" w:hAnsi="Consolas"/>
+          <w:color w:val="0B3060"/>
+          <w:sz w:val="19"/>
+        </w:rPr>
+        <w:t>python3 -c "import pandas as pd;d=pd.read_csv('salaries.csv');s=d.salary;print('mean',round(s.mean(),2));print('median',s.median());print('mode',s.mode().tolist())"</w:t>
+      </w:r>
+    </w:p>
+    <w:p>
+      <w:pPr>
+        <w:pStyle w:val="ListNumber"/>
+      </w:pPr>
+      <w:r>
+        <w:t>Compute DISPERSION — min, max, range, variance and standard deviation.</w:t>
+      </w:r>
+    </w:p>
+    <w:p>
+      <w:r>
+        <w:rPr>
+          <w:rFonts w:ascii="Consolas" w:hAnsi="Consolas"/>
+          <w:color w:val="0B3060"/>
+          <w:sz w:val="19"/>
+        </w:rPr>
+        <w:t>python3 -c "import pandas as pd;d=pd.read_csv('salaries.csv');s=d.salary;print('min',s.min(),'max',s.max(),'range',s.max()-s.min());print('variance',round(s.var(),2),'sd',round(s.std(),2))"</w:t>
+      </w:r>
+    </w:p>
+    <w:p>
+      <w:pPr>
+        <w:pStyle w:val="ListNumber"/>
+      </w:pPr>
+      <w:r>
+        <w:t>Compute the Z-SCORE for every row and flag anything beyond the standard |z| &gt; 3 threshold.</w:t>
+      </w:r>
+    </w:p>
+    <w:p>
+      <w:r>
+        <w:rPr>
+          <w:rFonts w:ascii="Consolas" w:hAnsi="Consolas"/>
+          <w:color w:val="0B3060"/>
+          <w:sz w:val="19"/>
+        </w:rPr>
+        <w:t>python3 -c "import pandas as pd;d=pd.read_csv('salaries.csv');s=d.salary;d['z']=((s-s.mean())/s.std()).round(2);print(d);print('FLAGGED:');print(d[abs(d.z)&gt;3])"</w:t>
       </w:r>
     </w:p>
     <w:p>
@@ -3639,7 +3957,7 @@
         <w:pStyle w:val="ListNumber"/>
       </w:pPr>
       <w:r>
-        <w:t>Create the working folder and download this lab's dataset. The files also ship in the course repo under labs/lab-09-hypothesis-testing-t-test-p-value-and-the-two-error/data/ — download them from GitHub or copy them from the folder you cloned.</w:t>
+        <w:t>Download this lab's dataset. The same files ship in the course repo under this lab's data/ folder.</w:t>
       </w:r>
     </w:p>
     <w:p>
@@ -3649,7 +3967,47 @@
           <w:color w:val="0B3060"/>
           <w:sz w:val="19"/>
         </w:rPr>
-        <w:t>mkdir -p ~/dataplus/lab9 &amp;&amp; cd ~/dataplus/lab9 &amp;&amp; BASE=https://raw.githubusercontent.com/tertiarycourses/TGS-2024049212-CompTIA-Certified-Data-Training/main/labs/lab-09-hypothesis-testing-t-test-p-value-and-the-two-error/data &amp;&amp; for f in abtest.csv; do curl -fsSO $BASE/$f || echo FAILED $f; done &amp;&amp; ls -l</w:t>
+        <w:t>mkdir -p ~/dataplus/lab9 &amp;&amp; cd ~/dataplus/lab9;</w:t>
+      </w:r>
+    </w:p>
+    <w:p>
+      <w:r>
+        <w:rPr>
+          <w:rFonts w:ascii="Consolas" w:hAnsi="Consolas"/>
+          <w:color w:val="0B3060"/>
+          <w:sz w:val="19"/>
+        </w:rPr>
+        <w:t>R=https://raw.githubusercontent.com/tertiarycourses;</w:t>
+      </w:r>
+    </w:p>
+    <w:p>
+      <w:r>
+        <w:rPr>
+          <w:rFonts w:ascii="Consolas" w:hAnsi="Consolas"/>
+          <w:color w:val="0B3060"/>
+          <w:sz w:val="19"/>
+        </w:rPr>
+        <w:t>B=$R/TGS-2024049212-CompTIA-Certified-Data-Training/main/labs;</w:t>
+      </w:r>
+    </w:p>
+    <w:p>
+      <w:r>
+        <w:rPr>
+          <w:rFonts w:ascii="Consolas" w:hAnsi="Consolas"/>
+          <w:color w:val="0B3060"/>
+          <w:sz w:val="19"/>
+        </w:rPr>
+        <w:t>D=lab-09-hypothesis-testing-t-test-p-value-and-the-two-error;</w:t>
+      </w:r>
+    </w:p>
+    <w:p>
+      <w:r>
+        <w:rPr>
+          <w:rFonts w:ascii="Consolas" w:hAnsi="Consolas"/>
+          <w:color w:val="0B3060"/>
+          <w:sz w:val="19"/>
+        </w:rPr>
+        <w:t>for f in abtest.csv; do curl -fsSO $B/$D/data/$f || echo FAILED $f; done; ls -l</w:t>
       </w:r>
     </w:p>
     <w:p>
@@ -3926,7 +4284,7 @@
         <w:pStyle w:val="ListNumber"/>
       </w:pPr>
       <w:r>
-        <w:t>Create the working folder and download this lab's dataset. The files also ship in the course repo under labs/lab-10-correlation-regression-and-the-causation-trap/data/ — download them from GitHub or copy them from the folder you cloned.</w:t>
+        <w:t>Download this lab's dataset. The same files ship in the course repo under this lab's data/ folder.</w:t>
       </w:r>
     </w:p>
     <w:p>
@@ -3936,7 +4294,47 @@
           <w:color w:val="0B3060"/>
           <w:sz w:val="19"/>
         </w:rPr>
-        <w:t>mkdir -p ~/dataplus/lab10 &amp;&amp; cd ~/dataplus/lab10 &amp;&amp; BASE=https://raw.githubusercontent.com/tertiarycourses/TGS-2024049212-CompTIA-Certified-Data-Training/main/labs/lab-10-correlation-regression-and-the-causation-trap/data &amp;&amp; for f in marketing.csv; do curl -fsSO $BASE/$f || echo FAILED $f; done &amp;&amp; ls -l</w:t>
+        <w:t>mkdir -p ~/dataplus/lab10 &amp;&amp; cd ~/dataplus/lab10;</w:t>
+      </w:r>
+    </w:p>
+    <w:p>
+      <w:r>
+        <w:rPr>
+          <w:rFonts w:ascii="Consolas" w:hAnsi="Consolas"/>
+          <w:color w:val="0B3060"/>
+          <w:sz w:val="19"/>
+        </w:rPr>
+        <w:t>R=https://raw.githubusercontent.com/tertiarycourses;</w:t>
+      </w:r>
+    </w:p>
+    <w:p>
+      <w:r>
+        <w:rPr>
+          <w:rFonts w:ascii="Consolas" w:hAnsi="Consolas"/>
+          <w:color w:val="0B3060"/>
+          <w:sz w:val="19"/>
+        </w:rPr>
+        <w:t>B=$R/TGS-2024049212-CompTIA-Certified-Data-Training/main/labs;</w:t>
+      </w:r>
+    </w:p>
+    <w:p>
+      <w:r>
+        <w:rPr>
+          <w:rFonts w:ascii="Consolas" w:hAnsi="Consolas"/>
+          <w:color w:val="0B3060"/>
+          <w:sz w:val="19"/>
+        </w:rPr>
+        <w:t>D=lab-10-correlation-regression-and-the-causation-trap;</w:t>
+      </w:r>
+    </w:p>
+    <w:p>
+      <w:r>
+        <w:rPr>
+          <w:rFonts w:ascii="Consolas" w:hAnsi="Consolas"/>
+          <w:color w:val="0B3060"/>
+          <w:sz w:val="19"/>
+        </w:rPr>
+        <w:t>for f in marketing.csv; do curl -fsSO $B/$D/data/$f || echo FAILED $f; done; ls -l</w:t>
       </w:r>
     </w:p>
     <w:p>
@@ -4302,7 +4700,7 @@
         <w:pStyle w:val="ListNumber"/>
       </w:pPr>
       <w:r>
-        <w:t>Create the working folder and download this lab's dataset. The files also ship in the course repo under labs/lab-11-choose-the-right-chart-five-questions-five-chart-typ/data/ — download them from GitHub or copy them from the folder you cloned.</w:t>
+        <w:t>Download this lab's dataset. The same files ship in the course repo under this lab's data/ folder.</w:t>
       </w:r>
     </w:p>
     <w:p>
@@ -4312,7 +4710,47 @@
           <w:color w:val="0B3060"/>
           <w:sz w:val="19"/>
         </w:rPr>
-        <w:t>mkdir -p ~/dataplus/lab11 &amp;&amp; cd ~/dataplus/lab11 &amp;&amp; BASE=https://raw.githubusercontent.com/tertiarycourses/TGS-2024049212-CompTIA-Certified-Data-Training/main/labs/lab-11-choose-the-right-chart-five-questions-five-chart-typ/data &amp;&amp; for f in sales.csv; do curl -fsSO $BASE/$f || echo FAILED $f; done &amp;&amp; ls -l</w:t>
+        <w:t>mkdir -p ~/dataplus/lab11 &amp;&amp; cd ~/dataplus/lab11;</w:t>
+      </w:r>
+    </w:p>
+    <w:p>
+      <w:r>
+        <w:rPr>
+          <w:rFonts w:ascii="Consolas" w:hAnsi="Consolas"/>
+          <w:color w:val="0B3060"/>
+          <w:sz w:val="19"/>
+        </w:rPr>
+        <w:t>R=https://raw.githubusercontent.com/tertiarycourses;</w:t>
+      </w:r>
+    </w:p>
+    <w:p>
+      <w:r>
+        <w:rPr>
+          <w:rFonts w:ascii="Consolas" w:hAnsi="Consolas"/>
+          <w:color w:val="0B3060"/>
+          <w:sz w:val="19"/>
+        </w:rPr>
+        <w:t>B=$R/TGS-2024049212-CompTIA-Certified-Data-Training/main/labs;</w:t>
+      </w:r>
+    </w:p>
+    <w:p>
+      <w:r>
+        <w:rPr>
+          <w:rFonts w:ascii="Consolas" w:hAnsi="Consolas"/>
+          <w:color w:val="0B3060"/>
+          <w:sz w:val="19"/>
+        </w:rPr>
+        <w:t>D=lab-11-choose-the-right-chart-five-questions-five-chart-typ;</w:t>
+      </w:r>
+    </w:p>
+    <w:p>
+      <w:r>
+        <w:rPr>
+          <w:rFonts w:ascii="Consolas" w:hAnsi="Consolas"/>
+          <w:color w:val="0B3060"/>
+          <w:sz w:val="19"/>
+        </w:rPr>
+        <w:t>for f in sales.csv; do curl -fsSO $B/$D/data/$f || echo FAILED $f; done; ls -l</w:t>
       </w:r>
     </w:p>
     <w:p>
@@ -4627,7 +5065,7 @@
         <w:pStyle w:val="ListNumber"/>
       </w:pPr>
       <w:r>
-        <w:t>Create the working folder and download this lab's dataset. The files also ship in the course repo under labs/lab-12-build-a-kpi-dashboard-and-validate-its-accuracy/data/ — download them from GitHub or copy them from the folder you cloned.</w:t>
+        <w:t>Download this lab's dataset. The same files ship in the course repo under this lab's data/ folder.</w:t>
       </w:r>
     </w:p>
     <w:p>
@@ -4637,15 +5075,7 @@
           <w:color w:val="0B3060"/>
           <w:sz w:val="19"/>
         </w:rPr>
-        <w:t>mkdir -p ~/dataplus/lab12 &amp;&amp; cd ~/dataplus/lab12 &amp;&amp; BASE=https://raw.githubusercontent.com/tertiarycourses/TGS-2024049212-CompTIA-Certified-Data-Training/main/labs/lab-12-build-a-kpi-dashboard-and-validate-its-accuracy/data &amp;&amp; for f in kpi.csv; do curl -fsSO $BASE/$f || echo FAILED $f; done &amp;&amp; ls -l</w:t>
-      </w:r>
-    </w:p>
-    <w:p>
-      <w:pPr>
-        <w:pStyle w:val="ListNumber"/>
-      </w:pPr>
-      <w:r>
-        <w:t>Compute the headline KPIs first — you must know the true numbers BEFORE you draw anything.</w:t>
+        <w:t>mkdir -p ~/dataplus/lab12 &amp;&amp; cd ~/dataplus/lab12;</w:t>
       </w:r>
     </w:p>
     <w:p>
@@ -4655,15 +5085,7 @@
           <w:color w:val="0B3060"/>
           <w:sz w:val="19"/>
         </w:rPr>
-        <w:t>python3 -c "import pandas as pd;d=pd.read_csv('kpi.csv');print('total revenue',d.revenue.sum());print('total orders',d.orders.sum());print('avg order value',round(d.revenue.sum()*1000/d.orders.sum(),2));print('vs target',round(d.revenue.sum()*100/d.target.sum(),1),'%')"</w:t>
-      </w:r>
-    </w:p>
-    <w:p>
-      <w:pPr>
-        <w:pStyle w:val="ListNumber"/>
-      </w:pPr>
-      <w:r>
-        <w:t>Build the four-panel dashboard in one script.</w:t>
+        <w:t>R=https://raw.githubusercontent.com/tertiarycourses;</w:t>
       </w:r>
     </w:p>
     <w:p>
@@ -4673,7 +5095,7 @@
           <w:color w:val="0B3060"/>
           <w:sz w:val="19"/>
         </w:rPr>
-        <w:t>cat &gt; dashboard.py &lt;&lt;'EOF'</w:t>
+        <w:t>B=$R/TGS-2024049212-CompTIA-Certified-Data-Training/main/labs;</w:t>
       </w:r>
     </w:p>
     <w:p>
@@ -4683,7 +5105,7 @@
           <w:color w:val="0B3060"/>
           <w:sz w:val="19"/>
         </w:rPr>
-        <w:t>import pandas as pd, matplotlib</w:t>
+        <w:t>D=lab-12-build-a-kpi-dashboard-and-validate-its-accuracy;</w:t>
       </w:r>
     </w:p>
     <w:p>
@@ -4693,7 +5115,15 @@
           <w:color w:val="0B3060"/>
           <w:sz w:val="19"/>
         </w:rPr>
-        <w:t>matplotlib.use('Agg')</w:t>
+        <w:t>for f in kpi.csv; do curl -fsSO $B/$D/data/$f || echo FAILED $f; done; ls -l</w:t>
+      </w:r>
+    </w:p>
+    <w:p>
+      <w:pPr>
+        <w:pStyle w:val="ListNumber"/>
+      </w:pPr>
+      <w:r>
+        <w:t>Compute the headline KPIs first — you must know the true numbers BEFORE you draw anything.</w:t>
       </w:r>
     </w:p>
     <w:p>
@@ -4703,7 +5133,15 @@
           <w:color w:val="0B3060"/>
           <w:sz w:val="19"/>
         </w:rPr>
-        <w:t>import matplotlib.pyplot as plt</w:t>
+        <w:t>python3 -c "import pandas as pd;d=pd.read_csv('kpi.csv');print('total revenue',d.revenue.sum());print('total orders',d.orders.sum());print('avg order value',round(d.revenue.sum()*1000/d.orders.sum(),2));print('vs target',round(d.revenue.sum()*100/d.target.sum(),1),'%')"</w:t>
+      </w:r>
+    </w:p>
+    <w:p>
+      <w:pPr>
+        <w:pStyle w:val="ListNumber"/>
+      </w:pPr>
+      <w:r>
+        <w:t>Build the four-panel dashboard in one script.</w:t>
       </w:r>
     </w:p>
     <w:p>
@@ -4713,7 +5151,7 @@
           <w:color w:val="0B3060"/>
           <w:sz w:val="19"/>
         </w:rPr>
-        <w:t>d = pd.read_csv('kpi.csv')</w:t>
+        <w:t>cat &gt; dashboard.py &lt;&lt;'EOF'</w:t>
       </w:r>
     </w:p>
     <w:p>
@@ -4723,7 +5161,7 @@
           <w:color w:val="0B3060"/>
           <w:sz w:val="19"/>
         </w:rPr>
-        <w:t>fig, ax = plt.subplots(2, 2, figsize=(12, 7))</w:t>
+        <w:t>import pandas as pd, matplotlib</w:t>
       </w:r>
     </w:p>
     <w:p>
@@ -4733,7 +5171,7 @@
           <w:color w:val="0B3060"/>
           <w:sz w:val="19"/>
         </w:rPr>
-        <w:t>fig.suptitle('Regional Sales Dashboard  ·  Q1', fontsize=15, fontweight='bold')</w:t>
+        <w:t>matplotlib.use('Agg')</w:t>
       </w:r>
     </w:p>
     <w:p>
@@ -4743,7 +5181,7 @@
           <w:color w:val="0B3060"/>
           <w:sz w:val="19"/>
         </w:rPr>
-        <w:t>d.pivot_table(index='month', columns='region', values='revenue').reindex(['Jan','Feb','Mar']).plot(ax=ax[0][0], marker='o')</w:t>
+        <w:t>import matplotlib.pyplot as plt</w:t>
       </w:r>
     </w:p>
     <w:p>
@@ -4753,7 +5191,7 @@
           <w:color w:val="0B3060"/>
           <w:sz w:val="19"/>
         </w:rPr>
-        <w:t>ax[0][0].set_title('Revenue Trend'); ax[0][0].set_ylabel('SGD k')</w:t>
+        <w:t>d = pd.read_csv('kpi.csv')</w:t>
       </w:r>
     </w:p>
     <w:p>
@@ -4763,7 +5201,7 @@
           <w:color w:val="0B3060"/>
           <w:sz w:val="19"/>
         </w:rPr>
-        <w:t>d.groupby('region').revenue.sum().plot(kind='bar', ax=ax[0][1], color='#1F6FEB')</w:t>
+        <w:t>fig, ax = plt.subplots(2, 2, figsize=(12, 7))</w:t>
       </w:r>
     </w:p>
     <w:p>
@@ -4773,7 +5211,7 @@
           <w:color w:val="0B3060"/>
           <w:sz w:val="19"/>
         </w:rPr>
-        <w:t>ax[0][1].set_title('Revenue by Region')</w:t>
+        <w:t>fig.suptitle('Regional Sales Dashboard  ·  Q1', fontsize=15, fontweight='bold')</w:t>
       </w:r>
     </w:p>
     <w:p>
@@ -4783,7 +5221,7 @@
           <w:color w:val="0B3060"/>
           <w:sz w:val="19"/>
         </w:rPr>
-        <w:t>act = d.groupby('region').revenue.sum(); tgt = d.groupby('region').target.sum()</w:t>
+        <w:t>d.pivot_table(index='month', columns='region', values='revenue').reindex(['Jan','Feb','Mar']).plot(ax=ax[0][0], marker='o')</w:t>
       </w:r>
     </w:p>
     <w:p>
@@ -4793,7 +5231,7 @@
           <w:color w:val="0B3060"/>
           <w:sz w:val="19"/>
         </w:rPr>
-        <w:t>(act/tgt*100).plot(kind='bar', ax=ax[1][0], color='#10B981')</w:t>
+        <w:t>ax[0][0].set_title('Revenue Trend'); ax[0][0].set_ylabel('SGD k')</w:t>
       </w:r>
     </w:p>
     <w:p>
@@ -4803,7 +5241,7 @@
           <w:color w:val="0B3060"/>
           <w:sz w:val="19"/>
         </w:rPr>
-        <w:t>ax[1][0].axhline(100, color='red', ls='--'); ax[1][0].set_title('% of Target')</w:t>
+        <w:t>d.groupby('region').revenue.sum().plot(kind='bar', ax=ax[0][1], color='#1F6FEB')</w:t>
       </w:r>
     </w:p>
     <w:p>
@@ -4813,7 +5251,7 @@
           <w:color w:val="0B3060"/>
           <w:sz w:val="19"/>
         </w:rPr>
-        <w:t>ax[1][1].scatter(d.orders, d.revenue, c='#7C3AED', s=70)</w:t>
+        <w:t>ax[0][1].set_title('Revenue by Region')</w:t>
       </w:r>
     </w:p>
     <w:p>
@@ -4823,7 +5261,7 @@
           <w:color w:val="0B3060"/>
           <w:sz w:val="19"/>
         </w:rPr>
-        <w:t>ax[1][1].set_title('Orders vs Revenue'); ax[1][1].set_xlabel('Orders')</w:t>
+        <w:t>act = d.groupby('region').revenue.sum(); tgt = d.groupby('region').target.sum()</w:t>
       </w:r>
     </w:p>
     <w:p>
@@ -4833,7 +5271,7 @@
           <w:color w:val="0B3060"/>
           <w:sz w:val="19"/>
         </w:rPr>
-        <w:t>plt.tight_layout(rect=[0,0,1,0.95])</w:t>
+        <w:t>(act/tgt*100).plot(kind='bar', ax=ax[1][0], color='#10B981')</w:t>
       </w:r>
     </w:p>
     <w:p>
@@ -4843,7 +5281,7 @@
           <w:color w:val="0B3060"/>
           <w:sz w:val="19"/>
         </w:rPr>
-        <w:t>plt.savefig('dashboard.png', dpi=120)</w:t>
+        <w:t>ax[1][0].axhline(100, color='red', ls='--'); ax[1][0].set_title('% of Target')</w:t>
       </w:r>
     </w:p>
     <w:p>
@@ -4853,7 +5291,7 @@
           <w:color w:val="0B3060"/>
           <w:sz w:val="19"/>
         </w:rPr>
-        <w:t>print('dashboard.png written')</w:t>
+        <w:t>ax[1][1].scatter(d.orders, d.revenue, c='#7C3AED', s=70)</w:t>
       </w:r>
     </w:p>
     <w:p>
@@ -4863,7 +5301,7 @@
           <w:color w:val="0B3060"/>
           <w:sz w:val="19"/>
         </w:rPr>
-        <w:t>EOF</w:t>
+        <w:t>ax[1][1].set_title('Orders vs Revenue'); ax[1][1].set_xlabel('Orders')</w:t>
       </w:r>
     </w:p>
     <w:p>
@@ -4873,15 +5311,7 @@
           <w:color w:val="0B3060"/>
           <w:sz w:val="19"/>
         </w:rPr>
-        <w:t>python3 dashboard.py</w:t>
-      </w:r>
-    </w:p>
-    <w:p>
-      <w:pPr>
-        <w:pStyle w:val="ListNumber"/>
-      </w:pPr>
-      <w:r>
-        <w:t>VALIDATION 1 — record count. Does the dashboard cover every source row?</w:t>
+        <w:t>plt.tight_layout(rect=[0,0,1,0.95])</w:t>
       </w:r>
     </w:p>
     <w:p>
@@ -4891,15 +5321,7 @@
           <w:color w:val="0B3060"/>
           <w:sz w:val="19"/>
         </w:rPr>
-        <w:t>python3 -c "import pandas as pd;d=pd.read_csv('kpi.csv');print('source rows',len(d));print('rows charted',d.groupby(['month','region']).ngroups)"</w:t>
-      </w:r>
-    </w:p>
-    <w:p>
-      <w:pPr>
-        <w:pStyle w:val="ListNumber"/>
-      </w:pPr>
-      <w:r>
-        <w:t>VALIDATION 2 — recalculate the headline total a second, independent way.</w:t>
+        <w:t>plt.savefig('dashboard.png', dpi=120)</w:t>
       </w:r>
     </w:p>
     <w:p>
@@ -4909,15 +5331,7 @@
           <w:color w:val="0B3060"/>
           <w:sz w:val="19"/>
         </w:rPr>
-        <w:t>python3 -c "import pandas as pd;d=pd.read_csv('kpi.csv');a=d.revenue.sum();b=sum(d.groupby('region').revenue.sum());print('method A',a,'method B',b,'MATCH' if a==b else 'MISMATCH')"</w:t>
-      </w:r>
-    </w:p>
-    <w:p>
-      <w:pPr>
-        <w:pStyle w:val="ListNumber"/>
-      </w:pPr>
-      <w:r>
-        <w:t>VALIDATION 3 — cross-validate the % of target figure against a hand calculation.</w:t>
+        <w:t>print('dashboard.png written')</w:t>
       </w:r>
     </w:p>
     <w:p>
@@ -4927,15 +5341,7 @@
           <w:color w:val="0B3060"/>
           <w:sz w:val="19"/>
         </w:rPr>
-        <w:t>python3 -c "import pandas as pd;d=pd.read_csv('kpi.csv');print('Central', round(d[d.region=='Central'].revenue.sum()/d[d.region=='Central'].target.sum()*100,1),'% expected 111.9')"</w:t>
-      </w:r>
-    </w:p>
-    <w:p>
-      <w:pPr>
-        <w:pStyle w:val="ListNumber"/>
-      </w:pPr>
-      <w:r>
-        <w:t>Now PLANT AN ERROR — corrupt one revenue value and rebuild the dashboard.</w:t>
+        <w:t>EOF</w:t>
       </w:r>
     </w:p>
     <w:p>
@@ -4945,7 +5351,7 @@
           <w:color w:val="0B3060"/>
           <w:sz w:val="19"/>
         </w:rPr>
-        <w:t>sed -i 's/Mar,North,161/Mar,North,1610/' kpi.csv &amp;&amp; python3 dashboard.py</w:t>
+        <w:t>python3 dashboard.py</w:t>
       </w:r>
     </w:p>
     <w:p>
@@ -4953,7 +5359,7 @@
         <w:pStyle w:val="ListNumber"/>
       </w:pPr>
       <w:r>
-        <w:t>Re-run validation 2 and 3 and confirm your checks CATCH the planted error.</w:t>
+        <w:t>VALIDATION 1 — record count. Does the dashboard cover every source row?</w:t>
       </w:r>
     </w:p>
     <w:p>
@@ -4963,7 +5369,7 @@
           <w:color w:val="0B3060"/>
           <w:sz w:val="19"/>
         </w:rPr>
-        <w:t>python3 -c "import pandas as pd;d=pd.read_csv('kpi.csv');print('total now',d.revenue.sum(),'(was 1129)');print('North % of target',round(d[d.region=='North'].revenue.sum()/d[d.region=='North'].target.sum()*100,1),'%')"</w:t>
+        <w:t>python3 -c "import pandas as pd;d=pd.read_csv('kpi.csv');print('source rows',len(d));print('rows charted',d.groupby(['month','region']).ngroups)"</w:t>
       </w:r>
     </w:p>
     <w:p>
@@ -4971,7 +5377,7 @@
         <w:pStyle w:val="ListNumber"/>
       </w:pPr>
       <w:r>
-        <w:t>Restore the correct value and confirm the dashboard returns to its validated state.</w:t>
+        <w:t>VALIDATION 2 — recalculate the headline total a second, independent way.</w:t>
       </w:r>
     </w:p>
     <w:p>
@@ -4981,7 +5387,79 @@
           <w:color w:val="0B3060"/>
           <w:sz w:val="19"/>
         </w:rPr>
-        <w:t>sed -i 's/Mar,North,1610/Mar,North,161/' kpi.csv &amp;&amp; python3 dashboard.py &amp;&amp; python3 -c "import pandas as pd;print('total',pd.read_csv('kpi.csv').revenue.sum())"</w:t>
+        <w:t>python3 -c "import pandas as pd;d=pd.read_csv('kpi.csv');a=d.revenue.sum();b=sum(d.groupby('region').revenue.sum());print('method A',a,'method B',b,'MATCH' if a==b else 'MISMATCH')"</w:t>
+      </w:r>
+    </w:p>
+    <w:p>
+      <w:pPr>
+        <w:pStyle w:val="ListNumber"/>
+      </w:pPr>
+      <w:r>
+        <w:t>VALIDATION 3 — cross-validate the % of target figure against a hand calculation.</w:t>
+      </w:r>
+    </w:p>
+    <w:p>
+      <w:r>
+        <w:rPr>
+          <w:rFonts w:ascii="Consolas" w:hAnsi="Consolas"/>
+          <w:color w:val="0B3060"/>
+          <w:sz w:val="19"/>
+        </w:rPr>
+        <w:t>python3 -c "import pandas as pd;d=pd.read_csv('kpi.csv');print('Central', round(d[d.region=='Central'].revenue.sum()/d[d.region=='Central'].target.sum()*100,1),'% expected 111.9')"</w:t>
+      </w:r>
+    </w:p>
+    <w:p>
+      <w:pPr>
+        <w:pStyle w:val="ListNumber"/>
+      </w:pPr>
+      <w:r>
+        <w:t>Now PLANT AN ERROR — corrupt one revenue value and rebuild the dashboard.</w:t>
+      </w:r>
+    </w:p>
+    <w:p>
+      <w:r>
+        <w:rPr>
+          <w:rFonts w:ascii="Consolas" w:hAnsi="Consolas"/>
+          <w:color w:val="0B3060"/>
+          <w:sz w:val="19"/>
+        </w:rPr>
+        <w:t>sed -i 's/Mar,North,159.5/Mar,North,1595/' kpi.csv &amp;&amp; python3 dashboard.py</w:t>
+      </w:r>
+    </w:p>
+    <w:p>
+      <w:pPr>
+        <w:pStyle w:val="ListNumber"/>
+      </w:pPr>
+      <w:r>
+        <w:t>Re-run validation 2 and 3 and confirm your checks CATCH the planted error.</w:t>
+      </w:r>
+    </w:p>
+    <w:p>
+      <w:r>
+        <w:rPr>
+          <w:rFonts w:ascii="Consolas" w:hAnsi="Consolas"/>
+          <w:color w:val="0B3060"/>
+          <w:sz w:val="19"/>
+        </w:rPr>
+        <w:t>python3 -c "import pandas as pd;d=pd.read_csv('kpi.csv');print('total now',round(d.revenue.sum(),1),'(was 3021.3)');print('North % of target',round(d[d.region=='North'].revenue.sum()/d[d.region=='North'].target.sum()*100,1),'%')"</w:t>
+      </w:r>
+    </w:p>
+    <w:p>
+      <w:pPr>
+        <w:pStyle w:val="ListNumber"/>
+      </w:pPr>
+      <w:r>
+        <w:t>Restore the correct value and confirm the dashboard returns to its validated state.</w:t>
+      </w:r>
+    </w:p>
+    <w:p>
+      <w:r>
+        <w:rPr>
+          <w:rFonts w:ascii="Consolas" w:hAnsi="Consolas"/>
+          <w:color w:val="0B3060"/>
+          <w:sz w:val="19"/>
+        </w:rPr>
+        <w:t>sed -i 's/Mar,North,1595/Mar,North,159.5/' kpi.csv &amp;&amp; python3 dashboard.py &amp;&amp; python3 -c "import pandas as pd;print('total',pd.read_csv('kpi.csv').revenue.sum())"</w:t>
       </w:r>
     </w:p>
     <w:p>
@@ -5004,7 +5482,7 @@
     </w:p>
     <w:p>
       <w:r>
-        <w:t>dashboard.png shows four panels built from 24 rows. Total revenue validates at 3021.3 by two independent methods, and North reports 111.9% of target. After the planted error the total jumps by roughly 1450 and North exceeds 250% of target — an impossible figure your validation flags immediately.</w:t>
+        <w:t>dashboard.png shows four panels built from 24 rows. Total revenue validates at 3021.3 by two independent methods. After the planted error the total jumps to 4456.8 and North reports 276.9% of target — an impossible figure your validation catches immediately. Restoring the value returns the total to 3021.3.</w:t>
       </w:r>
     </w:p>
     <w:p>
@@ -5038,7 +5516,7 @@
         <w:pStyle w:val="ListBullet"/>
       </w:pPr>
       <w:r>
-        <w:t>sed did not change anything — Check the exact text with grep 'Mar,North' kpi.csv — sed needs a byte-exact match.</w:t>
+        <w:t>sed did not change anything — sed needs a BYTE-EXACT match. Run grep 'Mar,North' kpi.csv and copy the value from the output — 159.5 is not the same string as 159.50 or 161.</w:t>
       </w:r>
     </w:p>
     <w:p>
@@ -5197,7 +5675,7 @@
         <w:pStyle w:val="ListNumber"/>
       </w:pPr>
       <w:r>
-        <w:t>Create the working folder and download this lab's dataset. The files also ship in the course repo under labs/lab-13-classify-mask-and-de-identify-a-dataset-pdpa-gdpr/data/ — download them from GitHub or copy them from the folder you cloned.</w:t>
+        <w:t>Download this lab's dataset. The same files ship in the course repo under this lab's data/ folder.</w:t>
       </w:r>
     </w:p>
     <w:p>
@@ -5207,23 +5685,7 @@
           <w:color w:val="0B3060"/>
           <w:sz w:val="19"/>
         </w:rPr>
-        <w:t>mkdir -p ~/dataplus/lab13 &amp;&amp; cd ~/dataplus/lab13 &amp;&amp; BASE=https://raw.githubusercontent.com/tertiarycourses/TGS-2024049212-CompTIA-Certified-Data-Training/main/labs/lab-13-classify-mask-and-de-identify-a-dataset-pdpa-gdpr/data &amp;&amp; for f in customers.csv; do curl -fsSO $BASE/$f || echo FAILED $f; done &amp;&amp; ls -l</w:t>
-      </w:r>
-    </w:p>
-    <w:p>
-      <w:pPr>
-        <w:pStyle w:val="ListNumber"/>
-      </w:pPr>
-      <w:r>
-        <w:t>CLASSIFY first. For each column write down its classification (public / internal / sensitive / confidential) and its data type tag (PII, PIFI, none). NRIC is confidential PII; salary is sensitive PIFI; dept is internal.</w:t>
-      </w:r>
-    </w:p>
-    <w:p>
-      <w:pPr>
-        <w:pStyle w:val="ListNumber"/>
-      </w:pPr>
-      <w:r>
-        <w:t>Apply MASKING — the value stays partly visible so it can still be recognised by an authorised human.</w:t>
+        <w:t>mkdir -p ~/dataplus/lab13 &amp;&amp; cd ~/dataplus/lab13;</w:t>
       </w:r>
     </w:p>
     <w:p>
@@ -5233,15 +5695,7 @@
           <w:color w:val="0B3060"/>
           <w:sz w:val="19"/>
         </w:rPr>
-        <w:t>python3 -c "import pandas as pd;d=pd.read_csv('customers.csv');d['nric']=d.nric.str[0]+'****'+d.nric.str[-1];d['email']=d.email.str.replace(r'(.).*(@.*)',r'\1****\2',regex=True);print(d[['cust_id','name','nric','email']])"</w:t>
-      </w:r>
-    </w:p>
-    <w:p>
-      <w:pPr>
-        <w:pStyle w:val="ListNumber"/>
-      </w:pPr>
-      <w:r>
-        <w:t>Apply DE-IDENTIFICATION — the identifying columns are removed outright.</w:t>
+        <w:t>R=https://raw.githubusercontent.com/tertiarycourses;</w:t>
       </w:r>
     </w:p>
     <w:p>
@@ -5251,15 +5705,7 @@
           <w:color w:val="0B3060"/>
           <w:sz w:val="19"/>
         </w:rPr>
-        <w:t>python3 -c "import pandas as pd;d=pd.read_csv('customers.csv');deid=d.drop(columns=['name','nric','email']);print(deid)"</w:t>
-      </w:r>
-    </w:p>
-    <w:p>
-      <w:pPr>
-        <w:pStyle w:val="ListNumber"/>
-      </w:pPr>
-      <w:r>
-        <w:t>Apply PSEUDONYMISATION — replace the identifier with a non-reversible surrogate INDEX FIELD.</w:t>
+        <w:t>B=$R/TGS-2024049212-CompTIA-Certified-Data-Training/main/labs;</w:t>
       </w:r>
     </w:p>
     <w:p>
@@ -5269,15 +5715,7 @@
           <w:color w:val="0B3060"/>
           <w:sz w:val="19"/>
         </w:rPr>
-        <w:t>python3 -c "import pandas as pd,hashlib;d=pd.read_csv('customers.csv');d['subject_key']=d.nric.map(lambda v: hashlib.sha256(v.encode()).hexdigest()[:12]);print(d[['cust_id','subject_key','dept','salary']])"</w:t>
-      </w:r>
-    </w:p>
-    <w:p>
-      <w:pPr>
-        <w:pStyle w:val="ListNumber"/>
-      </w:pPr>
-      <w:r>
-        <w:t>Prove the ANALYSIS STILL WORKS on the protected data — this is the whole point of the technique.</w:t>
+        <w:t>D=lab-13-classify-mask-and-de-identify-a-dataset-pdpa-gdpr;</w:t>
       </w:r>
     </w:p>
     <w:p>
@@ -5287,7 +5725,7 @@
           <w:color w:val="0B3060"/>
           <w:sz w:val="19"/>
         </w:rPr>
-        <w:t>python3 -c "import pandas as pd,hashlib;d=pd.read_csv('customers.csv');d['subject_key']=d.nric.map(lambda v: hashlib.sha256(v.encode()).hexdigest()[:12]);print(d.groupby('dept').salary.mean().round(2))"</w:t>
+        <w:t>for f in customers.csv; do curl -fsSO $B/$D/data/$f || echo FAILED $f; done; ls -l</w:t>
       </w:r>
     </w:p>
     <w:p>
@@ -5295,7 +5733,15 @@
         <w:pStyle w:val="ListNumber"/>
       </w:pPr>
       <w:r>
-        <w:t>Test the re-identification risk: group by postal code and find the SMALLEST group. Any group of 1 is uniquely identifying. Discuss why small groups defeat de-identification (the k-anonymity problem).</w:t>
+        <w:t>CLASSIFY first. For each column write down its classification (public / internal / sensitive / confidential) and its data type tag (PII, PIFI, none). NRIC is confidential PII; salary is sensitive PIFI; dept is internal.</w:t>
+      </w:r>
+    </w:p>
+    <w:p>
+      <w:pPr>
+        <w:pStyle w:val="ListNumber"/>
+      </w:pPr>
+      <w:r>
+        <w:t>Apply MASKING — the value stays partly visible so it can still be recognised by an authorised human.</w:t>
       </w:r>
     </w:p>
     <w:p>
@@ -5305,7 +5751,7 @@
           <w:color w:val="0B3060"/>
           <w:sz w:val="19"/>
         </w:rPr>
-        <w:t>python3 -c "import pandas as pd;d=pd.read_csv('customers.csv');print(d.groupby('postal').size())"</w:t>
+        <w:t>python3 -c "import pandas as pd;d=pd.read_csv('customers.csv');d['nric']=d.nric.str[0]+'****'+d.nric.str[-1];d['email']=d.email.str.replace(r'(.).*(@.*)',r'\1****\2',regex=True);print(d[['cust_id','name','nric','email']])"</w:t>
       </w:r>
     </w:p>
     <w:p>
@@ -5313,7 +5759,7 @@
         <w:pStyle w:val="ListNumber"/>
       </w:pPr>
       <w:r>
-        <w:t>Save the release-ready pseudonymised extract and note who may access it under which role.</w:t>
+        <w:t>Apply DE-IDENTIFICATION — the identifying columns are removed outright.</w:t>
       </w:r>
     </w:p>
     <w:p>
@@ -5323,6 +5769,78 @@
           <w:color w:val="0B3060"/>
           <w:sz w:val="19"/>
         </w:rPr>
+        <w:t>python3 -c "import pandas as pd;d=pd.read_csv('customers.csv');deid=d.drop(columns=['name','nric','email']);print(deid)"</w:t>
+      </w:r>
+    </w:p>
+    <w:p>
+      <w:pPr>
+        <w:pStyle w:val="ListNumber"/>
+      </w:pPr>
+      <w:r>
+        <w:t>Apply PSEUDONYMISATION — replace the identifier with a non-reversible surrogate INDEX FIELD.</w:t>
+      </w:r>
+    </w:p>
+    <w:p>
+      <w:r>
+        <w:rPr>
+          <w:rFonts w:ascii="Consolas" w:hAnsi="Consolas"/>
+          <w:color w:val="0B3060"/>
+          <w:sz w:val="19"/>
+        </w:rPr>
+        <w:t>python3 -c "import pandas as pd,hashlib;d=pd.read_csv('customers.csv');d['subject_key']=d.nric.map(lambda v: hashlib.sha256(v.encode()).hexdigest()[:12]);print(d[['cust_id','subject_key','dept','salary']])"</w:t>
+      </w:r>
+    </w:p>
+    <w:p>
+      <w:pPr>
+        <w:pStyle w:val="ListNumber"/>
+      </w:pPr>
+      <w:r>
+        <w:t>Prove the ANALYSIS STILL WORKS on the protected data — this is the whole point of the technique.</w:t>
+      </w:r>
+    </w:p>
+    <w:p>
+      <w:r>
+        <w:rPr>
+          <w:rFonts w:ascii="Consolas" w:hAnsi="Consolas"/>
+          <w:color w:val="0B3060"/>
+          <w:sz w:val="19"/>
+        </w:rPr>
+        <w:t>python3 -c "import pandas as pd,hashlib;d=pd.read_csv('customers.csv');d['subject_key']=d.nric.map(lambda v: hashlib.sha256(v.encode()).hexdigest()[:12]);print(d.groupby('dept').salary.mean().round(2))"</w:t>
+      </w:r>
+    </w:p>
+    <w:p>
+      <w:pPr>
+        <w:pStyle w:val="ListNumber"/>
+      </w:pPr>
+      <w:r>
+        <w:t>Test the re-identification risk: group by postal code and find the SMALLEST group. Any group of 1 is uniquely identifying. Discuss why small groups defeat de-identification (the k-anonymity problem).</w:t>
+      </w:r>
+    </w:p>
+    <w:p>
+      <w:r>
+        <w:rPr>
+          <w:rFonts w:ascii="Consolas" w:hAnsi="Consolas"/>
+          <w:color w:val="0B3060"/>
+          <w:sz w:val="19"/>
+        </w:rPr>
+        <w:t>python3 -c "import pandas as pd;d=pd.read_csv('customers.csv');print(d.groupby('postal').size())"</w:t>
+      </w:r>
+    </w:p>
+    <w:p>
+      <w:pPr>
+        <w:pStyle w:val="ListNumber"/>
+      </w:pPr>
+      <w:r>
+        <w:t>Save the release-ready pseudonymised extract and note who may access it under which role.</w:t>
+      </w:r>
+    </w:p>
+    <w:p>
+      <w:r>
+        <w:rPr>
+          <w:rFonts w:ascii="Consolas" w:hAnsi="Consolas"/>
+          <w:color w:val="0B3060"/>
+          <w:sz w:val="19"/>
+        </w:rPr>
         <w:t>python3 -c "import pandas as pd,hashlib;d=pd.read_csv('customers.csv');d['subject_key']=d.nric.map(lambda v: hashlib.sha256(v.encode()).hexdigest()[:12]);d[['subject_key','postal','dept','salary']].to_csv('customers_release.csv',index=False)" &amp;&amp; cat customers_release.csv</w:t>
       </w:r>
     </w:p>
@@ -5629,7 +6147,7 @@
         <w:pStyle w:val="ListNumber"/>
       </w:pPr>
       <w:r>
-        <w:t>Create the working folder and download this lab's dataset. The files also ship in the course repo under labs/lab-15-automated-quality-assurance-profile-rule-monitor/data/ — download them from GitHub or copy them from the folder you cloned.</w:t>
+        <w:t>Download this lab's dataset. The same files ship in the course repo under this lab's data/ folder.</w:t>
       </w:r>
     </w:p>
     <w:p>
@@ -5639,7 +6157,47 @@
           <w:color w:val="0B3060"/>
           <w:sz w:val="19"/>
         </w:rPr>
-        <w:t>mkdir -p ~/dataplus/lab15 &amp;&amp; cd ~/dataplus/lab15 &amp;&amp; BASE=https://raw.githubusercontent.com/tertiarycourses/TGS-2024049212-CompTIA-Certified-Data-Training/main/labs/lab-15-automated-quality-assurance-profile-rule-monitor/data &amp;&amp; for f in feed_good.csv feed_bad.csv; do curl -fsSO $BASE/$f || echo FAILED $f; done &amp;&amp; ls -l</w:t>
+        <w:t>mkdir -p ~/dataplus/lab15 &amp;&amp; cd ~/dataplus/lab15;</w:t>
+      </w:r>
+    </w:p>
+    <w:p>
+      <w:r>
+        <w:rPr>
+          <w:rFonts w:ascii="Consolas" w:hAnsi="Consolas"/>
+          <w:color w:val="0B3060"/>
+          <w:sz w:val="19"/>
+        </w:rPr>
+        <w:t>R=https://raw.githubusercontent.com/tertiarycourses;</w:t>
+      </w:r>
+    </w:p>
+    <w:p>
+      <w:r>
+        <w:rPr>
+          <w:rFonts w:ascii="Consolas" w:hAnsi="Consolas"/>
+          <w:color w:val="0B3060"/>
+          <w:sz w:val="19"/>
+        </w:rPr>
+        <w:t>B=$R/TGS-2024049212-CompTIA-Certified-Data-Training/main/labs;</w:t>
+      </w:r>
+    </w:p>
+    <w:p>
+      <w:r>
+        <w:rPr>
+          <w:rFonts w:ascii="Consolas" w:hAnsi="Consolas"/>
+          <w:color w:val="0B3060"/>
+          <w:sz w:val="19"/>
+        </w:rPr>
+        <w:t>D=lab-15-automated-quality-assurance-profile-rule-monitor;</w:t>
+      </w:r>
+    </w:p>
+    <w:p>
+      <w:r>
+        <w:rPr>
+          <w:rFonts w:ascii="Consolas" w:hAnsi="Consolas"/>
+          <w:color w:val="0B3060"/>
+          <w:sz w:val="19"/>
+        </w:rPr>
+        <w:t>for f in feed_good.csv feed_bad.csv; do curl -fsSO $B/$D/data/$f || echo FAILED $f; done; ls -l</w:t>
       </w:r>
     </w:p>
     <w:p>

--- a/courseware/LG-WSQ - CompTIA Certified Data+ Training.docx
+++ b/courseware/LG-WSQ - CompTIA Certified Data+ Training.docx
@@ -477,6 +477,19 @@
       </w:r>
     </w:p>
     <w:p>
+      <w:r>
+        <w:fldChar w:fldCharType="begin"/>
+      </w:r>
+      <w:r>
+        <w:instrText xml:space="preserve"> TOC \o "1-3" \h \z \u </w:instrText>
+      </w:r>
+    </w:p>
+    <w:p>
+      <w:r>
+        <w:fldChar w:fldCharType="separate"/>
+      </w:r>
+    </w:p>
+    <w:p>
       <w:pPr>
         <w:tabs>
           <w:tab w:pos="9072" w:val="right" w:leader="dot"/>
@@ -983,6 +996,11 @@
         <w:t>Glossary</w:t>
         <w:tab/>
         <w:t>43</w:t>
+      </w:r>
+    </w:p>
+    <w:p>
+      <w:r>
+        <w:fldChar w:fldCharType="end"/>
       </w:r>
     </w:p>
     <w:p>
@@ -3833,7 +3851,7 @@
         <w:pStyle w:val="ListBullet"/>
       </w:pPr>
       <w:r>
-        <w:t>Only one row is flagged — That is correct — the dataset carries exactly one planted outlier (E999). Lower the threshold to |z| &gt; 2 and note that nothing else appears, which is what a clean distribution looks like.</w:t>
+        <w:t>Only one row is flagged — That is correct — the dataset carries exactly one planted outlier (E999) at z ≈ 7.5. Nothing else appears at |z| &gt; 3, which is what a clean distribution looks like.</w:t>
       </w:r>
     </w:p>
     <w:p>
@@ -5405,7 +5423,7 @@
           <w:color w:val="0B3060"/>
           <w:sz w:val="19"/>
         </w:rPr>
-        <w:t>python3 -c "import pandas as pd;d=pd.read_csv('kpi.csv');print('Central', round(d[d.region=='Central'].revenue.sum()/d[d.region=='Central'].target.sum()*100,1),'% expected 111.9')"</w:t>
+        <w:t>python3 -c "import pandas as pd;d=pd.read_csv('kpi.csv');print('Central', round(d[d.region=='Central'].revenue.sum()/d[d.region=='Central'].target.sum()*100,1),'% expected 102.9')"</w:t>
       </w:r>
     </w:p>
     <w:p>
